--- a/docs/GUIDE-INSTALL-ELEVE.docx
+++ b/docs/GUIDE-INSTALL-ELEVE.docx
@@ -1820,7 +1820,483 @@
         <w:pStyle w:val="Heading1"/>
       </w:pPr>
       <w:r>
-        <w:t>7. Depannage</w:t>
+        <w:t>7. Configurer un fournisseur LLM (cible)</w:t>
+      </w:r>
+    </w:p>
+    <w:p>
+      <w:r>
+        <w:t>Par defaut, l'assistant CIBLE des labs tourne sur Ollama local (100% hors-ligne). Le produit OWASP etant bati sur LiteLLM, cette cible peut tourner sur de nombreux fournisseurs (Groq, OpenAI, Gemini, Anthropic) SANS aucune modification de code — pure config .env. MODEL_PROVIDER=openai signifie « cloud via LiteLLM » (pas forcement OpenAI) ; le prefixe avant le / dans LITELLM_MODEL choisit le vrai fournisseur.</w:t>
+      </w:r>
+    </w:p>
+    <w:tbl>
+      <w:tblPr>
+        <w:tblStyle w:val="TableGrid"/>
+        <w:tblW w:type="auto" w:w="0"/>
+        <w:tblLook w:firstColumn="1" w:firstRow="1" w:lastColumn="0" w:lastRow="0" w:noHBand="0" w:noVBand="1" w:val="04A0"/>
+      </w:tblPr>
+      <w:tblGrid>
+        <w:gridCol w:w="2409"/>
+        <w:gridCol w:w="2409"/>
+        <w:gridCol w:w="2409"/>
+        <w:gridCol w:w="2409"/>
+      </w:tblGrid>
+      <w:tr>
+        <w:tc>
+          <w:tcPr>
+            <w:tcW w:type="dxa" w:w="2154"/>
+          </w:tcPr>
+          <w:p>
+            <w:pPr>
+              <w:shd w:val="clear" w:fill="EDE7FB"/>
+            </w:pPr>
+            <w:r/>
+            <w:r>
+              <w:rPr>
+                <w:b/>
+                <w:sz w:val="20"/>
+              </w:rPr>
+              <w:t>Fournisseur</w:t>
+            </w:r>
+          </w:p>
+        </w:tc>
+        <w:tc>
+          <w:tcPr>
+            <w:tcW w:type="dxa" w:w="1701"/>
+          </w:tcPr>
+          <w:p>
+            <w:pPr>
+              <w:shd w:val="clear" w:fill="EDE7FB"/>
+            </w:pPr>
+            <w:r/>
+            <w:r>
+              <w:rPr>
+                <w:b/>
+                <w:sz w:val="20"/>
+              </w:rPr>
+              <w:t>MODEL_PROVIDER</w:t>
+            </w:r>
+          </w:p>
+        </w:tc>
+        <w:tc>
+          <w:tcPr>
+            <w:tcW w:type="dxa" w:w="3402"/>
+          </w:tcPr>
+          <w:p>
+            <w:pPr>
+              <w:shd w:val="clear" w:fill="EDE7FB"/>
+            </w:pPr>
+            <w:r/>
+            <w:r>
+              <w:rPr>
+                <w:b/>
+                <w:sz w:val="20"/>
+              </w:rPr>
+              <w:t>LITELLM_MODEL (exemple)</w:t>
+            </w:r>
+          </w:p>
+        </w:tc>
+        <w:tc>
+          <w:tcPr>
+            <w:tcW w:type="dxa" w:w="2381"/>
+          </w:tcPr>
+          <w:p>
+            <w:pPr>
+              <w:shd w:val="clear" w:fill="EDE7FB"/>
+            </w:pPr>
+            <w:r/>
+            <w:r>
+              <w:rPr>
+                <w:b/>
+                <w:sz w:val="20"/>
+              </w:rPr>
+              <w:t>Variable de cle</w:t>
+            </w:r>
+          </w:p>
+        </w:tc>
+      </w:tr>
+      <w:tr>
+        <w:tc>
+          <w:tcPr>
+            <w:tcW w:type="dxa" w:w="2154"/>
+          </w:tcPr>
+          <w:p>
+            <w:r/>
+            <w:r>
+              <w:rPr>
+                <w:sz w:val="20"/>
+              </w:rPr>
+              <w:t>Ollama (local, defaut)</w:t>
+            </w:r>
+          </w:p>
+        </w:tc>
+        <w:tc>
+          <w:tcPr>
+            <w:tcW w:type="dxa" w:w="1701"/>
+          </w:tcPr>
+          <w:p>
+            <w:r/>
+            <w:r>
+              <w:rPr>
+                <w:sz w:val="20"/>
+              </w:rPr>
+              <w:t>ollama</w:t>
+            </w:r>
+          </w:p>
+        </w:tc>
+        <w:tc>
+          <w:tcPr>
+            <w:tcW w:type="dxa" w:w="3402"/>
+          </w:tcPr>
+          <w:p>
+            <w:r/>
+            <w:r>
+              <w:rPr>
+                <w:sz w:val="20"/>
+              </w:rPr>
+              <w:t>— (utilise OLLAMA_MODEL)</w:t>
+            </w:r>
+          </w:p>
+        </w:tc>
+        <w:tc>
+          <w:tcPr>
+            <w:tcW w:type="dxa" w:w="2381"/>
+          </w:tcPr>
+          <w:p>
+            <w:r/>
+            <w:r>
+              <w:rPr>
+                <w:sz w:val="20"/>
+              </w:rPr>
+              <w:t>—</w:t>
+            </w:r>
+          </w:p>
+        </w:tc>
+      </w:tr>
+      <w:tr>
+        <w:tc>
+          <w:tcPr>
+            <w:tcW w:type="dxa" w:w="2154"/>
+          </w:tcPr>
+          <w:p>
+            <w:r/>
+            <w:r>
+              <w:rPr>
+                <w:sz w:val="20"/>
+              </w:rPr>
+              <w:t>Groq</w:t>
+            </w:r>
+          </w:p>
+        </w:tc>
+        <w:tc>
+          <w:tcPr>
+            <w:tcW w:type="dxa" w:w="1701"/>
+          </w:tcPr>
+          <w:p>
+            <w:r/>
+            <w:r>
+              <w:rPr>
+                <w:sz w:val="20"/>
+              </w:rPr>
+              <w:t>openai</w:t>
+            </w:r>
+          </w:p>
+        </w:tc>
+        <w:tc>
+          <w:tcPr>
+            <w:tcW w:type="dxa" w:w="3402"/>
+          </w:tcPr>
+          <w:p>
+            <w:r/>
+            <w:r>
+              <w:rPr>
+                <w:sz w:val="20"/>
+              </w:rPr>
+              <w:t>groq/openai/gpt-oss-20b</w:t>
+            </w:r>
+          </w:p>
+        </w:tc>
+        <w:tc>
+          <w:tcPr>
+            <w:tcW w:type="dxa" w:w="2381"/>
+          </w:tcPr>
+          <w:p>
+            <w:r/>
+            <w:r>
+              <w:rPr>
+                <w:sz w:val="20"/>
+              </w:rPr>
+              <w:t>GROQ_API_KEY</w:t>
+            </w:r>
+          </w:p>
+        </w:tc>
+      </w:tr>
+      <w:tr>
+        <w:tc>
+          <w:tcPr>
+            <w:tcW w:type="dxa" w:w="2154"/>
+          </w:tcPr>
+          <w:p>
+            <w:r/>
+            <w:r>
+              <w:rPr>
+                <w:sz w:val="20"/>
+              </w:rPr>
+              <w:t>OpenAI</w:t>
+            </w:r>
+          </w:p>
+        </w:tc>
+        <w:tc>
+          <w:tcPr>
+            <w:tcW w:type="dxa" w:w="1701"/>
+          </w:tcPr>
+          <w:p>
+            <w:r/>
+            <w:r>
+              <w:rPr>
+                <w:sz w:val="20"/>
+              </w:rPr>
+              <w:t>openai</w:t>
+            </w:r>
+          </w:p>
+        </w:tc>
+        <w:tc>
+          <w:tcPr>
+            <w:tcW w:type="dxa" w:w="3402"/>
+          </w:tcPr>
+          <w:p>
+            <w:r/>
+            <w:r>
+              <w:rPr>
+                <w:sz w:val="20"/>
+              </w:rPr>
+              <w:t>openai/gpt-4o-mini</w:t>
+            </w:r>
+          </w:p>
+        </w:tc>
+        <w:tc>
+          <w:tcPr>
+            <w:tcW w:type="dxa" w:w="2381"/>
+          </w:tcPr>
+          <w:p>
+            <w:r/>
+            <w:r>
+              <w:rPr>
+                <w:sz w:val="20"/>
+              </w:rPr>
+              <w:t>OPENAI_API_KEY</w:t>
+            </w:r>
+          </w:p>
+        </w:tc>
+      </w:tr>
+      <w:tr>
+        <w:tc>
+          <w:tcPr>
+            <w:tcW w:type="dxa" w:w="2154"/>
+          </w:tcPr>
+          <w:p>
+            <w:r/>
+            <w:r>
+              <w:rPr>
+                <w:sz w:val="20"/>
+              </w:rPr>
+              <w:t>Google Gemini</w:t>
+            </w:r>
+          </w:p>
+        </w:tc>
+        <w:tc>
+          <w:tcPr>
+            <w:tcW w:type="dxa" w:w="1701"/>
+          </w:tcPr>
+          <w:p>
+            <w:r/>
+            <w:r>
+              <w:rPr>
+                <w:sz w:val="20"/>
+              </w:rPr>
+              <w:t>openai</w:t>
+            </w:r>
+          </w:p>
+        </w:tc>
+        <w:tc>
+          <w:tcPr>
+            <w:tcW w:type="dxa" w:w="3402"/>
+          </w:tcPr>
+          <w:p>
+            <w:r/>
+            <w:r>
+              <w:rPr>
+                <w:sz w:val="20"/>
+              </w:rPr>
+              <w:t>gemini/gemini-2.0-flash</w:t>
+            </w:r>
+          </w:p>
+        </w:tc>
+        <w:tc>
+          <w:tcPr>
+            <w:tcW w:type="dxa" w:w="2381"/>
+          </w:tcPr>
+          <w:p>
+            <w:r/>
+            <w:r>
+              <w:rPr>
+                <w:sz w:val="20"/>
+              </w:rPr>
+              <w:t>GEMINI_API_KEY</w:t>
+            </w:r>
+          </w:p>
+        </w:tc>
+      </w:tr>
+      <w:tr>
+        <w:tc>
+          <w:tcPr>
+            <w:tcW w:type="dxa" w:w="2154"/>
+          </w:tcPr>
+          <w:p>
+            <w:r/>
+            <w:r>
+              <w:rPr>
+                <w:sz w:val="20"/>
+              </w:rPr>
+              <w:t>Anthropic</w:t>
+            </w:r>
+          </w:p>
+        </w:tc>
+        <w:tc>
+          <w:tcPr>
+            <w:tcW w:type="dxa" w:w="1701"/>
+          </w:tcPr>
+          <w:p>
+            <w:r/>
+            <w:r>
+              <w:rPr>
+                <w:sz w:val="20"/>
+              </w:rPr>
+              <w:t>openai</w:t>
+            </w:r>
+          </w:p>
+        </w:tc>
+        <w:tc>
+          <w:tcPr>
+            <w:tcW w:type="dxa" w:w="3402"/>
+          </w:tcPr>
+          <w:p>
+            <w:r/>
+            <w:r>
+              <w:rPr>
+                <w:sz w:val="20"/>
+              </w:rPr>
+              <w:t>anthropic/claude-3-5-haiku-latest</w:t>
+            </w:r>
+          </w:p>
+        </w:tc>
+        <w:tc>
+          <w:tcPr>
+            <w:tcW w:type="dxa" w:w="2381"/>
+          </w:tcPr>
+          <w:p>
+            <w:r/>
+            <w:r>
+              <w:rPr>
+                <w:sz w:val="20"/>
+              </w:rPr>
+              <w:t>ANTHROPIC_API_KEY</w:t>
+            </w:r>
+          </w:p>
+        </w:tc>
+      </w:tr>
+    </w:tbl>
+    <w:p>
+      <w:r>
+        <w:t>Pour basculer la cible sur un fournisseur cloud (exemple Groq), mettre ces trois lignes dans .env puis relancer :</w:t>
+      </w:r>
+    </w:p>
+    <w:p>
+      <w:pPr>
+        <w:shd w:val="clear" w:fill="F2F2F2"/>
+        <w:spacing w:after="0" w:before="0"/>
+      </w:pPr>
+      <w:r>
+        <w:rPr>
+          <w:rFonts w:ascii="Consolas" w:hAnsi="Consolas"/>
+          <w:sz w:val="19"/>
+        </w:rPr>
+        <w:t>MODEL_PROVIDER=openai</w:t>
+      </w:r>
+    </w:p>
+    <w:p>
+      <w:pPr>
+        <w:shd w:val="clear" w:fill="F2F2F2"/>
+        <w:spacing w:after="0" w:before="0"/>
+      </w:pPr>
+      <w:r>
+        <w:rPr>
+          <w:rFonts w:ascii="Consolas" w:hAnsi="Consolas"/>
+          <w:sz w:val="19"/>
+        </w:rPr>
+        <w:t>LITELLM_MODEL=groq/openai/gpt-oss-20b</w:t>
+      </w:r>
+    </w:p>
+    <w:p>
+      <w:pPr>
+        <w:shd w:val="clear" w:fill="F2F2F2"/>
+        <w:spacing w:after="0" w:before="0"/>
+      </w:pPr>
+      <w:r>
+        <w:rPr>
+          <w:rFonts w:ascii="Consolas" w:hAnsi="Consolas"/>
+          <w:sz w:val="19"/>
+        </w:rPr>
+        <w:t>GROQ_API_KEY=gsk_xxx</w:t>
+      </w:r>
+    </w:p>
+    <w:p>
+      <w:pPr>
+        <w:shd w:val="clear" w:fill="F2F2F2"/>
+        <w:spacing w:after="0" w:before="0"/>
+      </w:pPr>
+      <w:r>
+        <w:rPr>
+          <w:rFonts w:ascii="Consolas" w:hAnsi="Consolas"/>
+          <w:sz w:val="19"/>
+        </w:rPr>
+        <w:t xml:space="preserve"> </w:t>
+      </w:r>
+    </w:p>
+    <w:p>
+      <w:pPr>
+        <w:shd w:val="clear" w:fill="F2F2F2"/>
+        <w:spacing w:after="0" w:before="0"/>
+      </w:pPr>
+      <w:r>
+        <w:rPr>
+          <w:rFonts w:ascii="Consolas" w:hAnsi="Consolas"/>
+          <w:sz w:val="19"/>
+        </w:rPr>
+        <w:t>./pwnzzai.sh restart</w:t>
+      </w:r>
+    </w:p>
+    <w:p>
+      <w:pPr>
+        <w:spacing w:after="80"/>
+      </w:pPr>
+    </w:p>
+    <w:p>
+      <w:pPr>
+        <w:shd w:val="clear" w:fill="FFF4D6"/>
+      </w:pPr>
+      <w:r>
+        <w:rPr>
+          <w:sz w:val="21"/>
+        </w:rPr>
+        <w:t>Seuls les labs cloud openai_* utilisent ce backend ; les labs ollama_* utilisent toujours Ollama local, donc garde le service ollama actif. La cle reste dans .env (gitignore) — ne la committe jamais.</w:t>
+      </w:r>
+    </w:p>
+    <w:p>
+      <w:pPr>
+        <w:pStyle w:val="Heading1"/>
+      </w:pPr>
+      <w:r>
+        <w:t>8. Depannage</w:t>
       </w:r>
     </w:p>
     <w:tbl>
@@ -2117,7 +2593,7 @@
         <w:pStyle w:val="Heading1"/>
       </w:pPr>
       <w:r>
-        <w:t>8. Desinstaller</w:t>
+        <w:t>9. Desinstaller</w:t>
       </w:r>
     </w:p>
     <w:p>

--- a/docs/GUIDE-INSTALL-ELEVE.docx
+++ b/docs/GUIDE-INSTALL-ELEVE.docx
@@ -12,7 +12,7 @@
           <w:color w:val="6D28D9"/>
           <w:sz w:val="52"/>
         </w:rPr>
-        <w:t>Coach JuiceLab pour PwnzzAI — Guide eleve</w:t>
+        <w:t>Guide d'installation eleve — PwnzzAI (Coach JuiceLab)</w:t>
       </w:r>
     </w:p>
     <w:p>
@@ -22,7 +22,7 @@
           <w:color w:val="222222"/>
           <w:sz w:val="24"/>
         </w:rPr>
-        <w:t>Installer PwnzzAI + le coach sur ton poste — Windows / macOS / Linux</w:t>
+        <w:t>Installer PwnzzAI + le Coach JuiceLab sur ton poste — Windows / macOS / Linux</w:t>
       </w:r>
     </w:p>
     <w:p>
@@ -34,291 +34,70 @@
     </w:p>
     <w:p>
       <w:pPr>
-        <w:pStyle w:val="Heading1"/>
-      </w:pPr>
-      <w:r>
-        <w:t>1. Ce qui sera installe</w:t>
-      </w:r>
-    </w:p>
-    <w:p>
-      <w:r>
-        <w:t>PwnzzAI (la pizza shop OWASP volontairement vulnerable pour apprendre la securite des LLM) tourne comme une seule stack docker compose sur ton poste. Le Coach JuiceLab ajoute par-dessus une sidebar pedagogique (briefing, indices gradues, journal, quiz, juge automatique, badges) sans modifier le produit OWASP.</w:t>
-      </w:r>
-    </w:p>
-    <w:tbl>
-      <w:tblPr>
-        <w:tblStyle w:val="TableGrid"/>
-        <w:tblW w:type="auto" w:w="0"/>
-        <w:tblLook w:firstColumn="1" w:firstRow="1" w:lastColumn="0" w:lastRow="0" w:noHBand="0" w:noVBand="1" w:val="04A0"/>
-      </w:tblPr>
-      <w:tblGrid>
-        <w:gridCol w:w="3213"/>
-        <w:gridCol w:w="3213"/>
-        <w:gridCol w:w="3213"/>
-      </w:tblGrid>
-      <w:tr>
-        <w:tc>
-          <w:tcPr>
-            <w:tcW w:type="dxa" w:w="2381"/>
-          </w:tcPr>
-          <w:p>
-            <w:pPr>
-              <w:shd w:val="clear" w:fill="EDE7FB"/>
-            </w:pPr>
-            <w:r/>
-            <w:r>
-              <w:rPr>
-                <w:b/>
-                <w:sz w:val="20"/>
-              </w:rPr>
-              <w:t>Conteneur</w:t>
-            </w:r>
-          </w:p>
-        </w:tc>
-        <w:tc>
-          <w:tcPr>
-            <w:tcW w:type="dxa" w:w="1984"/>
-          </w:tcPr>
-          <w:p>
-            <w:pPr>
-              <w:shd w:val="clear" w:fill="EDE7FB"/>
-            </w:pPr>
-            <w:r/>
-            <w:r>
-              <w:rPr>
-                <w:b/>
-                <w:sz w:val="20"/>
-              </w:rPr>
-              <w:t>Port hote</w:t>
-            </w:r>
-          </w:p>
-        </w:tc>
-        <w:tc>
-          <w:tcPr>
-            <w:tcW w:type="dxa" w:w="5272"/>
-          </w:tcPr>
-          <w:p>
-            <w:pPr>
-              <w:shd w:val="clear" w:fill="EDE7FB"/>
-            </w:pPr>
-            <w:r/>
-            <w:r>
-              <w:rPr>
-                <w:b/>
-                <w:sz w:val="20"/>
-              </w:rPr>
-              <w:t>Role</w:t>
-            </w:r>
-          </w:p>
-        </w:tc>
-      </w:tr>
-      <w:tr>
-        <w:tc>
-          <w:tcPr>
-            <w:tcW w:type="dxa" w:w="2381"/>
-          </w:tcPr>
-          <w:p>
-            <w:r/>
-            <w:r>
-              <w:rPr>
-                <w:sz w:val="20"/>
-              </w:rPr>
-              <w:t>pwnzzai-coach</w:t>
-            </w:r>
-          </w:p>
-        </w:tc>
-        <w:tc>
-          <w:tcPr>
-            <w:tcW w:type="dxa" w:w="1984"/>
-          </w:tcPr>
-          <w:p>
-            <w:r/>
-            <w:r>
-              <w:rPr>
-                <w:sz w:val="20"/>
-              </w:rPr>
-              <w:t>8095 -&gt; 8090</w:t>
-            </w:r>
-          </w:p>
-        </w:tc>
-        <w:tc>
-          <w:tcPr>
-            <w:tcW w:type="dxa" w:w="5272"/>
-          </w:tcPr>
-          <w:p>
-            <w:r/>
-            <w:r>
-              <w:rPr>
-                <w:sz w:val="20"/>
-              </w:rPr>
-              <w:t>Entree eleve : proxy + panneau coach</w:t>
-            </w:r>
-          </w:p>
-        </w:tc>
-      </w:tr>
-      <w:tr>
-        <w:tc>
-          <w:tcPr>
-            <w:tcW w:type="dxa" w:w="2381"/>
-          </w:tcPr>
-          <w:p>
-            <w:r/>
-            <w:r>
-              <w:rPr>
-                <w:sz w:val="20"/>
-              </w:rPr>
-              <w:t>pwnzzai-shop</w:t>
-            </w:r>
-          </w:p>
-        </w:tc>
-        <w:tc>
-          <w:tcPr>
-            <w:tcW w:type="dxa" w:w="1984"/>
-          </w:tcPr>
-          <w:p>
-            <w:r/>
-            <w:r>
-              <w:rPr>
-                <w:sz w:val="20"/>
-              </w:rPr>
-              <w:t>8090 -&gt; 8080</w:t>
-            </w:r>
-          </w:p>
-        </w:tc>
-        <w:tc>
-          <w:tcPr>
-            <w:tcW w:type="dxa" w:w="5272"/>
-          </w:tcPr>
-          <w:p>
-            <w:r/>
-            <w:r>
-              <w:rPr>
-                <w:sz w:val="20"/>
-              </w:rPr>
-              <w:t>PwnzzAI brut OWASP (intact, pour debug)</w:t>
-            </w:r>
-          </w:p>
-        </w:tc>
-      </w:tr>
-      <w:tr>
-        <w:tc>
-          <w:tcPr>
-            <w:tcW w:type="dxa" w:w="2381"/>
-          </w:tcPr>
-          <w:p>
-            <w:r/>
-            <w:r>
-              <w:rPr>
-                <w:sz w:val="20"/>
-              </w:rPr>
-              <w:t>ollama</w:t>
-            </w:r>
-          </w:p>
-        </w:tc>
-        <w:tc>
-          <w:tcPr>
-            <w:tcW w:type="dxa" w:w="1984"/>
-          </w:tcPr>
-          <w:p>
-            <w:r/>
-            <w:r>
-              <w:rPr>
-                <w:sz w:val="20"/>
-              </w:rPr>
-              <w:t>interne</w:t>
-            </w:r>
-          </w:p>
-        </w:tc>
-        <w:tc>
-          <w:tcPr>
-            <w:tcW w:type="dxa" w:w="5272"/>
-          </w:tcPr>
-          <w:p>
-            <w:r/>
-            <w:r>
-              <w:rPr>
-                <w:sz w:val="20"/>
-              </w:rPr>
-              <w:t>LLM local : modele des labs + modele du juge/indices</w:t>
-            </w:r>
-          </w:p>
-        </w:tc>
-      </w:tr>
-    </w:tbl>
-    <w:p>
-      <w:pPr>
         <w:shd w:val="clear" w:fill="FFF4D6"/>
       </w:pPr>
       <w:r>
         <w:rPr>
           <w:sz w:val="21"/>
         </w:rPr>
-        <w:t>Tu utilises uniquement http://localhost:8095 (le coach). Le port 8090 reste disponible pour deboguer PwnzzAI sans le coach. Les trois conteneurs tournent quel que soit ton mode (cohorte ou solo).</w:t>
+        <w:t xml:space="preserve">Objectif : avoir OWASP PwnzzAI + le Coach JuiceLab fonctionnel sur ton portable en </w:t>
+      </w:r>
+      <w:r>
+        <w:rPr>
+          <w:b/>
+          <w:sz w:val="21"/>
+        </w:rPr>
+        <w:t>10 a 15 minutes</w:t>
+      </w:r>
+      <w:r>
+        <w:rPr>
+          <w:sz w:val="21"/>
+        </w:rPr>
+        <w:t xml:space="preserve">, sur </w:t>
+      </w:r>
+      <w:r>
+        <w:rPr>
+          <w:rFonts w:ascii="Consolas" w:hAnsi="Consolas"/>
+          <w:sz w:val="21"/>
+        </w:rPr>
+        <w:t>http://localhost:8095</w:t>
+      </w:r>
+      <w:r>
+        <w:rPr>
+          <w:sz w:val="21"/>
+        </w:rPr>
+        <w:t>.</w:t>
       </w:r>
     </w:p>
     <w:p>
       <w:pPr>
-        <w:jc w:val="center"/>
-      </w:pPr>
-      <w:r>
-        <w:drawing>
-          <wp:inline xmlns:a="http://schemas.openxmlformats.org/drawingml/2006/main" xmlns:pic="http://schemas.openxmlformats.org/drawingml/2006/picture">
-            <wp:extent cx="5669280" cy="1872887"/>
-            <wp:docPr id="1" name="Picture 1"/>
-            <wp:cNvGraphicFramePr>
-              <a:graphicFrameLocks noChangeAspect="1"/>
-            </wp:cNvGraphicFramePr>
-            <a:graphic>
-              <a:graphicData uri="http://schemas.openxmlformats.org/drawingml/2006/picture">
-                <pic:pic>
-                  <pic:nvPicPr>
-                    <pic:cNvPr id="0" name="archi.png"/>
-                    <pic:cNvPicPr/>
-                  </pic:nvPicPr>
-                  <pic:blipFill>
-                    <a:blip r:embed="rId10"/>
-                    <a:stretch>
-                      <a:fillRect/>
-                    </a:stretch>
-                  </pic:blipFill>
-                  <pic:spPr>
-                    <a:xfrm>
-                      <a:off x="0" y="0"/>
-                      <a:ext cx="5669280" cy="1872887"/>
-                    </a:xfrm>
-                    <a:prstGeom prst="rect"/>
-                  </pic:spPr>
-                </pic:pic>
-              </a:graphicData>
-            </a:graphic>
-          </wp:inline>
-        </w:drawing>
+        <w:pStyle w:val="Heading1"/>
+      </w:pPr>
+      <w:r>
+        <w:t>0. Choisis ton mode AVANT d'installer</w:t>
       </w:r>
     </w:p>
     <w:p>
-      <w:pPr>
-        <w:jc w:val="center"/>
-      </w:pPr>
+      <w:r>
+        <w:t xml:space="preserve">Il y a </w:t>
+      </w:r>
       <w:r>
         <w:rPr>
-          <w:i/>
-          <w:color w:val="222222"/>
-          <w:sz w:val="18"/>
+          <w:b/>
         </w:rPr>
-        <w:t>Le coach est un sidecar place devant PwnzzAI ; il transmet tes requetes a l'app, interroge Ollama (juge/indices) et, en cohorte, remonte tes events au dashboard du prof.</w:t>
-      </w:r>
-    </w:p>
-    <w:p>
-      <w:pPr>
-        <w:pStyle w:val="Heading1"/>
-      </w:pPr>
-      <w:r>
-        <w:t>2. Choisis ton mode AVANT d'installer</w:t>
-      </w:r>
-    </w:p>
-    <w:p>
-      <w:r>
-        <w:t>Deux modes. La seule difference est la remontee de ta progression vers le dashboard du prof. La stack lancee chez toi est identique (3 conteneurs) ; seule la cle JUICELAB_DASHBOARD_URL change.</w:t>
+        <w:t>deux modes</w:t>
+      </w:r>
+      <w:r>
+        <w:t xml:space="preserve">. La seule difference est la </w:t>
+      </w:r>
+      <w:r>
+        <w:rPr>
+          <w:b/>
+        </w:rPr>
+        <w:t>remontee de ta progression</w:t>
+      </w:r>
+      <w:r>
+        <w:t xml:space="preserve"> vers le dashboard du prof. Lis ce tableau en premier.</w:t>
       </w:r>
     </w:p>
     <w:tbl>
@@ -336,7 +115,7 @@
       <w:tr>
         <w:tc>
           <w:tcPr>
-            <w:tcW w:type="dxa" w:w="2835"/>
+            <w:tcW w:type="dxa" w:w="2551"/>
           </w:tcPr>
           <w:p>
             <w:pPr>
@@ -354,7 +133,7 @@
         </w:tc>
         <w:tc>
           <w:tcPr>
-            <w:tcW w:type="dxa" w:w="1247"/>
+            <w:tcW w:type="dxa" w:w="1701"/>
           </w:tcPr>
           <w:p>
             <w:pPr>
@@ -384,13 +163,13 @@
                 <w:b/>
                 <w:sz w:val="20"/>
               </w:rPr>
-              <w:t>Remontee</w:t>
+              <w:t>Ce que tu lances</w:t>
             </w:r>
           </w:p>
         </w:tc>
         <w:tc>
           <w:tcPr>
-            <w:tcW w:type="dxa" w:w="2721"/>
+            <w:tcW w:type="dxa" w:w="2551"/>
           </w:tcPr>
           <w:p>
             <w:pPr>
@@ -402,7 +181,7 @@
                 <w:b/>
                 <w:sz w:val="20"/>
               </w:rPr>
-              <w:t>Dashboard ?</w:t>
+              <w:t>Le dashboard prof ?</w:t>
             </w:r>
           </w:p>
         </w:tc>
@@ -410,26 +189,34 @@
       <w:tr>
         <w:tc>
           <w:tcPr>
-            <w:tcW w:type="dxa" w:w="2835"/>
+            <w:tcW w:type="dxa" w:w="2551"/>
           </w:tcPr>
           <w:p>
             <w:r/>
             <w:r>
               <w:rPr>
+                <w:b/>
                 <w:sz w:val="20"/>
               </w:rPr>
-              <w:t>TD avec un enseignant (cas normal)</w:t>
+              <w:t>TD avec un enseignant</w:t>
+            </w:r>
+            <w:r>
+              <w:rPr>
+                <w:sz w:val="20"/>
+              </w:rPr>
+              <w:t xml:space="preserve"> (cas normal)</w:t>
             </w:r>
           </w:p>
         </w:tc>
         <w:tc>
           <w:tcPr>
-            <w:tcW w:type="dxa" w:w="1247"/>
+            <w:tcW w:type="dxa" w:w="1701"/>
           </w:tcPr>
           <w:p>
             <w:r/>
             <w:r>
               <w:rPr>
+                <w:b/>
                 <w:sz w:val="20"/>
               </w:rPr>
               <w:t>Cohorte</w:t>
@@ -446,13 +233,36 @@
               <w:rPr>
                 <w:sz w:val="20"/>
               </w:rPr>
-              <w:t>Events vers le dashboard du prof</w:t>
+              <w:t>La stack PwnzzAI complete ; tes events partent vers le dashboard du prof</w:t>
             </w:r>
           </w:p>
         </w:tc>
         <w:tc>
           <w:tcPr>
-            <w:tcW w:type="dxa" w:w="2721"/>
+            <w:tcW w:type="dxa" w:w="2551"/>
+          </w:tcPr>
+          <w:p>
+            <w:r/>
+            <w:r>
+              <w:rPr>
+                <w:b/>
+                <w:sz w:val="20"/>
+              </w:rPr>
+              <w:t>NON, tu ne l'installes PAS.</w:t>
+            </w:r>
+            <w:r>
+              <w:rPr>
+                <w:sz w:val="20"/>
+              </w:rPr>
+              <w:t xml:space="preserve"> C'est le prof qui l'heberge.</w:t>
+            </w:r>
+          </w:p>
+        </w:tc>
+      </w:tr>
+      <w:tr>
+        <w:tc>
+          <w:tcPr>
+            <w:tcW w:type="dxa" w:w="2551"/>
           </w:tcPr>
           <w:p>
             <w:r/>
@@ -460,34 +270,32 @@
               <w:rPr>
                 <w:sz w:val="20"/>
               </w:rPr>
-              <w:t>NON — c'est le prof qui l'heberge</w:t>
+              <w:t xml:space="preserve">Tu bosses </w:t>
+            </w:r>
+            <w:r>
+              <w:rPr>
+                <w:b/>
+                <w:sz w:val="20"/>
+              </w:rPr>
+              <w:t>seul, sans prof</w:t>
+            </w:r>
+            <w:r>
+              <w:rPr>
+                <w:sz w:val="20"/>
+              </w:rPr>
+              <w:t xml:space="preserve"> (revision, autonomie)</w:t>
             </w:r>
           </w:p>
         </w:tc>
-      </w:tr>
-      <w:tr>
         <w:tc>
           <w:tcPr>
-            <w:tcW w:type="dxa" w:w="2835"/>
+            <w:tcW w:type="dxa" w:w="1701"/>
           </w:tcPr>
           <w:p>
             <w:r/>
             <w:r>
               <w:rPr>
-                <w:sz w:val="20"/>
-              </w:rPr>
-              <w:t>Seul, sans prof (revision)</w:t>
-            </w:r>
-          </w:p>
-        </w:tc>
-        <w:tc>
-          <w:tcPr>
-            <w:tcW w:type="dxa" w:w="1247"/>
-          </w:tcPr>
-          <w:p>
-            <w:r/>
-            <w:r>
-              <w:rPr>
+                <w:b/>
                 <w:sz w:val="20"/>
               </w:rPr>
               <w:t>Solo</w:t>
@@ -504,13 +312,322 @@
               <w:rPr>
                 <w:sz w:val="20"/>
               </w:rPr>
-              <w:t>Aucune remontee</w:t>
+              <w:t>La stack PwnzzAI complete ; aucune remontee</w:t>
             </w:r>
           </w:p>
         </w:tc>
         <w:tc>
           <w:tcPr>
-            <w:tcW w:type="dxa" w:w="2721"/>
+            <w:tcW w:type="dxa" w:w="2551"/>
+          </w:tcPr>
+          <w:p>
+            <w:r/>
+            <w:r>
+              <w:rPr>
+                <w:b/>
+                <w:sz w:val="20"/>
+              </w:rPr>
+              <w:t>NON.</w:t>
+            </w:r>
+            <w:r>
+              <w:rPr>
+                <w:sz w:val="20"/>
+              </w:rPr>
+              <w:t xml:space="preserve"> PwnzzAI n'a pas de dashboard eleve : le coach marche en local, sans reporting.</w:t>
+            </w:r>
+          </w:p>
+        </w:tc>
+      </w:tr>
+    </w:tbl>
+    <w:p>
+      <w:pPr>
+        <w:shd w:val="clear" w:fill="FFF4D6"/>
+      </w:pPr>
+      <w:r>
+        <w:rPr>
+          <w:b/>
+          <w:sz w:val="21"/>
+        </w:rPr>
+        <w:t>ATTENTION — erreur frequente.</w:t>
+      </w:r>
+      <w:r>
+        <w:rPr>
+          <w:sz w:val="21"/>
+        </w:rPr>
+        <w:t xml:space="preserve"> Dans </w:t>
+      </w:r>
+      <w:r>
+        <w:rPr>
+          <w:b/>
+          <w:sz w:val="21"/>
+        </w:rPr>
+        <w:t>aucun mode</w:t>
+      </w:r>
+      <w:r>
+        <w:rPr>
+          <w:sz w:val="21"/>
+        </w:rPr>
+        <w:t xml:space="preserve"> tu n'installes de dashboard sur ton portable. PwnzzAI n'embarque </w:t>
+      </w:r>
+      <w:r>
+        <w:rPr>
+          <w:b/>
+          <w:sz w:val="21"/>
+        </w:rPr>
+        <w:t>aucun dashboard eleve</w:t>
+      </w:r>
+      <w:r>
+        <w:rPr>
+          <w:sz w:val="21"/>
+        </w:rPr>
+        <w:t xml:space="preserve">. En TD (mode cohorte), c'est le prof qui heberge l'unique dashboard central ; toi, tu te contentes de </w:t>
+      </w:r>
+      <w:r>
+        <w:rPr>
+          <w:b/>
+          <w:sz w:val="21"/>
+        </w:rPr>
+        <w:t>pointer</w:t>
+      </w:r>
+      <w:r>
+        <w:rPr>
+          <w:sz w:val="21"/>
+        </w:rPr>
+        <w:t xml:space="preserve"> dessus avec </w:t>
+      </w:r>
+      <w:r>
+        <w:rPr>
+          <w:rFonts w:ascii="Consolas" w:hAnsi="Consolas"/>
+          <w:sz w:val="21"/>
+        </w:rPr>
+        <w:t>-d &lt;ip-prof&gt;</w:t>
+      </w:r>
+      <w:r>
+        <w:rPr>
+          <w:sz w:val="21"/>
+        </w:rPr>
+        <w:t xml:space="preserve"> (section 3.2) et de lui demander son </w:t>
+      </w:r>
+      <w:r>
+        <w:rPr>
+          <w:b/>
+          <w:sz w:val="21"/>
+        </w:rPr>
+        <w:t>IP</w:t>
+      </w:r>
+      <w:r>
+        <w:rPr>
+          <w:sz w:val="21"/>
+        </w:rPr>
+        <w:t>. En solo, il n'y a tout simplement pas de reporting — le coach (indices, juge, quiz, badges) fonctionne quand meme en local.</w:t>
+      </w:r>
+    </w:p>
+    <w:p>
+      <w:pPr>
+        <w:shd w:val="clear" w:fill="FFF4D6"/>
+      </w:pPr>
+      <w:r>
+        <w:rPr>
+          <w:sz w:val="21"/>
+        </w:rPr>
+        <w:t xml:space="preserve">Dans les deux modes, la stack lancee chez toi est </w:t>
+      </w:r>
+      <w:r>
+        <w:rPr>
+          <w:b/>
+          <w:sz w:val="21"/>
+        </w:rPr>
+        <w:t>identique</w:t>
+      </w:r>
+      <w:r>
+        <w:rPr>
+          <w:sz w:val="21"/>
+        </w:rPr>
+        <w:t xml:space="preserve"> (3 conteneurs). Seule la cle </w:t>
+      </w:r>
+      <w:r>
+        <w:rPr>
+          <w:rFonts w:ascii="Consolas" w:hAnsi="Consolas"/>
+          <w:sz w:val="21"/>
+        </w:rPr>
+        <w:t>JUICELAB_DASHBOARD_URL</w:t>
+      </w:r>
+      <w:r>
+        <w:rPr>
+          <w:sz w:val="21"/>
+        </w:rPr>
+        <w:t xml:space="preserve"> change : renseignee en cohorte, vide en solo.</w:t>
+      </w:r>
+    </w:p>
+    <w:p>
+      <w:pPr>
+        <w:pStyle w:val="Heading1"/>
+      </w:pPr>
+      <w:r>
+        <w:t>1. Ce qui sera installe</w:t>
+      </w:r>
+    </w:p>
+    <w:p>
+      <w:r>
+        <w:t xml:space="preserve">PwnzzAI tourne comme </w:t>
+      </w:r>
+      <w:r>
+        <w:rPr>
+          <w:b/>
+        </w:rPr>
+        <w:t>une seule stack `docker compose`</w:t>
+      </w:r>
+      <w:r>
+        <w:t xml:space="preserve"> a la racine du depot. Trois conteneurs, toujours les trois, quel que soit le mode :</w:t>
+      </w:r>
+    </w:p>
+    <w:tbl>
+      <w:tblPr>
+        <w:tblStyle w:val="TableGrid"/>
+        <w:tblW w:type="auto" w:w="0"/>
+        <w:tblLook w:firstColumn="1" w:firstRow="1" w:lastColumn="0" w:lastRow="0" w:noHBand="0" w:noVBand="1" w:val="04A0"/>
+      </w:tblPr>
+      <w:tblGrid>
+        <w:gridCol w:w="2409"/>
+        <w:gridCol w:w="2409"/>
+        <w:gridCol w:w="2409"/>
+        <w:gridCol w:w="2409"/>
+      </w:tblGrid>
+      <w:tr>
+        <w:tc>
+          <w:tcPr>
+            <w:tcW w:type="dxa" w:w="2551"/>
+          </w:tcPr>
+          <w:p>
+            <w:pPr>
+              <w:shd w:val="clear" w:fill="EDE7FB"/>
+            </w:pPr>
+            <w:r/>
+            <w:r>
+              <w:rPr>
+                <w:b/>
+                <w:sz w:val="20"/>
+              </w:rPr>
+              <w:t>Conteneur</w:t>
+            </w:r>
+          </w:p>
+        </w:tc>
+        <w:tc>
+          <w:tcPr>
+            <w:tcW w:type="dxa" w:w="1701"/>
+          </w:tcPr>
+          <w:p>
+            <w:pPr>
+              <w:shd w:val="clear" w:fill="EDE7FB"/>
+            </w:pPr>
+            <w:r/>
+            <w:r>
+              <w:rPr>
+                <w:b/>
+                <w:sz w:val="20"/>
+              </w:rPr>
+              <w:t>Port hote</w:t>
+            </w:r>
+          </w:p>
+        </w:tc>
+        <w:tc>
+          <w:tcPr>
+            <w:tcW w:type="dxa" w:w="2835"/>
+          </w:tcPr>
+          <w:p>
+            <w:pPr>
+              <w:shd w:val="clear" w:fill="EDE7FB"/>
+            </w:pPr>
+            <w:r/>
+            <w:r>
+              <w:rPr>
+                <w:b/>
+                <w:sz w:val="20"/>
+              </w:rPr>
+              <w:t>Role</w:t>
+            </w:r>
+          </w:p>
+        </w:tc>
+        <w:tc>
+          <w:tcPr>
+            <w:tcW w:type="dxa" w:w="2551"/>
+          </w:tcPr>
+          <w:p>
+            <w:pPr>
+              <w:shd w:val="clear" w:fill="EDE7FB"/>
+            </w:pPr>
+            <w:r/>
+            <w:r>
+              <w:rPr>
+                <w:b/>
+                <w:sz w:val="20"/>
+              </w:rPr>
+              <w:t>Mode</w:t>
+            </w:r>
+          </w:p>
+        </w:tc>
+      </w:tr>
+      <w:tr>
+        <w:tc>
+          <w:tcPr>
+            <w:tcW w:type="dxa" w:w="2551"/>
+          </w:tcPr>
+          <w:p>
+            <w:r/>
+            <w:r>
+              <w:rPr>
+                <w:rFonts w:ascii="Consolas" w:hAnsi="Consolas"/>
+                <w:sz w:val="20"/>
+              </w:rPr>
+              <w:t>pwnzzai-coach</w:t>
+            </w:r>
+          </w:p>
+        </w:tc>
+        <w:tc>
+          <w:tcPr>
+            <w:tcW w:type="dxa" w:w="1701"/>
+          </w:tcPr>
+          <w:p>
+            <w:r/>
+            <w:r>
+              <w:rPr>
+                <w:b/>
+                <w:sz w:val="20"/>
+              </w:rPr>
+              <w:t>8095</w:t>
+            </w:r>
+            <w:r>
+              <w:rPr>
+                <w:sz w:val="20"/>
+              </w:rPr>
+              <w:t xml:space="preserve"> → 8090</w:t>
+            </w:r>
+          </w:p>
+        </w:tc>
+        <w:tc>
+          <w:tcPr>
+            <w:tcW w:type="dxa" w:w="2835"/>
+          </w:tcPr>
+          <w:p>
+            <w:r/>
+            <w:r>
+              <w:rPr>
+                <w:b/>
+                <w:sz w:val="20"/>
+              </w:rPr>
+              <w:t>Entree eleve</w:t>
+            </w:r>
+            <w:r>
+              <w:rPr>
+                <w:sz w:val="20"/>
+              </w:rPr>
+              <w:t xml:space="preserve"> : proxy + panneau coach (indices, juge, quiz, badges)</w:t>
+            </w:r>
+          </w:p>
+        </w:tc>
+        <w:tc>
+          <w:tcPr>
+            <w:tcW w:type="dxa" w:w="2551"/>
           </w:tcPr>
           <w:p>
             <w:r/>
@@ -518,7 +635,177 @@
               <w:rPr>
                 <w:sz w:val="20"/>
               </w:rPr>
-              <w:t>NON — le coach marche en local</w:t>
+              <w:t xml:space="preserve">Cohorte </w:t>
+            </w:r>
+            <w:r>
+              <w:rPr>
+                <w:b/>
+                <w:sz w:val="20"/>
+              </w:rPr>
+              <w:t>et</w:t>
+            </w:r>
+            <w:r>
+              <w:rPr>
+                <w:sz w:val="20"/>
+              </w:rPr>
+              <w:t xml:space="preserve"> Solo</w:t>
+            </w:r>
+          </w:p>
+        </w:tc>
+      </w:tr>
+      <w:tr>
+        <w:tc>
+          <w:tcPr>
+            <w:tcW w:type="dxa" w:w="2551"/>
+          </w:tcPr>
+          <w:p>
+            <w:r/>
+            <w:r>
+              <w:rPr>
+                <w:rFonts w:ascii="Consolas" w:hAnsi="Consolas"/>
+                <w:sz w:val="20"/>
+              </w:rPr>
+              <w:t>pwnzzai-shop</w:t>
+            </w:r>
+          </w:p>
+        </w:tc>
+        <w:tc>
+          <w:tcPr>
+            <w:tcW w:type="dxa" w:w="1701"/>
+          </w:tcPr>
+          <w:p>
+            <w:r/>
+            <w:r>
+              <w:rPr>
+                <w:sz w:val="20"/>
+              </w:rPr>
+              <w:t>8090 → 8080</w:t>
+            </w:r>
+          </w:p>
+        </w:tc>
+        <w:tc>
+          <w:tcPr>
+            <w:tcW w:type="dxa" w:w="2835"/>
+          </w:tcPr>
+          <w:p>
+            <w:r/>
+            <w:r>
+              <w:rPr>
+                <w:sz w:val="20"/>
+              </w:rPr>
+              <w:t>PwnzzAI brut OWASP (intact, pour debug)</w:t>
+            </w:r>
+          </w:p>
+        </w:tc>
+        <w:tc>
+          <w:tcPr>
+            <w:tcW w:type="dxa" w:w="2551"/>
+          </w:tcPr>
+          <w:p>
+            <w:r/>
+            <w:r>
+              <w:rPr>
+                <w:sz w:val="20"/>
+              </w:rPr>
+              <w:t xml:space="preserve">Cohorte </w:t>
+            </w:r>
+            <w:r>
+              <w:rPr>
+                <w:b/>
+                <w:sz w:val="20"/>
+              </w:rPr>
+              <w:t>et</w:t>
+            </w:r>
+            <w:r>
+              <w:rPr>
+                <w:sz w:val="20"/>
+              </w:rPr>
+              <w:t xml:space="preserve"> Solo</w:t>
+            </w:r>
+          </w:p>
+        </w:tc>
+      </w:tr>
+      <w:tr>
+        <w:tc>
+          <w:tcPr>
+            <w:tcW w:type="dxa" w:w="2551"/>
+          </w:tcPr>
+          <w:p>
+            <w:r/>
+            <w:r>
+              <w:rPr>
+                <w:rFonts w:ascii="Consolas" w:hAnsi="Consolas"/>
+                <w:sz w:val="20"/>
+              </w:rPr>
+              <w:t>ollama</w:t>
+            </w:r>
+          </w:p>
+        </w:tc>
+        <w:tc>
+          <w:tcPr>
+            <w:tcW w:type="dxa" w:w="1701"/>
+          </w:tcPr>
+          <w:p>
+            <w:r/>
+            <w:r>
+              <w:rPr>
+                <w:sz w:val="20"/>
+              </w:rPr>
+              <w:t>interne</w:t>
+            </w:r>
+          </w:p>
+        </w:tc>
+        <w:tc>
+          <w:tcPr>
+            <w:tcW w:type="dxa" w:w="2835"/>
+          </w:tcPr>
+          <w:p>
+            <w:r/>
+            <w:r>
+              <w:rPr>
+                <w:sz w:val="20"/>
+              </w:rPr>
+              <w:t xml:space="preserve">LLM local : modele des labs + modele du juge/indices (volume </w:t>
+            </w:r>
+            <w:r>
+              <w:rPr>
+                <w:rFonts w:ascii="Consolas" w:hAnsi="Consolas"/>
+                <w:sz w:val="20"/>
+              </w:rPr>
+              <w:t>ollama_data</w:t>
+            </w:r>
+            <w:r>
+              <w:rPr>
+                <w:sz w:val="20"/>
+              </w:rPr>
+              <w:t>)</w:t>
+            </w:r>
+          </w:p>
+        </w:tc>
+        <w:tc>
+          <w:tcPr>
+            <w:tcW w:type="dxa" w:w="2551"/>
+          </w:tcPr>
+          <w:p>
+            <w:r/>
+            <w:r>
+              <w:rPr>
+                <w:sz w:val="20"/>
+              </w:rPr>
+              <w:t xml:space="preserve">Cohorte </w:t>
+            </w:r>
+            <w:r>
+              <w:rPr>
+                <w:b/>
+                <w:sz w:val="20"/>
+              </w:rPr>
+              <w:t>et</w:t>
+            </w:r>
+            <w:r>
+              <w:rPr>
+                <w:sz w:val="20"/>
+              </w:rPr>
+              <w:t xml:space="preserve"> Solo</w:t>
             </w:r>
           </w:p>
         </w:tc>
@@ -526,21 +813,235 @@
     </w:tbl>
     <w:p>
       <w:pPr>
-        <w:shd w:val="clear" w:fill="FFF4D6"/>
-      </w:pPr>
-      <w:r>
-        <w:rPr>
-          <w:sz w:val="21"/>
-        </w:rPr>
-        <w:t>ERREUR FREQUENTE A EVITER. Dans AUCUN mode tu n'installes de dashboard sur ton poste. PwnzzAI n'embarque aucun dashboard eleve. En TD, c'est le prof qui heberge l'unique dashboard central ; toi, tu te contentes de pointer dessus avec -d &lt;ip-prof&gt;. En solo, il n'y a tout simplement pas de reporting.</w:t>
+        <w:jc w:val="center"/>
+      </w:pPr>
+      <w:r>
+        <w:drawing>
+          <wp:inline xmlns:a="http://schemas.openxmlformats.org/drawingml/2006/main" xmlns:pic="http://schemas.openxmlformats.org/drawingml/2006/picture">
+            <wp:extent cx="5669280" cy="2328454"/>
+            <wp:docPr id="1" name="Picture 1"/>
+            <wp:cNvGraphicFramePr>
+              <a:graphicFrameLocks noChangeAspect="1"/>
+            </wp:cNvGraphicFramePr>
+            <a:graphic>
+              <a:graphicData uri="http://schemas.openxmlformats.org/drawingml/2006/picture">
+                <pic:pic>
+                  <pic:nvPicPr>
+                    <pic:cNvPr id="0" name="mermaid_0.png"/>
+                    <pic:cNvPicPr/>
+                  </pic:nvPicPr>
+                  <pic:blipFill>
+                    <a:blip r:embed="rId10"/>
+                    <a:stretch>
+                      <a:fillRect/>
+                    </a:stretch>
+                  </pic:blipFill>
+                  <pic:spPr>
+                    <a:xfrm>
+                      <a:off x="0" y="0"/>
+                      <a:ext cx="5669280" cy="2328454"/>
+                    </a:xfrm>
+                    <a:prstGeom prst="rect"/>
+                  </pic:spPr>
+                </pic:pic>
+              </a:graphicData>
+            </a:graphic>
+          </wp:inline>
+        </w:drawing>
       </w:r>
     </w:p>
     <w:p>
       <w:pPr>
+        <w:jc w:val="center"/>
+      </w:pPr>
+      <w:r>
+        <w:rPr>
+          <w:i/>
+          <w:color w:val="222222"/>
+          <w:sz w:val="18"/>
+        </w:rPr>
+        <w:t>Topologie cote eleve : ton navigateur passe par le coach (sidecar), qui transmet a l'app OWASP, interroge Ollama (juge + indices) et, en cohorte, remonte tes events au dashboard du prof.</w:t>
+      </w:r>
+    </w:p>
+    <w:p>
+      <w:r>
+        <w:t xml:space="preserve">Tu utilises </w:t>
+      </w:r>
+      <w:r>
+        <w:rPr>
+          <w:b/>
+        </w:rPr>
+        <w:t>uniquement</w:t>
+      </w:r>
+      <w:r>
+        <w:t xml:space="preserve"> </w:t>
+      </w:r>
+      <w:r>
+        <w:rPr>
+          <w:rFonts w:ascii="Consolas" w:hAnsi="Consolas"/>
+        </w:rPr>
+        <w:t>http://localhost:8095</w:t>
+      </w:r>
+      <w:r>
+        <w:t xml:space="preserve"> (le coach). Le port </w:t>
+      </w:r>
+      <w:r>
+        <w:rPr>
+          <w:rFonts w:ascii="Consolas" w:hAnsi="Consolas"/>
+        </w:rPr>
+        <w:t>8090</w:t>
+      </w:r>
+      <w:r>
+        <w:t xml:space="preserve"> reste disponible pour deboguer PwnzzAI sans le coach.</w:t>
+      </w:r>
+    </w:p>
+    <w:p>
+      <w:r>
+        <w:t xml:space="preserve">Le coach </w:t>
+      </w:r>
+      <w:r>
+        <w:rPr>
+          <w:b/>
+        </w:rPr>
+        <w:t>ne modifie pas</w:t>
+      </w:r>
+      <w:r>
+        <w:t xml:space="preserve"> le produit OWASP : il se place devant comme proxy transparent et injecte un </w:t>
+      </w:r>
+      <w:r>
+        <w:rPr>
+          <w:rFonts w:ascii="Consolas" w:hAnsi="Consolas"/>
+        </w:rPr>
+        <w:t>&lt;script&gt;</w:t>
+      </w:r>
+      <w:r>
+        <w:t xml:space="preserve"> dans la page.</w:t>
+      </w:r>
+    </w:p>
+    <w:p>
+      <w:r>
+        <w:t xml:space="preserve">Le premier </w:t>
+      </w:r>
+      <w:r>
+        <w:rPr>
+          <w:rFonts w:ascii="Consolas" w:hAnsi="Consolas"/>
+        </w:rPr>
+        <w:t>docker compose up --build</w:t>
+      </w:r>
+      <w:r>
+        <w:t xml:space="preserve"> construit l'image PwnzzAI (clonee a un commit pinne) : compte </w:t>
+      </w:r>
+      <w:r>
+        <w:rPr>
+          <w:b/>
+        </w:rPr>
+        <w:t>5 a 8 minutes</w:t>
+      </w:r>
+      <w:r>
+        <w:t xml:space="preserve">. Ensuite, chaque demarrage est de l'ordre de </w:t>
+      </w:r>
+      <w:r>
+        <w:rPr>
+          <w:b/>
+        </w:rPr>
+        <w:t>10 secondes</w:t>
+      </w:r>
+      <w:r>
+        <w:t xml:space="preserve">. Apres le premier </w:t>
+      </w:r>
+      <w:r>
+        <w:rPr>
+          <w:rFonts w:ascii="Consolas" w:hAnsi="Consolas"/>
+        </w:rPr>
+        <w:t>up</w:t>
+      </w:r>
+      <w:r>
+        <w:t xml:space="preserve">, il faut </w:t>
+      </w:r>
+      <w:r>
+        <w:rPr>
+          <w:b/>
+        </w:rPr>
+        <w:t>tirer les modeles Ollama</w:t>
+      </w:r>
+      <w:r>
+        <w:t xml:space="preserve"> (~2-3 Go de telechargement) — l'installateur s'en charge automatiquement.</w:t>
+      </w:r>
+    </w:p>
+    <w:p>
+      <w:r>
+        <w:t xml:space="preserve">En mode cohorte, aucune donnee sensible ne quitte ton portable au-dela des </w:t>
+      </w:r>
+      <w:r>
+        <w:rPr>
+          <w:b/>
+        </w:rPr>
+        <w:t>events de progression</w:t>
+      </w:r>
+      <w:r>
+        <w:t xml:space="preserve"> (</w:t>
+      </w:r>
+      <w:r>
+        <w:rPr>
+          <w:rFonts w:ascii="Consolas" w:hAnsi="Consolas"/>
+        </w:rPr>
+        <w:t>session_start</w:t>
+      </w:r>
+      <w:r>
+        <w:t xml:space="preserve">, </w:t>
+      </w:r>
+      <w:r>
+        <w:rPr>
+          <w:rFonts w:ascii="Consolas" w:hAnsi="Consolas"/>
+        </w:rPr>
+        <w:t>hint_revealed</w:t>
+      </w:r>
+      <w:r>
+        <w:t xml:space="preserve">, </w:t>
+      </w:r>
+      <w:r>
+        <w:rPr>
+          <w:rFonts w:ascii="Consolas" w:hAnsi="Consolas"/>
+        </w:rPr>
+        <w:t>challenge_solved</w:t>
+      </w:r>
+      <w:r>
+        <w:t xml:space="preserve">, </w:t>
+      </w:r>
+      <w:r>
+        <w:rPr>
+          <w:rFonts w:ascii="Consolas" w:hAnsi="Consolas"/>
+        </w:rPr>
+        <w:t>journal_filled</w:t>
+      </w:r>
+      <w:r>
+        <w:t xml:space="preserve">, </w:t>
+      </w:r>
+      <w:r>
+        <w:rPr>
+          <w:rFonts w:ascii="Consolas" w:hAnsi="Consolas"/>
+        </w:rPr>
+        <w:t>quiz_completed</w:t>
+      </w:r>
+      <w:r>
+        <w:t xml:space="preserve">, </w:t>
+      </w:r>
+      <w:r>
+        <w:rPr>
+          <w:rFonts w:ascii="Consolas" w:hAnsi="Consolas"/>
+        </w:rPr>
+        <w:t>badge_earned</w:t>
+      </w:r>
+      <w:r>
+        <w:t>) envoyes au dashboard prof que tu as designe. En mode solo, rien ne sort.</w:t>
+      </w:r>
+    </w:p>
+    <w:p>
+      <w:pPr>
         <w:pStyle w:val="Heading1"/>
       </w:pPr>
       <w:r>
-        <w:t>3. Prerequis</w:t>
+        <w:t>2. Prerequis</w:t>
       </w:r>
     </w:p>
     <w:tbl>
@@ -557,7 +1058,7 @@
       <w:tr>
         <w:tc>
           <w:tcPr>
-            <w:tcW w:type="dxa" w:w="3969"/>
+            <w:tcW w:type="dxa" w:w="3118"/>
           </w:tcPr>
           <w:p>
             <w:pPr>
@@ -575,7 +1076,7 @@
         </w:tc>
         <w:tc>
           <w:tcPr>
-            <w:tcW w:type="dxa" w:w="2551"/>
+            <w:tcW w:type="dxa" w:w="2835"/>
           </w:tcPr>
           <w:p>
             <w:pPr>
@@ -593,7 +1094,7 @@
         </w:tc>
         <w:tc>
           <w:tcPr>
-            <w:tcW w:type="dxa" w:w="3118"/>
+            <w:tcW w:type="dxa" w:w="3685"/>
           </w:tcPr>
           <w:p>
             <w:pPr>
@@ -605,7 +1106,7 @@
                 <w:b/>
                 <w:sz w:val="20"/>
               </w:rPr>
-              <w:t>Note</w:t>
+              <w:t>Ou le trouver</w:t>
             </w:r>
           </w:p>
         </w:tc>
@@ -613,21 +1114,41 @@
       <w:tr>
         <w:tc>
           <w:tcPr>
-            <w:tcW w:type="dxa" w:w="3969"/>
+            <w:tcW w:type="dxa" w:w="3118"/>
           </w:tcPr>
           <w:p>
             <w:r/>
             <w:r>
               <w:rPr>
+                <w:b/>
                 <w:sz w:val="20"/>
               </w:rPr>
-              <w:t>Docker Desktop (Win/macOS) ou Docker Engine (Linux)</w:t>
+              <w:t>Docker Desktop</w:t>
+            </w:r>
+            <w:r>
+              <w:rPr>
+                <w:sz w:val="20"/>
+              </w:rPr>
+              <w:t xml:space="preserve"> (Windows / macOS) ou </w:t>
+            </w:r>
+            <w:r>
+              <w:rPr>
+                <w:b/>
+                <w:sz w:val="20"/>
+              </w:rPr>
+              <w:t>Docker Engine</w:t>
+            </w:r>
+            <w:r>
+              <w:rPr>
+                <w:sz w:val="20"/>
+              </w:rPr>
+              <w:t xml:space="preserve"> (Linux)</w:t>
             </w:r>
           </w:p>
         </w:tc>
         <w:tc>
           <w:tcPr>
-            <w:tcW w:type="dxa" w:w="2551"/>
+            <w:tcW w:type="dxa" w:w="2835"/>
           </w:tcPr>
           <w:p>
             <w:r/>
@@ -641,7 +1162,7 @@
         </w:tc>
         <w:tc>
           <w:tcPr>
-            <w:tcW w:type="dxa" w:w="3118"/>
+            <w:tcW w:type="dxa" w:w="3685"/>
           </w:tcPr>
           <w:p>
             <w:r/>
@@ -649,7 +1170,7 @@
               <w:rPr>
                 <w:sz w:val="20"/>
               </w:rPr>
-              <w:t>docker.com</w:t>
+              <w:t>https://www.docker.com/products/docker-desktop</w:t>
             </w:r>
           </w:p>
         </w:tc>
@@ -657,12 +1178,13 @@
       <w:tr>
         <w:tc>
           <w:tcPr>
-            <w:tcW w:type="dxa" w:w="3969"/>
+            <w:tcW w:type="dxa" w:w="3118"/>
           </w:tcPr>
           <w:p>
             <w:r/>
             <w:r>
               <w:rPr>
+                <w:b/>
                 <w:sz w:val="20"/>
               </w:rPr>
               <w:t>Docker Compose v2</w:t>
@@ -671,7 +1193,7 @@
         </w:tc>
         <w:tc>
           <w:tcPr>
-            <w:tcW w:type="dxa" w:w="2551"/>
+            <w:tcW w:type="dxa" w:w="2835"/>
           </w:tcPr>
           <w:p>
             <w:r/>
@@ -679,10 +1201,52 @@
               <w:rPr>
                 <w:sz w:val="20"/>
               </w:rPr>
-              <w:t>livre avec Docker Desktop</w:t>
+              <w:t xml:space="preserve">livre avec Docker Desktop ; sur Linux : </w:t>
+            </w:r>
+            <w:r>
+              <w:rPr>
+                <w:rFonts w:ascii="Consolas" w:hAnsi="Consolas"/>
+                <w:sz w:val="20"/>
+              </w:rPr>
+              <w:t>sudo apt install docker-compose-v2</w:t>
+            </w:r>
+            <w:r>
+              <w:rPr>
+                <w:sz w:val="20"/>
+              </w:rPr>
+              <w:t xml:space="preserve"> (distro) ou </w:t>
+            </w:r>
+            <w:r>
+              <w:rPr>
+                <w:rFonts w:ascii="Consolas" w:hAnsi="Consolas"/>
+                <w:sz w:val="20"/>
+              </w:rPr>
+              <w:t>docker-compose-plugin</w:t>
+            </w:r>
+            <w:r>
+              <w:rPr>
+                <w:sz w:val="20"/>
+              </w:rPr>
+              <w:t xml:space="preserve"> (dépôt officiel Docker) — voir § Annexe A</w:t>
             </w:r>
           </w:p>
         </w:tc>
+        <w:tc>
+          <w:tcPr>
+            <w:tcW w:type="dxa" w:w="3685"/>
+          </w:tcPr>
+          <w:p>
+            <w:r/>
+            <w:r>
+              <w:rPr>
+                <w:sz w:val="20"/>
+              </w:rPr>
+              <w:t>—</w:t>
+            </w:r>
+          </w:p>
+        </w:tc>
+      </w:tr>
+      <w:tr>
         <w:tc>
           <w:tcPr>
             <w:tcW w:type="dxa" w:w="3118"/>
@@ -691,22 +1255,7 @@
             <w:r/>
             <w:r>
               <w:rPr>
-                <w:sz w:val="20"/>
-              </w:rPr>
-              <w:t>Linux : voir Annexe Docker</w:t>
-            </w:r>
-          </w:p>
-        </w:tc>
-      </w:tr>
-      <w:tr>
-        <w:tc>
-          <w:tcPr>
-            <w:tcW w:type="dxa" w:w="3969"/>
-          </w:tcPr>
-          <w:p>
-            <w:r/>
-            <w:r>
-              <w:rPr>
+                <w:b/>
                 <w:sz w:val="20"/>
               </w:rPr>
               <w:t>Git</w:t>
@@ -715,7 +1264,7 @@
         </w:tc>
         <w:tc>
           <w:tcPr>
-            <w:tcW w:type="dxa" w:w="2551"/>
+            <w:tcW w:type="dxa" w:w="2835"/>
           </w:tcPr>
           <w:p>
             <w:r/>
@@ -723,10 +1272,26 @@
               <w:rPr>
                 <w:sz w:val="20"/>
               </w:rPr>
-              <w:t>version recente</w:t>
+              <w:t>n'importe quelle version recente</w:t>
             </w:r>
           </w:p>
         </w:tc>
+        <w:tc>
+          <w:tcPr>
+            <w:tcW w:type="dxa" w:w="3685"/>
+          </w:tcPr>
+          <w:p>
+            <w:r/>
+            <w:r>
+              <w:rPr>
+                <w:sz w:val="20"/>
+              </w:rPr>
+              <w:t>https://git-scm.com/downloads</w:t>
+            </w:r>
+          </w:p>
+        </w:tc>
+      </w:tr>
+      <w:tr>
         <w:tc>
           <w:tcPr>
             <w:tcW w:type="dxa" w:w="3118"/>
@@ -735,22 +1300,7 @@
             <w:r/>
             <w:r>
               <w:rPr>
-                <w:sz w:val="20"/>
-              </w:rPr>
-              <w:t>git-scm.com</w:t>
-            </w:r>
-          </w:p>
-        </w:tc>
-      </w:tr>
-      <w:tr>
-        <w:tc>
-          <w:tcPr>
-            <w:tcW w:type="dxa" w:w="3969"/>
-          </w:tcPr>
-          <w:p>
-            <w:r/>
-            <w:r>
-              <w:rPr>
+                <w:b/>
                 <w:sz w:val="20"/>
               </w:rPr>
               <w:t>RAM</w:t>
@@ -759,7 +1309,7 @@
         </w:tc>
         <w:tc>
           <w:tcPr>
-            <w:tcW w:type="dxa" w:w="2551"/>
+            <w:tcW w:type="dxa" w:w="2835"/>
           </w:tcPr>
           <w:p>
             <w:r/>
@@ -767,10 +1317,26 @@
               <w:rPr>
                 <w:sz w:val="20"/>
               </w:rPr>
-              <w:t>8 Go libres conseilles</w:t>
+              <w:t>8 Go libres conseilles (Ollama charge le modele du juge en memoire)</w:t>
             </w:r>
           </w:p>
         </w:tc>
+        <w:tc>
+          <w:tcPr>
+            <w:tcW w:type="dxa" w:w="3685"/>
+          </w:tcPr>
+          <w:p>
+            <w:r/>
+            <w:r>
+              <w:rPr>
+                <w:sz w:val="20"/>
+              </w:rPr>
+              <w:t>—</w:t>
+            </w:r>
+          </w:p>
+        </w:tc>
+      </w:tr>
+      <w:tr>
         <w:tc>
           <w:tcPr>
             <w:tcW w:type="dxa" w:w="3118"/>
@@ -779,22 +1345,7 @@
             <w:r/>
             <w:r>
               <w:rPr>
-                <w:sz w:val="20"/>
-              </w:rPr>
-              <w:t>Ollama charge le modele du juge en memoire</w:t>
-            </w:r>
-          </w:p>
-        </w:tc>
-      </w:tr>
-      <w:tr>
-        <w:tc>
-          <w:tcPr>
-            <w:tcW w:type="dxa" w:w="3969"/>
-          </w:tcPr>
-          <w:p>
-            <w:r/>
-            <w:r>
-              <w:rPr>
+                <w:b/>
                 <w:sz w:val="20"/>
               </w:rPr>
               <w:t>Disque</w:t>
@@ -803,7 +1354,7 @@
         </w:tc>
         <w:tc>
           <w:tcPr>
-            <w:tcW w:type="dxa" w:w="2551"/>
+            <w:tcW w:type="dxa" w:w="2835"/>
           </w:tcPr>
           <w:p>
             <w:r/>
@@ -811,13 +1362,13 @@
               <w:rPr>
                 <w:sz w:val="20"/>
               </w:rPr>
-              <w:t>6 Go libres</w:t>
+              <w:t>6 Go libres (image PwnzzAI + modeles Ollama)</w:t>
             </w:r>
           </w:p>
         </w:tc>
         <w:tc>
           <w:tcPr>
-            <w:tcW w:type="dxa" w:w="3118"/>
+            <w:tcW w:type="dxa" w:w="3685"/>
           </w:tcPr>
           <w:p>
             <w:r/>
@@ -825,7 +1376,7 @@
               <w:rPr>
                 <w:sz w:val="20"/>
               </w:rPr>
-              <w:t>image PwnzzAI + modeles Ollama</w:t>
+              <w:t>—</w:t>
             </w:r>
           </w:p>
         </w:tc>
@@ -846,7 +1397,7 @@
           <w:rFonts w:ascii="Consolas" w:hAnsi="Consolas"/>
           <w:sz w:val="19"/>
         </w:rPr>
-        <w:t>docker --version            # 24.x ou plus</w:t>
+        <w:t>docker --version            # Docker version 24.x ou plus</w:t>
       </w:r>
     </w:p>
     <w:p>
@@ -859,7 +1410,7 @@
           <w:rFonts w:ascii="Consolas" w:hAnsi="Consolas"/>
           <w:sz w:val="19"/>
         </w:rPr>
-        <w:t>docker compose version      # v2.x ou plus</w:t>
+        <w:t>docker compose version      # Docker Compose v2.x ou plus</w:t>
       </w:r>
     </w:p>
     <w:p>
@@ -881,25 +1432,92 @@
       </w:pPr>
     </w:p>
     <w:p>
+      <w:r>
+        <w:t xml:space="preserve">Si </w:t>
+      </w:r>
+      <w:r>
+        <w:rPr>
+          <w:rFonts w:ascii="Consolas" w:hAnsi="Consolas"/>
+        </w:rPr>
+        <w:t>docker compose version</w:t>
+      </w:r>
+      <w:r>
+        <w:t xml:space="preserve"> echoue, ton Docker est trop vieux. Sur Linux : </w:t>
+      </w:r>
+      <w:r>
+        <w:rPr>
+          <w:rFonts w:ascii="Consolas" w:hAnsi="Consolas"/>
+        </w:rPr>
+        <w:t>sudo apt install docker-compose-v2</w:t>
+      </w:r>
+      <w:r>
+        <w:t xml:space="preserve"> (Ubuntu/Debian standard) ou </w:t>
+      </w:r>
+      <w:r>
+        <w:rPr>
+          <w:rFonts w:ascii="Consolas" w:hAnsi="Consolas"/>
+        </w:rPr>
+        <w:t>sudo apt install docker-compose-plugin</w:t>
+      </w:r>
+      <w:r>
+        <w:t xml:space="preserve"> (dépôt officiel Docker). Sur Windows / macOS : mets a jour Docker Desktop.</w:t>
+      </w:r>
+    </w:p>
+    <w:p>
       <w:pPr>
         <w:shd w:val="clear" w:fill="FFF4D6"/>
       </w:pPr>
+      <w:r>
+        <w:rPr>
+          <w:b/>
+          <w:sz w:val="21"/>
+        </w:rPr>
+        <w:t>Note RAM/Ollama.</w:t>
+      </w:r>
       <w:r>
         <w:rPr>
           <w:sz w:val="21"/>
         </w:rPr>
-        <w:t>Si docker compose version echoue, Docker est trop vieux. Linux : sudo apt install docker-compose-v2 (ou docker-compose-plugin). Windows / macOS : mettre a jour Docker Desktop.</w:t>
-      </w:r>
-    </w:p>
-    <w:p>
-      <w:pPr>
-        <w:shd w:val="clear" w:fill="FFF4D6"/>
-      </w:pPr>
+        <w:t xml:space="preserve"> Le coach utilise un LLM local (Ollama) pour les indices et le juge. Le modele du juge par defaut (</w:t>
+      </w:r>
+      <w:r>
+        <w:rPr>
+          <w:rFonts w:ascii="Consolas" w:hAnsi="Consolas"/>
+          <w:sz w:val="21"/>
+        </w:rPr>
+        <w:t>llama3.2:3b</w:t>
+      </w:r>
       <w:r>
         <w:rPr>
           <w:sz w:val="21"/>
         </w:rPr>
-        <w:t>RAM / Ollama : le modele du juge par defaut (llama3.2:3b) tient dans ~3-4 Go de RAM. Ne descends pas a 1b pour le juge (verdicts non fiables).</w:t>
+        <w:t xml:space="preserve">) tient dans ~3-4 Go de RAM ; prevois de la marge. Sur une machine juste, garde le juge en </w:t>
+      </w:r>
+      <w:r>
+        <w:rPr>
+          <w:rFonts w:ascii="Consolas" w:hAnsi="Consolas"/>
+          <w:sz w:val="21"/>
+        </w:rPr>
+        <w:t>llama3.2:3b</w:t>
+      </w:r>
+      <w:r>
+        <w:rPr>
+          <w:sz w:val="21"/>
+        </w:rPr>
+        <w:t xml:space="preserve"> (ne descends pas a </w:t>
+      </w:r>
+      <w:r>
+        <w:rPr>
+          <w:rFonts w:ascii="Consolas" w:hAnsi="Consolas"/>
+          <w:sz w:val="21"/>
+        </w:rPr>
+        <w:t>1b</w:t>
+      </w:r>
+      <w:r>
+        <w:rPr>
+          <w:sz w:val="21"/>
+        </w:rPr>
+        <w:t xml:space="preserve"> : verdicts non fiables).</w:t>
       </w:r>
     </w:p>
     <w:p>
@@ -907,12 +1525,20 @@
         <w:pStyle w:val="Heading1"/>
       </w:pPr>
       <w:r>
-        <w:t>4. Installation en une commande</w:t>
+        <w:t>3. Installation en une commande (recommande)</w:t>
       </w:r>
     </w:p>
     <w:p>
       <w:r>
-        <w:t>Meme flux sur Linux, macOS et Windows. Cloner d'abord :</w:t>
+        <w:t>Meme flux sur Linux, macOS et Windows.</w:t>
+      </w:r>
+    </w:p>
+    <w:p>
+      <w:pPr>
+        <w:pStyle w:val="Heading2"/>
+      </w:pPr>
+      <w:r>
+        <w:t>3.1 Cloner le repo</w:t>
       </w:r>
     </w:p>
     <w:p>
@@ -947,21 +1573,71 @@
       </w:pPr>
     </w:p>
     <w:p>
-      <w:r>
-        <w:t>Remplace M2-IA-2026 par l'identifiant de cohorte donne par ton enseignant, et 192.168.1.10 par l'IP du dashboard prof qu'il t'a communiquee.</w:t>
+      <w:pPr>
+        <w:pStyle w:val="Heading2"/>
+      </w:pPr>
+      <w:r>
+        <w:t>3.2 Lancer l'installeur</w:t>
       </w:r>
     </w:p>
     <w:p>
-      <w:pPr>
-        <w:pStyle w:val="Heading2"/>
-      </w:pPr>
-      <w:r>
-        <w:t>Mode cohorte — TD avec un enseignant (recommande)</w:t>
+      <w:r>
+        <w:t xml:space="preserve">Remplace </w:t>
+      </w:r>
+      <w:r>
+        <w:rPr>
+          <w:rFonts w:ascii="Consolas" w:hAnsi="Consolas"/>
+        </w:rPr>
+        <w:t>M2-IA-2026</w:t>
+      </w:r>
+      <w:r>
+        <w:t xml:space="preserve"> par l'identifiant de cohorte que ton enseignant t'a donne, et </w:t>
+      </w:r>
+      <w:r>
+        <w:rPr>
+          <w:rFonts w:ascii="Consolas" w:hAnsi="Consolas"/>
+        </w:rPr>
+        <w:t>192.168.1.10</w:t>
+      </w:r>
+      <w:r>
+        <w:t xml:space="preserve"> par l'</w:t>
+      </w:r>
+      <w:r>
+        <w:rPr>
+          <w:b/>
+        </w:rPr>
+        <w:t>IP du dashboard prof</w:t>
+      </w:r>
+      <w:r>
+        <w:t xml:space="preserve"> qu'il t'a communiquee. Sans </w:t>
+      </w:r>
+      <w:r>
+        <w:rPr>
+          <w:rFonts w:ascii="Consolas" w:hAnsi="Consolas"/>
+        </w:rPr>
+        <w:t>-c</w:t>
+      </w:r>
+      <w:r>
+        <w:t>, le script demande la cohorte de maniere interactive.</w:t>
       </w:r>
     </w:p>
     <w:p>
-      <w:r>
-        <w:t>Stack complete, events pousses vers le dashboard du prof. Tu n'installes PAS de dashboard.</w:t>
+      <w:pPr>
+        <w:pStyle w:val="Heading2"/>
+      </w:pPr>
+      <w:r>
+        <w:t>Mode cohorte — TD avec un enseignant (recommande)</w:t>
+      </w:r>
+    </w:p>
+    <w:p>
+      <w:r>
+        <w:t xml:space="preserve">Stack complete, events pousses vers le dashboard du prof. </w:t>
+      </w:r>
+      <w:r>
+        <w:rPr>
+          <w:b/>
+        </w:rPr>
+        <w:t>Tu n'installes pas de dashboard.</w:t>
       </w:r>
     </w:p>
     <w:p>
@@ -1032,9 +1708,94 @@
       </w:pPr>
       <w:r>
         <w:rPr>
+          <w:b/>
           <w:sz w:val="21"/>
         </w:rPr>
-        <w:t>Port du dashboard prof : defaut 5000. La valeur de -d accepte 192.168.1.10 (-&gt; http://192.168.1.10:5000), 192.168.1.10:5050 (port explicite) ou une URL complete.</w:t>
+        <w:t>Port du dashboard prof.</w:t>
+      </w:r>
+      <w:r>
+        <w:rPr>
+          <w:sz w:val="21"/>
+        </w:rPr>
+        <w:t xml:space="preserve"> Defaut </w:t>
+      </w:r>
+      <w:r>
+        <w:rPr>
+          <w:rFonts w:ascii="Consolas" w:hAnsi="Consolas"/>
+          <w:sz w:val="21"/>
+        </w:rPr>
+        <w:t>5000</w:t>
+      </w:r>
+      <w:r>
+        <w:rPr>
+          <w:sz w:val="21"/>
+        </w:rPr>
+        <w:t xml:space="preserve">. La valeur de </w:t>
+      </w:r>
+      <w:r>
+        <w:rPr>
+          <w:rFonts w:ascii="Consolas" w:hAnsi="Consolas"/>
+          <w:sz w:val="21"/>
+        </w:rPr>
+        <w:t>-d</w:t>
+      </w:r>
+      <w:r>
+        <w:rPr>
+          <w:sz w:val="21"/>
+        </w:rPr>
+        <w:t xml:space="preserve"> accepte plusieurs formes : </w:t>
+      </w:r>
+      <w:r>
+        <w:rPr>
+          <w:rFonts w:ascii="Consolas" w:hAnsi="Consolas"/>
+          <w:sz w:val="21"/>
+        </w:rPr>
+        <w:t>192.168.1.10</w:t>
+      </w:r>
+      <w:r>
+        <w:rPr>
+          <w:sz w:val="21"/>
+        </w:rPr>
+        <w:t xml:space="preserve"> (→ </w:t>
+      </w:r>
+      <w:r>
+        <w:rPr>
+          <w:rFonts w:ascii="Consolas" w:hAnsi="Consolas"/>
+          <w:sz w:val="21"/>
+        </w:rPr>
+        <w:t>http://192.168.1.10:5000</w:t>
+      </w:r>
+      <w:r>
+        <w:rPr>
+          <w:sz w:val="21"/>
+        </w:rPr>
+        <w:t xml:space="preserve">), </w:t>
+      </w:r>
+      <w:r>
+        <w:rPr>
+          <w:rFonts w:ascii="Consolas" w:hAnsi="Consolas"/>
+          <w:sz w:val="21"/>
+        </w:rPr>
+        <w:t>192.168.1.10:5050</w:t>
+      </w:r>
+      <w:r>
+        <w:rPr>
+          <w:sz w:val="21"/>
+        </w:rPr>
+        <w:t xml:space="preserve"> (port explicite), ou une URL complete </w:t>
+      </w:r>
+      <w:r>
+        <w:rPr>
+          <w:rFonts w:ascii="Consolas" w:hAnsi="Consolas"/>
+          <w:sz w:val="21"/>
+        </w:rPr>
+        <w:t>http://192.168.1.10:5000</w:t>
+      </w:r>
+      <w:r>
+        <w:rPr>
+          <w:sz w:val="21"/>
+        </w:rPr>
+        <w:t>. L'URL d'envoi des events suivra ce que tu donnes.</w:t>
       </w:r>
     </w:p>
     <w:p>
@@ -1047,7 +1808,25 @@
     </w:p>
     <w:p>
       <w:r>
-        <w:t>La MEME stack complete, mais sans remontee (JUICELAB_DASHBOARD_URL reste vide). Indices, juge, quiz et badges fonctionnent quand meme en local.</w:t>
+        <w:t xml:space="preserve">Lance la </w:t>
+      </w:r>
+      <w:r>
+        <w:rPr>
+          <w:b/>
+        </w:rPr>
+        <w:t>meme</w:t>
+      </w:r>
+      <w:r>
+        <w:t xml:space="preserve"> stack complete, mais sans remontee (</w:t>
+      </w:r>
+      <w:r>
+        <w:rPr>
+          <w:rFonts w:ascii="Consolas" w:hAnsi="Consolas"/>
+        </w:rPr>
+        <w:t>JUICELAB_DASHBOARD_URL</w:t>
+      </w:r>
+      <w:r>
+        <w:t xml:space="preserve"> reste vide). Le coach marche en local : indices, juge, quiz, badges fonctionnent, ils ne sont juste pas envoyes a un prof.</w:t>
       </w:r>
     </w:p>
     <w:p>
@@ -1113,14 +1892,72 @@
       </w:pPr>
     </w:p>
     <w:p>
+      <w:r>
+        <w:t>Si le script bash n'est pas executable :</w:t>
+      </w:r>
+    </w:p>
+    <w:p>
+      <w:pPr>
+        <w:shd w:val="clear" w:fill="F2F2F2"/>
+        <w:spacing w:after="0" w:before="0"/>
+      </w:pPr>
+      <w:r>
+        <w:rPr>
+          <w:rFonts w:ascii="Consolas" w:hAnsi="Consolas"/>
+          <w:sz w:val="19"/>
+        </w:rPr>
+        <w:t>chmod +x scripts/install-student.sh</w:t>
+      </w:r>
+    </w:p>
+    <w:p>
+      <w:pPr>
+        <w:spacing w:after="80"/>
+      </w:pPr>
+    </w:p>
+    <w:p>
+      <w:r>
+        <w:t>Si PowerShell se plaint de la politique d'execution, lance une fois :</w:t>
+      </w:r>
+    </w:p>
+    <w:p>
+      <w:pPr>
+        <w:shd w:val="clear" w:fill="F2F2F2"/>
+        <w:spacing w:after="0" w:before="0"/>
+      </w:pPr>
+      <w:r>
+        <w:rPr>
+          <w:rFonts w:ascii="Consolas" w:hAnsi="Consolas"/>
+          <w:sz w:val="19"/>
+        </w:rPr>
+        <w:t>Set-ExecutionPolicy -Scope CurrentUser -ExecutionPolicy RemoteSigned</w:t>
+      </w:r>
+    </w:p>
+    <w:p>
+      <w:pPr>
+        <w:spacing w:after="80"/>
+      </w:pPr>
+    </w:p>
+    <w:p>
+      <w:r>
+        <w:t>puis recommence.</w:t>
+      </w:r>
+    </w:p>
+    <w:p>
       <w:pPr>
         <w:shd w:val="clear" w:fill="FFF4D6"/>
       </w:pPr>
+      <w:r>
+        <w:rPr>
+          <w:b/>
+          <w:sz w:val="21"/>
+        </w:rPr>
+        <w:t>PowerShell 7+ est requis.</w:t>
+      </w:r>
       <w:r>
         <w:rPr>
           <w:sz w:val="21"/>
         </w:rPr>
-        <w:t>Si le script bash n'est pas executable : chmod +x scripts/install-student.sh. Si PowerShell bloque les scripts, lance une fois : Set-ExecutionPolicy -Scope CurrentUser -ExecutionPolicy RemoteSigned. PowerShell 7+ est requis (Windows 10 a la 5.1 par defaut, trop vieille).</w:t>
+        <w:t xml:space="preserve"> Windows 10 a PowerShell 5.1 par defaut, qui est trop vieux. Installe PowerShell 7 depuis https://learn.microsoft.com/fr-fr/powershell/scripting/install/installing-powershell-on-windows.</w:t>
       </w:r>
     </w:p>
     <w:p>
@@ -1128,15 +1965,12 @@
         <w:pStyle w:val="Heading2"/>
       </w:pPr>
       <w:r>
-        <w:t>Ce que fait l'installeur</w:t>
+        <w:t>3.3 Ce que fait l'installeur</w:t>
       </w:r>
     </w:p>
     <w:p>
-      <w:pPr>
-        <w:pStyle w:val="ListNumber"/>
-      </w:pPr>
-      <w:r>
-        <w:t>Verifie que Docker et Docker Compose sont disponibles.</w:t>
+      <w:r>
+        <w:t>Dans l'ordre :</w:t>
       </w:r>
     </w:p>
     <w:p>
@@ -1144,7 +1978,7 @@
         <w:pStyle w:val="ListNumber"/>
       </w:pPr>
       <w:r>
-        <w:t>Cree la racine .env depuis .env.example si elle manque.</w:t>
+        <w:t>Verifie que Docker et Docker Compose sont disponibles.</w:t>
       </w:r>
     </w:p>
     <w:p>
@@ -1152,7 +1986,25 @@
         <w:pStyle w:val="ListNumber"/>
       </w:pPr>
       <w:r>
-        <w:t>Ecrit les cles JUICELAB_* : JUICELAB_COHORT_ID (selon -c), JUICELAB_INSTANCE_LABEL (selon -l ou le nom de la machine), JUICELAB_DASHBOARD_URL (renseigne en cohorte via -d, vide en solo).</w:t>
+        <w:t xml:space="preserve">Cree la racine </w:t>
+      </w:r>
+      <w:r>
+        <w:rPr>
+          <w:rFonts w:ascii="Consolas" w:hAnsi="Consolas"/>
+        </w:rPr>
+        <w:t>.env</w:t>
+      </w:r>
+      <w:r>
+        <w:t xml:space="preserve"> depuis </w:t>
+      </w:r>
+      <w:r>
+        <w:rPr>
+          <w:rFonts w:ascii="Consolas" w:hAnsi="Consolas"/>
+        </w:rPr>
+        <w:t>.env.example</w:t>
+      </w:r>
+      <w:r>
+        <w:t xml:space="preserve"> si elle n'existe pas encore.</w:t>
       </w:r>
     </w:p>
     <w:p>
@@ -1160,7 +2012,88 @@
         <w:pStyle w:val="ListNumber"/>
       </w:pPr>
       <w:r>
-        <w:t>Lance la stack complete : docker compose up -d --build (3 conteneurs).</w:t>
+        <w:t xml:space="preserve">Ecrit / met a jour les cles </w:t>
+      </w:r>
+      <w:r>
+        <w:rPr>
+          <w:rFonts w:ascii="Consolas" w:hAnsi="Consolas"/>
+        </w:rPr>
+        <w:t>JUICELAB_*</w:t>
+      </w:r>
+      <w:r>
+        <w:t xml:space="preserve"> : </w:t>
+      </w:r>
+      <w:r>
+        <w:rPr>
+          <w:rFonts w:ascii="Consolas" w:hAnsi="Consolas"/>
+        </w:rPr>
+        <w:t>JUICELAB_COHORT_ID</w:t>
+      </w:r>
+      <w:r>
+        <w:t xml:space="preserve"> (selon </w:t>
+      </w:r>
+      <w:r>
+        <w:rPr>
+          <w:rFonts w:ascii="Consolas" w:hAnsi="Consolas"/>
+        </w:rPr>
+        <w:t>-c</w:t>
+      </w:r>
+      <w:r>
+        <w:t xml:space="preserve">, la valeur existante, ou un prompt), </w:t>
+      </w:r>
+      <w:r>
+        <w:rPr>
+          <w:rFonts w:ascii="Consolas" w:hAnsi="Consolas"/>
+        </w:rPr>
+        <w:t>JUICELAB_INSTANCE_LABEL</w:t>
+      </w:r>
+      <w:r>
+        <w:t xml:space="preserve"> (selon </w:t>
+      </w:r>
+      <w:r>
+        <w:rPr>
+          <w:rFonts w:ascii="Consolas" w:hAnsi="Consolas"/>
+        </w:rPr>
+        <w:t>-l</w:t>
+      </w:r>
+      <w:r>
+        <w:t xml:space="preserve">, ou le nom de la machine), et </w:t>
+      </w:r>
+      <w:r>
+        <w:rPr>
+          <w:rFonts w:ascii="Consolas" w:hAnsi="Consolas"/>
+        </w:rPr>
+        <w:t>JUICELAB_DASHBOARD_URL</w:t>
+      </w:r>
+      <w:r>
+        <w:t xml:space="preserve"> (renseigne en cohorte via </w:t>
+      </w:r>
+      <w:r>
+        <w:rPr>
+          <w:rFonts w:ascii="Consolas" w:hAnsi="Consolas"/>
+        </w:rPr>
+        <w:t>-d</w:t>
+      </w:r>
+      <w:r>
+        <w:t xml:space="preserve">, vide en solo). Le </w:t>
+      </w:r>
+      <w:r>
+        <w:rPr>
+          <w:b/>
+        </w:rPr>
+        <w:t>label</w:t>
+      </w:r>
+      <w:r>
+        <w:t xml:space="preserve"> est le nom de </w:t>
+      </w:r>
+      <w:r>
+        <w:rPr>
+          <w:b/>
+        </w:rPr>
+        <w:t>ton poste</w:t>
+      </w:r>
+      <w:r>
+        <w:t xml:space="preserve"> visible par le prof dans sa matrice de cohorte.</w:t>
       </w:r>
     </w:p>
     <w:p>
@@ -1168,7 +2101,16 @@
         <w:pStyle w:val="ListNumber"/>
       </w:pPr>
       <w:r>
-        <w:t>Tire les modeles Ollama (scripts/pull-models.sh : juge puis labs).</w:t>
+        <w:t xml:space="preserve">Lance la stack complete : </w:t>
+      </w:r>
+      <w:r>
+        <w:rPr>
+          <w:rFonts w:ascii="Consolas" w:hAnsi="Consolas"/>
+        </w:rPr>
+        <w:t>docker compose up -d --build</w:t>
+      </w:r>
+      <w:r>
+        <w:t xml:space="preserve"> (les 3 conteneurs).</w:t>
       </w:r>
     </w:p>
     <w:p>
@@ -1176,26 +2118,491 @@
         <w:pStyle w:val="ListNumber"/>
       </w:pPr>
       <w:r>
-        <w:t>Attend que le coach reponde sur /__coach/health, puis affiche les URLs.</w:t>
+        <w:t>Tire les modeles Ollama (</w:t>
+      </w:r>
+      <w:r>
+        <w:rPr>
+          <w:rFonts w:ascii="Consolas" w:hAnsi="Consolas"/>
+        </w:rPr>
+        <w:t>scripts/pull-models.sh</w:t>
+      </w:r>
+      <w:r>
+        <w:t xml:space="preserve"> : le juge d'abord, puis l'assistant des labs).</w:t>
       </w:r>
     </w:p>
     <w:p>
       <w:pPr>
-        <w:shd w:val="clear" w:fill="FFF4D6"/>
-      </w:pPr>
+        <w:pStyle w:val="ListNumber"/>
+      </w:pPr>
+      <w:r>
+        <w:t xml:space="preserve">Attend que le coach reponde sur </w:t>
+      </w:r>
       <w:r>
         <w:rPr>
-          <w:sz w:val="21"/>
+          <w:rFonts w:ascii="Consolas" w:hAnsi="Consolas"/>
         </w:rPr>
-        <w:t>Premier build : 5 a 8 min (clone + build de l'image PwnzzAI) puis ~2-3 Go de modeles Ollama. C'est normal et ca n'arrive qu'une fois. L'installeur est idempotent (le relancer ne casse rien). Reinstall propre : --reset (bash) ou -Reset (PowerShell).</w:t>
+        <w:t>http://127.0.0.1:8095/__coach/health</w:t>
+      </w:r>
+      <w:r>
+        <w:t>, puis affiche les URLs eleve.</w:t>
       </w:r>
     </w:p>
     <w:p>
+      <w:r>
+        <w:t xml:space="preserve">L'installeur est </w:t>
+      </w:r>
+      <w:r>
+        <w:rPr>
+          <w:b/>
+        </w:rPr>
+        <w:t>idempotent</w:t>
+      </w:r>
+      <w:r>
+        <w:t xml:space="preserve"> : le relancer ne casse rien et ne reecrase pas les valeurs valides deja presentes dans </w:t>
+      </w:r>
+      <w:r>
+        <w:rPr>
+          <w:rFonts w:ascii="Consolas" w:hAnsi="Consolas"/>
+        </w:rPr>
+        <w:t>.env</w:t>
+      </w:r>
+      <w:r>
+        <w:t xml:space="preserve">. Pour une reinstallation propre (efface les volumes, dont les modeles Ollama, et remet les cles eleve aux defauts), ajoute </w:t>
+      </w:r>
+      <w:r>
+        <w:rPr>
+          <w:rFonts w:ascii="Consolas" w:hAnsi="Consolas"/>
+        </w:rPr>
+        <w:t>--reset</w:t>
+      </w:r>
+      <w:r>
+        <w:t xml:space="preserve"> (bash) ou </w:t>
+      </w:r>
+      <w:r>
+        <w:rPr>
+          <w:rFonts w:ascii="Consolas" w:hAnsi="Consolas"/>
+        </w:rPr>
+        <w:t>-Reset</w:t>
+      </w:r>
+      <w:r>
+        <w:t xml:space="preserve"> (PowerShell).</w:t>
+      </w:r>
+    </w:p>
+    <w:p>
+      <w:pPr>
+        <w:pStyle w:val="Heading2"/>
+      </w:pPr>
+      <w:r>
+        <w:t>3.4 Autres modes</w:t>
+      </w:r>
+    </w:p>
+    <w:tbl>
+      <w:tblPr>
+        <w:tblStyle w:val="TableGrid"/>
+        <w:tblW w:type="auto" w:w="0"/>
+        <w:tblLook w:firstColumn="1" w:firstRow="1" w:lastColumn="0" w:lastRow="0" w:noHBand="0" w:noVBand="1" w:val="04A0"/>
+      </w:tblPr>
+      <w:tblGrid>
+        <w:gridCol w:w="4819"/>
+        <w:gridCol w:w="4819"/>
+      </w:tblGrid>
+      <w:tr>
+        <w:tc>
+          <w:tcPr>
+            <w:tcW w:type="dxa" w:w="3515"/>
+          </w:tcPr>
+          <w:p>
+            <w:pPr>
+              <w:shd w:val="clear" w:fill="EDE7FB"/>
+            </w:pPr>
+            <w:r/>
+            <w:r>
+              <w:rPr>
+                <w:b/>
+                <w:sz w:val="20"/>
+              </w:rPr>
+              <w:t>Commande</w:t>
+            </w:r>
+          </w:p>
+        </w:tc>
+        <w:tc>
+          <w:tcPr>
+            <w:tcW w:type="dxa" w:w="6123"/>
+          </w:tcPr>
+          <w:p>
+            <w:pPr>
+              <w:shd w:val="clear" w:fill="EDE7FB"/>
+            </w:pPr>
+            <w:r/>
+            <w:r>
+              <w:rPr>
+                <w:b/>
+                <w:sz w:val="20"/>
+              </w:rPr>
+              <w:t>Effet</w:t>
+            </w:r>
+          </w:p>
+        </w:tc>
+      </w:tr>
+      <w:tr>
+        <w:tc>
+          <w:tcPr>
+            <w:tcW w:type="dxa" w:w="3515"/>
+          </w:tcPr>
+          <w:p>
+            <w:r/>
+            <w:r>
+              <w:rPr>
+                <w:rFonts w:ascii="Consolas" w:hAnsi="Consolas"/>
+                <w:sz w:val="20"/>
+              </w:rPr>
+              <w:t>./scripts/install-student.sh -c COHORTE -d IP_PROF[:PORT]</w:t>
+            </w:r>
+          </w:p>
+        </w:tc>
+        <w:tc>
+          <w:tcPr>
+            <w:tcW w:type="dxa" w:w="6123"/>
+          </w:tcPr>
+          <w:p>
+            <w:r/>
+            <w:r>
+              <w:rPr>
+                <w:b/>
+                <w:sz w:val="20"/>
+              </w:rPr>
+              <w:t>mode cohorte</w:t>
+            </w:r>
+            <w:r>
+              <w:rPr>
+                <w:sz w:val="20"/>
+              </w:rPr>
+              <w:t xml:space="preserve"> : stack complete, events vers le dashboard prof a </w:t>
+            </w:r>
+            <w:r>
+              <w:rPr>
+                <w:rFonts w:ascii="Consolas" w:hAnsi="Consolas"/>
+                <w:sz w:val="20"/>
+              </w:rPr>
+              <w:t>IP_PROF</w:t>
+            </w:r>
+            <w:r>
+              <w:rPr>
+                <w:sz w:val="20"/>
+              </w:rPr>
+              <w:t xml:space="preserve"> (port </w:t>
+            </w:r>
+            <w:r>
+              <w:rPr>
+                <w:rFonts w:ascii="Consolas" w:hAnsi="Consolas"/>
+                <w:sz w:val="20"/>
+              </w:rPr>
+              <w:t>5000</w:t>
+            </w:r>
+            <w:r>
+              <w:rPr>
+                <w:sz w:val="20"/>
+              </w:rPr>
+              <w:t xml:space="preserve"> par defaut, </w:t>
+            </w:r>
+            <w:r>
+              <w:rPr>
+                <w:rFonts w:ascii="Consolas" w:hAnsi="Consolas"/>
+                <w:sz w:val="20"/>
+              </w:rPr>
+              <w:t>:5050</w:t>
+            </w:r>
+            <w:r>
+              <w:rPr>
+                <w:sz w:val="20"/>
+              </w:rPr>
+              <w:t xml:space="preserve"> ou autre si precise)</w:t>
+            </w:r>
+          </w:p>
+        </w:tc>
+      </w:tr>
+      <w:tr>
+        <w:tc>
+          <w:tcPr>
+            <w:tcW w:type="dxa" w:w="3515"/>
+          </w:tcPr>
+          <w:p>
+            <w:r/>
+            <w:r>
+              <w:rPr>
+                <w:rFonts w:ascii="Consolas" w:hAnsi="Consolas"/>
+                <w:sz w:val="20"/>
+              </w:rPr>
+              <w:t>./scripts/install-student.sh -c COHORTE</w:t>
+            </w:r>
+          </w:p>
+        </w:tc>
+        <w:tc>
+          <w:tcPr>
+            <w:tcW w:type="dxa" w:w="6123"/>
+          </w:tcPr>
+          <w:p>
+            <w:r/>
+            <w:r>
+              <w:rPr>
+                <w:b/>
+                <w:sz w:val="20"/>
+              </w:rPr>
+              <w:t>mode solo</w:t>
+            </w:r>
+            <w:r>
+              <w:rPr>
+                <w:sz w:val="20"/>
+              </w:rPr>
+              <w:t xml:space="preserve"> : stack complete, aucune remontee</w:t>
+            </w:r>
+          </w:p>
+        </w:tc>
+      </w:tr>
+      <w:tr>
+        <w:tc>
+          <w:tcPr>
+            <w:tcW w:type="dxa" w:w="3515"/>
+          </w:tcPr>
+          <w:p>
+            <w:r/>
+            <w:r>
+              <w:rPr>
+                <w:rFonts w:ascii="Consolas" w:hAnsi="Consolas"/>
+                <w:sz w:val="20"/>
+              </w:rPr>
+              <w:t>./scripts/install-student.sh</w:t>
+            </w:r>
+          </w:p>
+        </w:tc>
+        <w:tc>
+          <w:tcPr>
+            <w:tcW w:type="dxa" w:w="6123"/>
+          </w:tcPr>
+          <w:p>
+            <w:r/>
+            <w:r>
+              <w:rPr>
+                <w:sz w:val="20"/>
+              </w:rPr>
+              <w:t xml:space="preserve">interactif, demande le </w:t>
+            </w:r>
+            <w:r>
+              <w:rPr>
+                <w:rFonts w:ascii="Consolas" w:hAnsi="Consolas"/>
+                <w:sz w:val="20"/>
+              </w:rPr>
+              <w:t>cohort_id</w:t>
+            </w:r>
+            <w:r>
+              <w:rPr>
+                <w:sz w:val="20"/>
+              </w:rPr>
+              <w:t xml:space="preserve"> (mode solo)</w:t>
+            </w:r>
+          </w:p>
+        </w:tc>
+      </w:tr>
+      <w:tr>
+        <w:tc>
+          <w:tcPr>
+            <w:tcW w:type="dxa" w:w="3515"/>
+          </w:tcPr>
+          <w:p>
+            <w:r/>
+            <w:r>
+              <w:rPr>
+                <w:rFonts w:ascii="Consolas" w:hAnsi="Consolas"/>
+                <w:sz w:val="20"/>
+              </w:rPr>
+              <w:t>./scripts/install-student.sh -y</w:t>
+            </w:r>
+          </w:p>
+        </w:tc>
+        <w:tc>
+          <w:tcPr>
+            <w:tcW w:type="dxa" w:w="6123"/>
+          </w:tcPr>
+          <w:p>
+            <w:r/>
+            <w:r>
+              <w:rPr>
+                <w:sz w:val="20"/>
+              </w:rPr>
+              <w:t xml:space="preserve">non interactif, accepte tous les defauts (cohorte = </w:t>
+            </w:r>
+            <w:r>
+              <w:rPr>
+                <w:rFonts w:ascii="Consolas" w:hAnsi="Consolas"/>
+                <w:sz w:val="20"/>
+              </w:rPr>
+              <w:t>M2-IA-2026</w:t>
+            </w:r>
+            <w:r>
+              <w:rPr>
+                <w:sz w:val="20"/>
+              </w:rPr>
+              <w:t>, mode solo)</w:t>
+            </w:r>
+          </w:p>
+        </w:tc>
+      </w:tr>
+      <w:tr>
+        <w:tc>
+          <w:tcPr>
+            <w:tcW w:type="dxa" w:w="3515"/>
+          </w:tcPr>
+          <w:p>
+            <w:r/>
+            <w:r>
+              <w:rPr>
+                <w:rFonts w:ascii="Consolas" w:hAnsi="Consolas"/>
+                <w:sz w:val="20"/>
+              </w:rPr>
+              <w:t>./scripts/install-student.sh -l mon-poste</w:t>
+            </w:r>
+          </w:p>
+        </w:tc>
+        <w:tc>
+          <w:tcPr>
+            <w:tcW w:type="dxa" w:w="6123"/>
+          </w:tcPr>
+          <w:p>
+            <w:r/>
+            <w:r>
+              <w:rPr>
+                <w:sz w:val="20"/>
+              </w:rPr>
+              <w:t>fixe le label de ton poste dans la matrice prof</w:t>
+            </w:r>
+          </w:p>
+        </w:tc>
+      </w:tr>
+      <w:tr>
+        <w:tc>
+          <w:tcPr>
+            <w:tcW w:type="dxa" w:w="3515"/>
+          </w:tcPr>
+          <w:p>
+            <w:r/>
+            <w:r>
+              <w:rPr>
+                <w:rFonts w:ascii="Consolas" w:hAnsi="Consolas"/>
+                <w:sz w:val="20"/>
+              </w:rPr>
+              <w:t>./scripts/install-student.sh --reset</w:t>
+            </w:r>
+          </w:p>
+        </w:tc>
+        <w:tc>
+          <w:tcPr>
+            <w:tcW w:type="dxa" w:w="6123"/>
+          </w:tcPr>
+          <w:p>
+            <w:r/>
+            <w:r>
+              <w:rPr>
+                <w:rFonts w:ascii="Consolas" w:hAnsi="Consolas"/>
+                <w:sz w:val="20"/>
+              </w:rPr>
+              <w:t>docker compose down -v</w:t>
+            </w:r>
+            <w:r>
+              <w:rPr>
+                <w:sz w:val="20"/>
+              </w:rPr>
+              <w:t xml:space="preserve"> + reinstall complet (efface les volumes, dont </w:t>
+            </w:r>
+            <w:r>
+              <w:rPr>
+                <w:rFonts w:ascii="Consolas" w:hAnsi="Consolas"/>
+                <w:sz w:val="20"/>
+              </w:rPr>
+              <w:t>ollama_data</w:t>
+            </w:r>
+            <w:r>
+              <w:rPr>
+                <w:sz w:val="20"/>
+              </w:rPr>
+              <w:t>)</w:t>
+            </w:r>
+          </w:p>
+        </w:tc>
+      </w:tr>
+      <w:tr>
+        <w:tc>
+          <w:tcPr>
+            <w:tcW w:type="dxa" w:w="3515"/>
+          </w:tcPr>
+          <w:p>
+            <w:r/>
+            <w:r>
+              <w:rPr>
+                <w:rFonts w:ascii="Consolas" w:hAnsi="Consolas"/>
+                <w:sz w:val="20"/>
+              </w:rPr>
+              <w:t>.\scripts\install-student.ps1 -Yes</w:t>
+            </w:r>
+          </w:p>
+        </w:tc>
+        <w:tc>
+          <w:tcPr>
+            <w:tcW w:type="dxa" w:w="6123"/>
+          </w:tcPr>
+          <w:p>
+            <w:r/>
+            <w:r>
+              <w:rPr>
+                <w:sz w:val="20"/>
+              </w:rPr>
+              <w:t>idem, PowerShell</w:t>
+            </w:r>
+          </w:p>
+        </w:tc>
+      </w:tr>
+      <w:tr>
+        <w:tc>
+          <w:tcPr>
+            <w:tcW w:type="dxa" w:w="3515"/>
+          </w:tcPr>
+          <w:p>
+            <w:r/>
+            <w:r>
+              <w:rPr>
+                <w:rFonts w:ascii="Consolas" w:hAnsi="Consolas"/>
+                <w:sz w:val="20"/>
+              </w:rPr>
+              <w:t>.\scripts\install-student.ps1 -Reset</w:t>
+            </w:r>
+          </w:p>
+        </w:tc>
+        <w:tc>
+          <w:tcPr>
+            <w:tcW w:type="dxa" w:w="6123"/>
+          </w:tcPr>
+          <w:p>
+            <w:r/>
+            <w:r>
+              <w:rPr>
+                <w:sz w:val="20"/>
+              </w:rPr>
+              <w:t>idem, PowerShell</w:t>
+            </w:r>
+          </w:p>
+        </w:tc>
+      </w:tr>
+    </w:tbl>
+    <w:p>
       <w:pPr>
         <w:pStyle w:val="Heading1"/>
       </w:pPr>
       <w:r>
-        <w:t>5. Verifier l'installation</w:t>
+        <w:t>4. Verifier l'installation</w:t>
+      </w:r>
+    </w:p>
+    <w:p>
+      <w:r>
+        <w:t>Ouvre ces URLs dans ton navigateur :</w:t>
       </w:r>
     </w:p>
     <w:tbl>
@@ -1271,7 +2678,33 @@
               <w:rPr>
                 <w:sz w:val="20"/>
               </w:rPr>
-              <w:t>PwnzzAI via le coach (entree eleve). Bouton rond violet « JL » en bas a droite.</w:t>
+              <w:t xml:space="preserve">PwnzzAI servi </w:t>
+            </w:r>
+            <w:r>
+              <w:rPr>
+                <w:b/>
+                <w:sz w:val="20"/>
+              </w:rPr>
+              <w:t>via le coach</w:t>
+            </w:r>
+            <w:r>
+              <w:rPr>
+                <w:sz w:val="20"/>
+              </w:rPr>
+              <w:t xml:space="preserve"> (entree eleve). Un bouton rond violet </w:t>
+            </w:r>
+            <w:r>
+              <w:rPr>
+                <w:b/>
+                <w:sz w:val="20"/>
+              </w:rPr>
+              <w:t>« JL »</w:t>
+            </w:r>
+            <w:r>
+              <w:rPr>
+                <w:sz w:val="20"/>
+              </w:rPr>
+              <w:t xml:space="preserve"> apparait en bas a droite.</w:t>
             </w:r>
           </w:p>
         </w:tc>
@@ -1301,7 +2734,20 @@
               <w:rPr>
                 <w:sz w:val="20"/>
               </w:rPr>
-              <w:t>PwnzzAI brut OWASP (sans coach, pour debug).</w:t>
+              <w:t xml:space="preserve">PwnzzAI </w:t>
+            </w:r>
+            <w:r>
+              <w:rPr>
+                <w:b/>
+                <w:sz w:val="20"/>
+              </w:rPr>
+              <w:t>brut</w:t>
+            </w:r>
+            <w:r>
+              <w:rPr>
+                <w:sz w:val="20"/>
+              </w:rPr>
+              <w:t xml:space="preserve"> OWASP (sans coach, pour debug).</w:t>
             </w:r>
           </w:p>
         </w:tc>
@@ -1315,6 +2761,7 @@
             <w:r/>
             <w:r>
               <w:rPr>
+                <w:rFonts w:ascii="Consolas" w:hAnsi="Consolas"/>
                 <w:sz w:val="20"/>
               </w:rPr>
               <w:t>http://localhost:8095/__coach/health</w:t>
@@ -1331,13 +2778,25 @@
               <w:rPr>
                 <w:sz w:val="20"/>
               </w:rPr>
-              <w:t>JSON {"ok":true,"ollama":true,"dashboard_configured":...}</w:t>
+              <w:t xml:space="preserve">JSON </w:t>
+            </w:r>
+            <w:r>
+              <w:rPr>
+                <w:rFonts w:ascii="Consolas" w:hAnsi="Consolas"/>
+                <w:sz w:val="20"/>
+              </w:rPr>
+              <w:t>{"ok":true,"ollama":true,"dashboard_configured":...}</w:t>
             </w:r>
           </w:p>
         </w:tc>
       </w:tr>
     </w:tbl>
     <w:p>
+      <w:r>
+        <w:t>La sante du coach se lit ligne de commande :</w:t>
+      </w:r>
+    </w:p>
+    <w:p>
       <w:pPr>
         <w:shd w:val="clear" w:fill="F2F2F2"/>
         <w:spacing w:after="0" w:before="0"/>
@@ -1373,7 +2832,13 @@
         <w:pStyle w:val="ListBullet"/>
       </w:pPr>
       <w:r>
-        <w:t>ollama:true -&gt; un modele de juge est tire et disponible (sinon § 7).</w:t>
+        <w:rPr>
+          <w:rFonts w:ascii="Consolas" w:hAnsi="Consolas"/>
+        </w:rPr>
+        <w:t>ollama:true</w:t>
+      </w:r>
+      <w:r>
+        <w:t xml:space="preserve"> → un modele de juge est tire et disponible (sinon, voir § 6).</w:t>
       </w:r>
     </w:p>
     <w:p>
@@ -1381,18 +2846,339 @@
         <w:pStyle w:val="ListBullet"/>
       </w:pPr>
       <w:r>
-        <w:t>dashboard_configured:true -&gt; remontee activee (cohorte). En solo c'est false, et c'est NORMAL.</w:t>
+        <w:rPr>
+          <w:rFonts w:ascii="Consolas" w:hAnsi="Consolas"/>
+        </w:rPr>
+        <w:t>dashboard_configured:true</w:t>
+      </w:r>
+      <w:r>
+        <w:t xml:space="preserve"> → la remontee vers le dashboard prof est activee (mode cohorte). En </w:t>
+      </w:r>
+      <w:r>
+        <w:rPr>
+          <w:b/>
+        </w:rPr>
+        <w:t>mode solo</w:t>
+      </w:r>
+      <w:r>
+        <w:t xml:space="preserve"> c'est </w:t>
+      </w:r>
+      <w:r>
+        <w:rPr>
+          <w:rFonts w:ascii="Consolas" w:hAnsi="Consolas"/>
+        </w:rPr>
+        <w:t>false</w:t>
+      </w:r>
+      <w:r>
+        <w:t xml:space="preserve">, et c'est </w:t>
+      </w:r>
+      <w:r>
+        <w:rPr>
+          <w:b/>
+        </w:rPr>
+        <w:t>normal</w:t>
+      </w:r>
+      <w:r>
+        <w:t>.</w:t>
       </w:r>
     </w:p>
     <w:p>
       <w:pPr>
         <w:shd w:val="clear" w:fill="FFF4D6"/>
       </w:pPr>
+      <w:r>
+        <w:rPr>
+          <w:b/>
+          <w:sz w:val="21"/>
+        </w:rPr>
+        <w:t>Dashboard prof injoignable a l'installation ?</w:t>
+      </w:r>
       <w:r>
         <w:rPr>
           <w:sz w:val="21"/>
         </w:rPr>
-        <w:t>Le panneau coach est FERME au depart, il n'apparait pas tout seul. Pour l'ouvrir : (1) clique le bouton rond violet « JL » en bas a droite, OU (2) ajoute #coach a la fin de l'URL d'un lab (ex. http://localhost:8095/direct-prompt-injection#coach). Verifie d'etre sur le port 8095 (le coach), pas 8090. Si rien n'apparait : Ctrl+Shift+R.</w:t>
+        <w:t xml:space="preserve"> Aussi normal si le prof n'a pas encore lance son dashboard, ou si tu n'es pas sur le meme reseau. L'installation est quand meme reussie : les events seront pousses des que le dashboard sera disponible. (Le coach vise l'URL du dashboard </w:t>
+      </w:r>
+      <w:r>
+        <w:rPr>
+          <w:b/>
+          <w:sz w:val="21"/>
+        </w:rPr>
+        <w:t>depuis le conteneur</w:t>
+      </w:r>
+      <w:r>
+        <w:rPr>
+          <w:sz w:val="21"/>
+        </w:rPr>
+        <w:t>, pas depuis ton navigateur.)</w:t>
+      </w:r>
+    </w:p>
+    <w:p>
+      <w:pPr>
+        <w:shd w:val="clear" w:fill="FFF4D6"/>
+      </w:pPr>
+      <w:r>
+        <w:rPr>
+          <w:b/>
+          <w:sz w:val="21"/>
+        </w:rPr>
+        <w:t>Le panneau coach est FERME au depart.</w:t>
+      </w:r>
+      <w:r>
+        <w:rPr>
+          <w:sz w:val="21"/>
+        </w:rPr>
+        <w:t xml:space="preserve"> Il n'apparait pas tout seul. Pour l'ouvrir :</w:t>
+      </w:r>
+    </w:p>
+    <w:p>
+      <w:pPr>
+        <w:shd w:val="clear" w:fill="FFF4D6"/>
+      </w:pPr>
+      <w:r>
+        <w:rPr>
+          <w:sz w:val="21"/>
+        </w:rPr>
+        <w:t xml:space="preserve">• Clique le </w:t>
+      </w:r>
+      <w:r>
+        <w:rPr>
+          <w:b/>
+          <w:sz w:val="21"/>
+        </w:rPr>
+        <w:t>bouton rond violet « JL »</w:t>
+      </w:r>
+      <w:r>
+        <w:rPr>
+          <w:sz w:val="21"/>
+        </w:rPr>
+        <w:t xml:space="preserve"> en bas a droite de la page.</w:t>
+      </w:r>
+    </w:p>
+    <w:p>
+      <w:pPr>
+        <w:shd w:val="clear" w:fill="FFF4D6"/>
+      </w:pPr>
+      <w:r>
+        <w:rPr>
+          <w:sz w:val="21"/>
+        </w:rPr>
+        <w:t xml:space="preserve">• Ou ajoute </w:t>
+      </w:r>
+      <w:r>
+        <w:rPr>
+          <w:b/>
+          <w:sz w:val="21"/>
+        </w:rPr>
+        <w:t>`#coach`</w:t>
+      </w:r>
+      <w:r>
+        <w:rPr>
+          <w:sz w:val="21"/>
+        </w:rPr>
+        <w:t xml:space="preserve"> a la fin de l'URL d'un lab, ex. </w:t>
+      </w:r>
+      <w:r>
+        <w:rPr>
+          <w:rFonts w:ascii="Consolas" w:hAnsi="Consolas"/>
+          <w:sz w:val="21"/>
+        </w:rPr>
+        <w:t>http://localhost:8095/direct-prompt-injection#coach</w:t>
+      </w:r>
+      <w:r>
+        <w:rPr>
+          <w:sz w:val="21"/>
+        </w:rPr>
+        <w:t xml:space="preserve"> — le panneau s'ouvre automatiquement.</w:t>
+      </w:r>
+    </w:p>
+    <w:p>
+      <w:pPr>
+        <w:shd w:val="clear" w:fill="FFF4D6"/>
+      </w:pPr>
+      <w:r>
+        <w:rPr>
+          <w:sz w:val="21"/>
+        </w:rPr>
+        <w:t xml:space="preserve">Verifie que tu es bien sur le port </w:t>
+      </w:r>
+      <w:r>
+        <w:rPr>
+          <w:b/>
+          <w:sz w:val="21"/>
+        </w:rPr>
+        <w:t>8095</w:t>
+      </w:r>
+      <w:r>
+        <w:rPr>
+          <w:sz w:val="21"/>
+        </w:rPr>
+        <w:t xml:space="preserve"> (le coach), pas </w:t>
+      </w:r>
+      <w:r>
+        <w:rPr>
+          <w:rFonts w:ascii="Consolas" w:hAnsi="Consolas"/>
+          <w:sz w:val="21"/>
+        </w:rPr>
+        <w:t>8090</w:t>
+      </w:r>
+      <w:r>
+        <w:rPr>
+          <w:sz w:val="21"/>
+        </w:rPr>
+        <w:t xml:space="preserve"> (l'app brute). Si rien n'apparait : recharge avec </w:t>
+      </w:r>
+      <w:r>
+        <w:rPr>
+          <w:rFonts w:ascii="Consolas" w:hAnsi="Consolas"/>
+          <w:sz w:val="21"/>
+        </w:rPr>
+        <w:t>Ctrl+Shift+R</w:t>
+      </w:r>
+      <w:r>
+        <w:rPr>
+          <w:sz w:val="21"/>
+        </w:rPr>
+        <w:t>.</w:t>
+      </w:r>
+    </w:p>
+    <w:p>
+      <w:r>
+        <w:t>Smoke test bout-en-bout :</w:t>
+      </w:r>
+    </w:p>
+    <w:p>
+      <w:pPr>
+        <w:pStyle w:val="ListNumber"/>
+      </w:pPr>
+      <w:r>
+        <w:t xml:space="preserve">Ouvre </w:t>
+      </w:r>
+      <w:r>
+        <w:rPr>
+          <w:rFonts w:ascii="Consolas" w:hAnsi="Consolas"/>
+        </w:rPr>
+        <w:t>http://localhost:8095</w:t>
+      </w:r>
+      <w:r>
+        <w:t xml:space="preserve"> et cree un compte / connecte-toi dans PwnzzAI comme d'habitude.</w:t>
+      </w:r>
+    </w:p>
+    <w:p>
+      <w:pPr>
+        <w:pStyle w:val="ListNumber"/>
+      </w:pPr>
+      <w:r>
+        <w:t>Navigue vers un lab (ex. *Direct Prompt Injection*).</w:t>
+      </w:r>
+    </w:p>
+    <w:p>
+      <w:pPr>
+        <w:pStyle w:val="ListNumber"/>
+      </w:pPr>
+      <w:r>
+        <w:t xml:space="preserve">Clique le bouton </w:t>
+      </w:r>
+      <w:r>
+        <w:rPr>
+          <w:b/>
+        </w:rPr>
+        <w:t>« JL »</w:t>
+      </w:r>
+      <w:r>
+        <w:t xml:space="preserve"> : le </w:t>
+      </w:r>
+      <w:r>
+        <w:rPr>
+          <w:b/>
+        </w:rPr>
+        <w:t>panneau coach a onglets</w:t>
+      </w:r>
+      <w:r>
+        <w:t xml:space="preserve"> s'ouvre (bouton FR/EN pour la langue).</w:t>
+      </w:r>
+    </w:p>
+    <w:p>
+      <w:pPr>
+        <w:pStyle w:val="ListNumber"/>
+      </w:pPr>
+      <w:r>
+        <w:t xml:space="preserve">Onglet </w:t>
+      </w:r>
+      <w:r>
+        <w:rPr>
+          <w:b/>
+        </w:rPr>
+        <w:t>Indices</w:t>
+      </w:r>
+      <w:r>
+        <w:t xml:space="preserve"> : revele l'indice </w:t>
+      </w:r>
+      <w:r>
+        <w:rPr>
+          <w:b/>
+        </w:rPr>
+        <w:t>N1</w:t>
+      </w:r>
+      <w:r>
+        <w:t xml:space="preserve"> (coût −5 %). Le texte doit s'afficher (genere par le LLM local). Si tu lis « Service coach indisponible (Ollama) », les modeles ne sont pas tires → § 6.</w:t>
+      </w:r>
+    </w:p>
+    <w:p>
+      <w:pPr>
+        <w:pStyle w:val="ListNumber"/>
+      </w:pPr>
+      <w:r>
+        <w:t xml:space="preserve">Attaque l'assistant du lab (la conversation est capturee automatiquement), puis onglet </w:t>
+      </w:r>
+      <w:r>
+        <w:rPr>
+          <w:b/>
+        </w:rPr>
+        <w:t>Progression</w:t>
+      </w:r>
+      <w:r>
+        <w:t xml:space="preserve"> → </w:t>
+      </w:r>
+      <w:r>
+        <w:rPr>
+          <w:b/>
+        </w:rPr>
+        <w:t>Verifier ma reussite</w:t>
+      </w:r>
+      <w:r>
+        <w:t xml:space="preserve"> : le </w:t>
+      </w:r>
+      <w:r>
+        <w:rPr>
+          <w:b/>
+        </w:rPr>
+        <w:t>juge</w:t>
+      </w:r>
+      <w:r>
+        <w:t xml:space="preserve"> rend un verdict *Reussi / Partiel / Pas encore* + score + justification.</w:t>
+      </w:r>
+    </w:p>
+    <w:p>
+      <w:pPr>
+        <w:pStyle w:val="ListNumber"/>
+      </w:pPr>
+      <w:r>
+        <w:t xml:space="preserve">En </w:t>
+      </w:r>
+      <w:r>
+        <w:rPr>
+          <w:b/>
+        </w:rPr>
+        <w:t>mode cohorte</w:t>
+      </w:r>
+      <w:r>
+        <w:t>, demande a ton prof si ta ligne apparait dans sa matrice de cohorte (colonne = ton label).</w:t>
+      </w:r>
+    </w:p>
+    <w:p>
+      <w:r>
+        <w:t>Le panneau coach ouvert (onglets Briefing / Indices / Journal / Quiz / Progression) :</w:t>
       </w:r>
     </w:p>
     <w:p>
@@ -1411,7 +3197,7 @@
               <a:graphicData uri="http://schemas.openxmlformats.org/drawingml/2006/picture">
                 <pic:pic>
                   <pic:nvPicPr>
-                    <pic:cNvPr id="0" name="coach-closed.png"/>
+                    <pic:cNvPr id="0" name="coach-panel.png"/>
                     <pic:cNvPicPr/>
                   </pic:nvPicPr>
                   <pic:blipFill>
@@ -1444,211 +3230,19 @@
           <w:color w:val="222222"/>
           <w:sz w:val="18"/>
         </w:rPr>
-        <w:t>Le bouton « JL » ferme, en bas a droite de la page du lab.</w:t>
+        <w:t>Panneau coach pedagogique cote eleve</w:t>
       </w:r>
     </w:p>
     <w:p>
       <w:pPr>
-        <w:jc w:val="center"/>
-      </w:pPr>
-      <w:r>
-        <w:drawing>
-          <wp:inline xmlns:a="http://schemas.openxmlformats.org/drawingml/2006/main" xmlns:pic="http://schemas.openxmlformats.org/drawingml/2006/picture">
-            <wp:extent cx="5669280" cy="3639065"/>
-            <wp:docPr id="3" name="Picture 3"/>
-            <wp:cNvGraphicFramePr>
-              <a:graphicFrameLocks noChangeAspect="1"/>
-            </wp:cNvGraphicFramePr>
-            <a:graphic>
-              <a:graphicData uri="http://schemas.openxmlformats.org/drawingml/2006/picture">
-                <pic:pic>
-                  <pic:nvPicPr>
-                    <pic:cNvPr id="0" name="coach-panel.png"/>
-                    <pic:cNvPicPr/>
-                  </pic:nvPicPr>
-                  <pic:blipFill>
-                    <a:blip r:embed="rId12"/>
-                    <a:stretch>
-                      <a:fillRect/>
-                    </a:stretch>
-                  </pic:blipFill>
-                  <pic:spPr>
-                    <a:xfrm>
-                      <a:off x="0" y="0"/>
-                      <a:ext cx="5669280" cy="3639065"/>
-                    </a:xfrm>
-                    <a:prstGeom prst="rect"/>
-                  </pic:spPr>
-                </pic:pic>
-              </a:graphicData>
-            </a:graphic>
-          </wp:inline>
-        </w:drawing>
-      </w:r>
-    </w:p>
-    <w:p>
-      <w:pPr>
-        <w:jc w:val="center"/>
+        <w:shd w:val="clear" w:fill="FFF4D6"/>
       </w:pPr>
       <w:r>
         <w:rPr>
-          <w:i/>
-          <w:color w:val="222222"/>
-          <w:sz w:val="18"/>
+          <w:b/>
+          <w:sz w:val="21"/>
         </w:rPr>
-        <w:t>Le panneau ouvert : onglets Briefing / Indices / Journal / Quiz / Progression.</w:t>
-      </w:r>
-    </w:p>
-    <w:p>
-      <w:pPr>
-        <w:pStyle w:val="Heading2"/>
-      </w:pPr>
-      <w:r>
-        <w:t>Smoke test bout-en-bout</w:t>
-      </w:r>
-    </w:p>
-    <w:p>
-      <w:pPr>
-        <w:pStyle w:val="ListNumber"/>
-      </w:pPr>
-      <w:r>
-        <w:t>Ouvre http://localhost:8095 et cree un compte / connecte-toi dans PwnzzAI.</w:t>
-      </w:r>
-    </w:p>
-    <w:p>
-      <w:pPr>
-        <w:pStyle w:val="ListNumber"/>
-      </w:pPr>
-      <w:r>
-        <w:t>Va sur un lab (ex. Direct Prompt Injection).</w:t>
-      </w:r>
-    </w:p>
-    <w:p>
-      <w:pPr>
-        <w:pStyle w:val="ListNumber"/>
-      </w:pPr>
-      <w:r>
-        <w:t>Clique « JL » : le panneau coach a onglets s'ouvre (bouton FR/EN).</w:t>
-      </w:r>
-    </w:p>
-    <w:p>
-      <w:pPr>
-        <w:pStyle w:val="ListNumber"/>
-      </w:pPr>
-      <w:r>
-        <w:t>Onglet Indices : revele l'indice N1 (cout -5 %). Le texte s'affiche (genere par le LLM local). « Service coach indisponible (Ollama) » -&gt; modeles non tires (§ 7).</w:t>
-      </w:r>
-    </w:p>
-    <w:p>
-      <w:pPr>
-        <w:pStyle w:val="ListNumber"/>
-      </w:pPr>
-      <w:r>
-        <w:t>Attaque l'assistant (la conversation est capturee), puis Progression -&gt; Verifier ma reussite : le juge rend Reussi / Partiel / Pas encore + score + justification.</w:t>
-      </w:r>
-    </w:p>
-    <w:p>
-      <w:pPr>
-        <w:jc w:val="center"/>
-      </w:pPr>
-      <w:r>
-        <w:drawing>
-          <wp:inline xmlns:a="http://schemas.openxmlformats.org/drawingml/2006/main" xmlns:pic="http://schemas.openxmlformats.org/drawingml/2006/picture">
-            <wp:extent cx="5669280" cy="3639065"/>
-            <wp:docPr id="4" name="Picture 4"/>
-            <wp:cNvGraphicFramePr>
-              <a:graphicFrameLocks noChangeAspect="1"/>
-            </wp:cNvGraphicFramePr>
-            <a:graphic>
-              <a:graphicData uri="http://schemas.openxmlformats.org/drawingml/2006/picture">
-                <pic:pic>
-                  <pic:nvPicPr>
-                    <pic:cNvPr id="0" name="coach-hints.png"/>
-                    <pic:cNvPicPr/>
-                  </pic:nvPicPr>
-                  <pic:blipFill>
-                    <a:blip r:embed="rId13"/>
-                    <a:stretch>
-                      <a:fillRect/>
-                    </a:stretch>
-                  </pic:blipFill>
-                  <pic:spPr>
-                    <a:xfrm>
-                      <a:off x="0" y="0"/>
-                      <a:ext cx="5669280" cy="3639065"/>
-                    </a:xfrm>
-                    <a:prstGeom prst="rect"/>
-                  </pic:spPr>
-                </pic:pic>
-              </a:graphicData>
-            </a:graphic>
-          </wp:inline>
-        </w:drawing>
-      </w:r>
-    </w:p>
-    <w:p>
-      <w:pPr>
-        <w:jc w:val="center"/>
-      </w:pPr>
-      <w:r>
-        <w:rPr>
-          <w:i/>
-          <w:color w:val="222222"/>
-          <w:sz w:val="18"/>
-        </w:rPr>
-        <w:t>Onglet Indices : 5 niveaux gradues N1-N5, cout -5/-10/-20/-35/-50 %.</w:t>
-      </w:r>
-    </w:p>
-    <w:p>
-      <w:pPr>
-        <w:jc w:val="center"/>
-      </w:pPr>
-      <w:r>
-        <w:drawing>
-          <wp:inline xmlns:a="http://schemas.openxmlformats.org/drawingml/2006/main" xmlns:pic="http://schemas.openxmlformats.org/drawingml/2006/picture">
-            <wp:extent cx="5669280" cy="3639065"/>
-            <wp:docPr id="5" name="Picture 5"/>
-            <wp:cNvGraphicFramePr>
-              <a:graphicFrameLocks noChangeAspect="1"/>
-            </wp:cNvGraphicFramePr>
-            <a:graphic>
-              <a:graphicData uri="http://schemas.openxmlformats.org/drawingml/2006/picture">
-                <pic:pic>
-                  <pic:nvPicPr>
-                    <pic:cNvPr id="0" name="coach-progress.png"/>
-                    <pic:cNvPicPr/>
-                  </pic:nvPicPr>
-                  <pic:blipFill>
-                    <a:blip r:embed="rId14"/>
-                    <a:stretch>
-                      <a:fillRect/>
-                    </a:stretch>
-                  </pic:blipFill>
-                  <pic:spPr>
-                    <a:xfrm>
-                      <a:off x="0" y="0"/>
-                      <a:ext cx="5669280" cy="3639065"/>
-                    </a:xfrm>
-                    <a:prstGeom prst="rect"/>
-                  </pic:spPr>
-                </pic:pic>
-              </a:graphicData>
-            </a:graphic>
-          </wp:inline>
-        </w:drawing>
-      </w:r>
-    </w:p>
-    <w:p>
-      <w:pPr>
-        <w:jc w:val="center"/>
-      </w:pPr>
-      <w:r>
-        <w:rPr>
-          <w:i/>
-          <w:color w:val="222222"/>
-          <w:sz w:val="18"/>
-        </w:rPr>
-        <w:t>Onglet Progression : score par lab, score moyen, badges, rejoindre une cohorte.</w:t>
+        <w:t>Deux identites distinctes</w:t>
       </w:r>
     </w:p>
     <w:p>
@@ -1659,7 +3253,222 @@
         <w:rPr>
           <w:sz w:val="21"/>
         </w:rPr>
-        <w:t>Scoring : score = max(50, 100 - somme des couts d'indices). Ta progression (jeton, scores, indices, journaux, quiz, badges) est stockee cote navigateur (localStorage, cle pwnzzai_coach_v1) et survit aux redemarrages de conteneurs.</w:t>
+        <w:t xml:space="preserve">Le prof voit la colonne de ton </w:t>
+      </w:r>
+      <w:r>
+        <w:rPr>
+          <w:b/>
+          <w:sz w:val="21"/>
+        </w:rPr>
+        <w:t>label</w:t>
+      </w:r>
+      <w:r>
+        <w:rPr>
+          <w:sz w:val="21"/>
+        </w:rPr>
+        <w:t xml:space="preserve"> dans sa matrice de cohorte ; il n'a pas besoin de ton compte PwnzzAI.</w:t>
+      </w:r>
+    </w:p>
+    <w:tbl>
+      <w:tblPr>
+        <w:tblStyle w:val="TableGrid"/>
+        <w:tblW w:type="auto" w:w="0"/>
+        <w:tblLook w:firstColumn="1" w:firstRow="1" w:lastColumn="0" w:lastRow="0" w:noHBand="0" w:noVBand="1" w:val="04A0"/>
+      </w:tblPr>
+      <w:tblGrid>
+        <w:gridCol w:w="3213"/>
+        <w:gridCol w:w="3213"/>
+        <w:gridCol w:w="3213"/>
+      </w:tblGrid>
+      <w:tr>
+        <w:tc>
+          <w:tcPr>
+            <w:tcW w:type="dxa" w:w="3118"/>
+          </w:tcPr>
+          <w:p>
+            <w:pPr>
+              <w:shd w:val="clear" w:fill="EDE7FB"/>
+            </w:pPr>
+            <w:r/>
+            <w:r>
+              <w:rPr>
+                <w:b/>
+                <w:sz w:val="20"/>
+              </w:rPr>
+              <w:t>Identifiant</w:t>
+            </w:r>
+          </w:p>
+        </w:tc>
+        <w:tc>
+          <w:tcPr>
+            <w:tcW w:type="dxa" w:w="2835"/>
+          </w:tcPr>
+          <w:p>
+            <w:pPr>
+              <w:shd w:val="clear" w:fill="EDE7FB"/>
+            </w:pPr>
+            <w:r/>
+            <w:r>
+              <w:rPr>
+                <w:b/>
+                <w:sz w:val="20"/>
+              </w:rPr>
+              <w:t>Origine</w:t>
+            </w:r>
+          </w:p>
+        </w:tc>
+        <w:tc>
+          <w:tcPr>
+            <w:tcW w:type="dxa" w:w="3685"/>
+          </w:tcPr>
+          <w:p>
+            <w:pPr>
+              <w:shd w:val="clear" w:fill="EDE7FB"/>
+            </w:pPr>
+            <w:r/>
+            <w:r>
+              <w:rPr>
+                <w:b/>
+                <w:sz w:val="20"/>
+              </w:rPr>
+              <w:t>Role</w:t>
+            </w:r>
+          </w:p>
+        </w:tc>
+      </w:tr>
+      <w:tr>
+        <w:tc>
+          <w:tcPr>
+            <w:tcW w:type="dxa" w:w="3118"/>
+          </w:tcPr>
+          <w:p>
+            <w:r/>
+            <w:r>
+              <w:rPr>
+                <w:b/>
+                <w:sz w:val="20"/>
+              </w:rPr>
+              <w:t>Label</w:t>
+            </w:r>
+            <w:r>
+              <w:rPr>
+                <w:sz w:val="20"/>
+              </w:rPr>
+              <w:t xml:space="preserve"> (</w:t>
+            </w:r>
+            <w:r>
+              <w:rPr>
+                <w:rFonts w:ascii="Consolas" w:hAnsi="Consolas"/>
+                <w:sz w:val="20"/>
+              </w:rPr>
+              <w:t>-l mon-poste</w:t>
+            </w:r>
+            <w:r>
+              <w:rPr>
+                <w:sz w:val="20"/>
+              </w:rPr>
+              <w:t>)</w:t>
+            </w:r>
+          </w:p>
+        </w:tc>
+        <w:tc>
+          <w:tcPr>
+            <w:tcW w:type="dxa" w:w="2835"/>
+          </w:tcPr>
+          <w:p>
+            <w:r/>
+            <w:r>
+              <w:rPr>
+                <w:rFonts w:ascii="Consolas" w:hAnsi="Consolas"/>
+                <w:sz w:val="20"/>
+              </w:rPr>
+              <w:t>.env</w:t>
+            </w:r>
+            <w:r>
+              <w:rPr>
+                <w:sz w:val="20"/>
+              </w:rPr>
+              <w:t>, defini a l'install</w:t>
+            </w:r>
+          </w:p>
+        </w:tc>
+        <w:tc>
+          <w:tcPr>
+            <w:tcW w:type="dxa" w:w="3685"/>
+          </w:tcPr>
+          <w:p>
+            <w:r/>
+            <w:r>
+              <w:rPr>
+                <w:sz w:val="20"/>
+              </w:rPr>
+              <w:t xml:space="preserve">Identifie </w:t>
+            </w:r>
+            <w:r>
+              <w:rPr>
+                <w:b/>
+                <w:sz w:val="20"/>
+              </w:rPr>
+              <w:t>ton poste</w:t>
+            </w:r>
+            <w:r>
+              <w:rPr>
+                <w:sz w:val="20"/>
+              </w:rPr>
+              <w:t xml:space="preserve"> dans la matrice du prof — fixe, independant de PwnzzAI</w:t>
+            </w:r>
+          </w:p>
+        </w:tc>
+      </w:tr>
+      <w:tr>
+        <w:tc>
+          <w:tcPr>
+            <w:tcW w:type="dxa" w:w="3118"/>
+          </w:tcPr>
+          <w:p>
+            <w:r/>
+            <w:r>
+              <w:rPr>
+                <w:b/>
+                <w:sz w:val="20"/>
+              </w:rPr>
+              <w:t>Compte PwnzzAI</w:t>
+            </w:r>
+          </w:p>
+        </w:tc>
+        <w:tc>
+          <w:tcPr>
+            <w:tcW w:type="dxa" w:w="2835"/>
+          </w:tcPr>
+          <w:p>
+            <w:r/>
+            <w:r>
+              <w:rPr>
+                <w:sz w:val="20"/>
+              </w:rPr>
+              <w:t>Compte que tu crees dans l'app</w:t>
+            </w:r>
+          </w:p>
+        </w:tc>
+        <w:tc>
+          <w:tcPr>
+            <w:tcW w:type="dxa" w:w="3685"/>
+          </w:tcPr>
+          <w:p>
+            <w:r/>
+            <w:r>
+              <w:rPr>
+                <w:sz w:val="20"/>
+              </w:rPr>
+              <w:t>Te connecte au produit OWASP — distinct du label</w:t>
+            </w:r>
+          </w:p>
+        </w:tc>
+      </w:tr>
+    </w:tbl>
+    <w:p>
+      <w:r>
+        <w:t>Si quelque chose echoue, voir § 6 ci-dessous.</w:t>
       </w:r>
     </w:p>
     <w:p>
@@ -1667,12 +3476,52 @@
         <w:pStyle w:val="Heading1"/>
       </w:pPr>
       <w:r>
-        <w:t>6. Utilisation au quotidien</w:t>
+        <w:t>5. Utilisation au quotidien</w:t>
       </w:r>
     </w:p>
     <w:p>
       <w:r>
-        <w:t>La stack survit aux reboots ; pas besoin de relancer l'installeur. Le plus simple est le launcher pwnzzai.sh (Linux/macOS) ou pwnzzai.ps1 (Windows) :</w:t>
+        <w:t xml:space="preserve">Une fois installe, tu n'as </w:t>
+      </w:r>
+      <w:r>
+        <w:rPr>
+          <w:b/>
+        </w:rPr>
+        <w:t>pas</w:t>
+      </w:r>
+      <w:r>
+        <w:t xml:space="preserve"> besoin de relancer l'installeur. La stack survit aux reboots. Le plus simple est le launcher </w:t>
+      </w:r>
+      <w:r>
+        <w:rPr>
+          <w:rFonts w:ascii="Consolas" w:hAnsi="Consolas"/>
+        </w:rPr>
+        <w:t>pwnzzai.sh</w:t>
+      </w:r>
+      <w:r>
+        <w:t xml:space="preserve"> (Linux/macOS) ou </w:t>
+      </w:r>
+      <w:r>
+        <w:rPr>
+          <w:rFonts w:ascii="Consolas" w:hAnsi="Consolas"/>
+        </w:rPr>
+        <w:t>pwnzzai.ps1</w:t>
+      </w:r>
+      <w:r>
+        <w:t xml:space="preserve"> (Windows) :</w:t>
+      </w:r>
+    </w:p>
+    <w:p>
+      <w:pPr>
+        <w:shd w:val="clear" w:fill="F2F2F2"/>
+        <w:spacing w:after="0" w:before="0"/>
+      </w:pPr>
+      <w:r>
+        <w:rPr>
+          <w:rFonts w:ascii="Consolas" w:hAnsi="Consolas"/>
+          <w:sz w:val="19"/>
+        </w:rPr>
+        <w:t># Linux / macOS — launcher</w:t>
       </w:r>
     </w:p>
     <w:p>
@@ -1816,16 +3665,218 @@
       </w:pPr>
     </w:p>
     <w:p>
-      <w:pPr>
-        <w:pStyle w:val="Heading1"/>
-      </w:pPr>
-      <w:r>
-        <w:t>7. Configurer un fournisseur LLM (cible)</w:t>
+      <w:r>
+        <w:t xml:space="preserve">Equivalent direct avec </w:t>
+      </w:r>
+      <w:r>
+        <w:rPr>
+          <w:rFonts w:ascii="Consolas" w:hAnsi="Consolas"/>
+        </w:rPr>
+        <w:t>docker compose</w:t>
+      </w:r>
+      <w:r>
+        <w:t xml:space="preserve"> (depuis la racine du depot) :</w:t>
       </w:r>
     </w:p>
     <w:p>
-      <w:r>
-        <w:t>Par defaut, l'assistant CIBLE des labs tourne sur Ollama local (100% hors-ligne). Le produit OWASP etant bati sur LiteLLM, cette cible peut tourner sur de nombreux fournisseurs (Groq, OpenAI, Gemini, Anthropic) SANS aucune modification de code — pure config .env. MODEL_PROVIDER=openai signifie « cloud via LiteLLM » (pas forcement OpenAI) ; le prefixe avant le / dans LITELLM_MODEL choisit le vrai fournisseur.</w:t>
+      <w:pPr>
+        <w:shd w:val="clear" w:fill="F2F2F2"/>
+        <w:spacing w:after="0" w:before="0"/>
+      </w:pPr>
+      <w:r>
+        <w:rPr>
+          <w:rFonts w:ascii="Consolas" w:hAnsi="Consolas"/>
+          <w:sz w:val="19"/>
+        </w:rPr>
+        <w:t>docker compose up -d        # demarrer / reprendre</w:t>
+      </w:r>
+    </w:p>
+    <w:p>
+      <w:pPr>
+        <w:shd w:val="clear" w:fill="F2F2F2"/>
+        <w:spacing w:after="0" w:before="0"/>
+      </w:pPr>
+      <w:r>
+        <w:rPr>
+          <w:rFonts w:ascii="Consolas" w:hAnsi="Consolas"/>
+          <w:sz w:val="19"/>
+        </w:rPr>
+        <w:t>docker compose down         # arreter (conserve les volumes)</w:t>
+      </w:r>
+    </w:p>
+    <w:p>
+      <w:pPr>
+        <w:shd w:val="clear" w:fill="F2F2F2"/>
+        <w:spacing w:after="0" w:before="0"/>
+      </w:pPr>
+      <w:r>
+        <w:rPr>
+          <w:rFonts w:ascii="Consolas" w:hAnsi="Consolas"/>
+          <w:sz w:val="19"/>
+        </w:rPr>
+        <w:t>docker compose logs -f      # logs en direct</w:t>
+      </w:r>
+    </w:p>
+    <w:p>
+      <w:pPr>
+        <w:shd w:val="clear" w:fill="F2F2F2"/>
+        <w:spacing w:after="0" w:before="0"/>
+      </w:pPr>
+      <w:r>
+        <w:rPr>
+          <w:rFonts w:ascii="Consolas" w:hAnsi="Consolas"/>
+          <w:sz w:val="19"/>
+        </w:rPr>
+        <w:t>docker compose down -v      # reset complet (efface ollama_data : re-tirage des modeles requis)</w:t>
+      </w:r>
+    </w:p>
+    <w:p>
+      <w:pPr>
+        <w:spacing w:after="80"/>
+      </w:pPr>
+    </w:p>
+    <w:p>
+      <w:r>
+        <w:t xml:space="preserve">Ta progression coach (jeton, scores, indices, journaux, quiz, badges) est stockee </w:t>
+      </w:r>
+      <w:r>
+        <w:rPr>
+          <w:b/>
+        </w:rPr>
+        <w:t>cote navigateur</w:t>
+      </w:r>
+      <w:r>
+        <w:t xml:space="preserve"> dans </w:t>
+      </w:r>
+      <w:r>
+        <w:rPr>
+          <w:rFonts w:ascii="Consolas" w:hAnsi="Consolas"/>
+        </w:rPr>
+        <w:t>localStorage</w:t>
+      </w:r>
+      <w:r>
+        <w:t xml:space="preserve"> (cle </w:t>
+      </w:r>
+      <w:r>
+        <w:rPr>
+          <w:rFonts w:ascii="Consolas" w:hAnsi="Consolas"/>
+        </w:rPr>
+        <w:t>pwnzzai_coach_v1</w:t>
+      </w:r>
+      <w:r>
+        <w:t xml:space="preserve">). Elle survit aux redemarrages de conteneurs. Un </w:t>
+      </w:r>
+      <w:r>
+        <w:rPr>
+          <w:rFonts w:ascii="Consolas" w:hAnsi="Consolas"/>
+        </w:rPr>
+        <w:t>docker compose down -v</w:t>
+      </w:r>
+      <w:r>
+        <w:t xml:space="preserve"> (ou </w:t>
+      </w:r>
+      <w:r>
+        <w:rPr>
+          <w:rFonts w:ascii="Consolas" w:hAnsi="Consolas"/>
+        </w:rPr>
+        <w:t>./pwnzzai.sh wipe</w:t>
+      </w:r>
+      <w:r>
+        <w:t xml:space="preserve">) efface le volume </w:t>
+      </w:r>
+      <w:r>
+        <w:rPr>
+          <w:rFonts w:ascii="Consolas" w:hAnsi="Consolas"/>
+        </w:rPr>
+        <w:t>ollama_data</w:t>
+      </w:r>
+      <w:r>
+        <w:t xml:space="preserve"> : il faudra </w:t>
+      </w:r>
+      <w:r>
+        <w:rPr>
+          <w:b/>
+        </w:rPr>
+        <w:t>re-tirer les modeles</w:t>
+      </w:r>
+      <w:r>
+        <w:t xml:space="preserve"> (</w:t>
+      </w:r>
+      <w:r>
+        <w:rPr>
+          <w:rFonts w:ascii="Consolas" w:hAnsi="Consolas"/>
+        </w:rPr>
+        <w:t>./pwnzzai.sh models</w:t>
+      </w:r>
+      <w:r>
+        <w:t>).</w:t>
+      </w:r>
+    </w:p>
+    <w:p>
+      <w:pPr>
+        <w:pStyle w:val="Heading2"/>
+      </w:pPr>
+      <w:r>
+        <w:t>Optionnel : utiliser un LLM cloud pour la cible</w:t>
+      </w:r>
+    </w:p>
+    <w:p>
+      <w:r>
+        <w:t xml:space="preserve">Par defaut l'assistant cible tourne sur </w:t>
+      </w:r>
+      <w:r>
+        <w:rPr>
+          <w:b/>
+        </w:rPr>
+        <w:t>Ollama local</w:t>
+      </w:r>
+      <w:r>
+        <w:t xml:space="preserve"> (hors-ligne). Si tu preferes un fournisseur cloud (plus rapide, plus fiable), tu peux le basculer dans </w:t>
+      </w:r>
+      <w:r>
+        <w:rPr>
+          <w:rFonts w:ascii="Consolas" w:hAnsi="Consolas"/>
+        </w:rPr>
+        <w:t>.env</w:t>
+      </w:r>
+      <w:r>
+        <w:t xml:space="preserve"> — le produit OWASP utilise </w:t>
+      </w:r>
+      <w:r>
+        <w:rPr>
+          <w:b/>
+        </w:rPr>
+        <w:t>LiteLLM</w:t>
+      </w:r>
+      <w:r>
+        <w:t xml:space="preserve">, donc aucune modif de code n'est necessaire. </w:t>
+      </w:r>
+      <w:r>
+        <w:rPr>
+          <w:rFonts w:ascii="Consolas" w:hAnsi="Consolas"/>
+        </w:rPr>
+        <w:t>MODEL_PROVIDER=openai</w:t>
+      </w:r>
+      <w:r>
+        <w:t xml:space="preserve"> signifie juste « cloud via LiteLLM » ; le prefixe avant le </w:t>
+      </w:r>
+      <w:r>
+        <w:rPr>
+          <w:rFonts w:ascii="Consolas" w:hAnsi="Consolas"/>
+        </w:rPr>
+        <w:t>/</w:t>
+      </w:r>
+      <w:r>
+        <w:t xml:space="preserve"> dans </w:t>
+      </w:r>
+      <w:r>
+        <w:rPr>
+          <w:rFonts w:ascii="Consolas" w:hAnsi="Consolas"/>
+        </w:rPr>
+        <w:t>LITELLM_MODEL</w:t>
+      </w:r>
+      <w:r>
+        <w:t xml:space="preserve"> choisit le vrai fournisseur.</w:t>
       </w:r>
     </w:p>
     <w:tbl>
@@ -1843,7 +3894,7 @@
       <w:tr>
         <w:tc>
           <w:tcPr>
-            <w:tcW w:type="dxa" w:w="2154"/>
+            <w:tcW w:type="dxa" w:w="2551"/>
           </w:tcPr>
           <w:p>
             <w:pPr>
@@ -1870,6 +3921,7 @@
             <w:r/>
             <w:r>
               <w:rPr>
+                <w:rFonts w:ascii="Consolas" w:hAnsi="Consolas"/>
                 <w:b/>
                 <w:sz w:val="20"/>
               </w:rPr>
@@ -1879,7 +3931,7 @@
         </w:tc>
         <w:tc>
           <w:tcPr>
-            <w:tcW w:type="dxa" w:w="3402"/>
+            <w:tcW w:type="dxa" w:w="2835"/>
           </w:tcPr>
           <w:p>
             <w:pPr>
@@ -1888,16 +3940,24 @@
             <w:r/>
             <w:r>
               <w:rPr>
+                <w:rFonts w:ascii="Consolas" w:hAnsi="Consolas"/>
                 <w:b/>
                 <w:sz w:val="20"/>
               </w:rPr>
-              <w:t>LITELLM_MODEL (exemple)</w:t>
+              <w:t>LITELLM_MODEL</w:t>
+            </w:r>
+            <w:r>
+              <w:rPr>
+                <w:b/>
+                <w:sz w:val="20"/>
+              </w:rPr>
+              <w:t xml:space="preserve"> (exemple)</w:t>
             </w:r>
           </w:p>
         </w:tc>
         <w:tc>
           <w:tcPr>
-            <w:tcW w:type="dxa" w:w="2381"/>
+            <w:tcW w:type="dxa" w:w="2551"/>
           </w:tcPr>
           <w:p>
             <w:pPr>
@@ -1917,7 +3977,7 @@
       <w:tr>
         <w:tc>
           <w:tcPr>
-            <w:tcW w:type="dxa" w:w="2154"/>
+            <w:tcW w:type="dxa" w:w="2551"/>
           </w:tcPr>
           <w:p>
             <w:r/>
@@ -1937,6 +3997,7 @@
             <w:r/>
             <w:r>
               <w:rPr>
+                <w:rFonts w:ascii="Consolas" w:hAnsi="Consolas"/>
                 <w:sz w:val="20"/>
               </w:rPr>
               <w:t>ollama</w:t>
@@ -1945,7 +4006,7 @@
         </w:tc>
         <w:tc>
           <w:tcPr>
-            <w:tcW w:type="dxa" w:w="3402"/>
+            <w:tcW w:type="dxa" w:w="2835"/>
           </w:tcPr>
           <w:p>
             <w:r/>
@@ -1953,13 +4014,26 @@
               <w:rPr>
                 <w:sz w:val="20"/>
               </w:rPr>
-              <w:t>— (utilise OLLAMA_MODEL)</w:t>
+              <w:t xml:space="preserve">— (utilise </w:t>
+            </w:r>
+            <w:r>
+              <w:rPr>
+                <w:rFonts w:ascii="Consolas" w:hAnsi="Consolas"/>
+                <w:sz w:val="20"/>
+              </w:rPr>
+              <w:t>OLLAMA_MODEL</w:t>
+            </w:r>
+            <w:r>
+              <w:rPr>
+                <w:sz w:val="20"/>
+              </w:rPr>
+              <w:t>)</w:t>
             </w:r>
           </w:p>
         </w:tc>
         <w:tc>
           <w:tcPr>
-            <w:tcW w:type="dxa" w:w="2381"/>
+            <w:tcW w:type="dxa" w:w="2551"/>
           </w:tcPr>
           <w:p>
             <w:r/>
@@ -1975,7 +4049,7 @@
       <w:tr>
         <w:tc>
           <w:tcPr>
-            <w:tcW w:type="dxa" w:w="2154"/>
+            <w:tcW w:type="dxa" w:w="2551"/>
           </w:tcPr>
           <w:p>
             <w:r/>
@@ -1995,6 +4069,7 @@
             <w:r/>
             <w:r>
               <w:rPr>
+                <w:rFonts w:ascii="Consolas" w:hAnsi="Consolas"/>
                 <w:sz w:val="20"/>
               </w:rPr>
               <w:t>openai</w:t>
@@ -2003,12 +4078,13 @@
         </w:tc>
         <w:tc>
           <w:tcPr>
-            <w:tcW w:type="dxa" w:w="3402"/>
+            <w:tcW w:type="dxa" w:w="2835"/>
           </w:tcPr>
           <w:p>
             <w:r/>
             <w:r>
               <w:rPr>
+                <w:rFonts w:ascii="Consolas" w:hAnsi="Consolas"/>
                 <w:sz w:val="20"/>
               </w:rPr>
               <w:t>groq/openai/gpt-oss-20b</w:t>
@@ -2017,12 +4093,13 @@
         </w:tc>
         <w:tc>
           <w:tcPr>
-            <w:tcW w:type="dxa" w:w="2381"/>
+            <w:tcW w:type="dxa" w:w="2551"/>
           </w:tcPr>
           <w:p>
             <w:r/>
             <w:r>
               <w:rPr>
+                <w:rFonts w:ascii="Consolas" w:hAnsi="Consolas"/>
                 <w:sz w:val="20"/>
               </w:rPr>
               <w:t>GROQ_API_KEY</w:t>
@@ -2033,7 +4110,7 @@
       <w:tr>
         <w:tc>
           <w:tcPr>
-            <w:tcW w:type="dxa" w:w="2154"/>
+            <w:tcW w:type="dxa" w:w="2551"/>
           </w:tcPr>
           <w:p>
             <w:r/>
@@ -2053,6 +4130,7 @@
             <w:r/>
             <w:r>
               <w:rPr>
+                <w:rFonts w:ascii="Consolas" w:hAnsi="Consolas"/>
                 <w:sz w:val="20"/>
               </w:rPr>
               <w:t>openai</w:t>
@@ -2061,12 +4139,13 @@
         </w:tc>
         <w:tc>
           <w:tcPr>
-            <w:tcW w:type="dxa" w:w="3402"/>
+            <w:tcW w:type="dxa" w:w="2835"/>
           </w:tcPr>
           <w:p>
             <w:r/>
             <w:r>
               <w:rPr>
+                <w:rFonts w:ascii="Consolas" w:hAnsi="Consolas"/>
                 <w:sz w:val="20"/>
               </w:rPr>
               <w:t>openai/gpt-4o-mini</w:t>
@@ -2075,12 +4154,13 @@
         </w:tc>
         <w:tc>
           <w:tcPr>
-            <w:tcW w:type="dxa" w:w="2381"/>
+            <w:tcW w:type="dxa" w:w="2551"/>
           </w:tcPr>
           <w:p>
             <w:r/>
             <w:r>
               <w:rPr>
+                <w:rFonts w:ascii="Consolas" w:hAnsi="Consolas"/>
                 <w:sz w:val="20"/>
               </w:rPr>
               <w:t>OPENAI_API_KEY</w:t>
@@ -2091,7 +4171,7 @@
       <w:tr>
         <w:tc>
           <w:tcPr>
-            <w:tcW w:type="dxa" w:w="2154"/>
+            <w:tcW w:type="dxa" w:w="2551"/>
           </w:tcPr>
           <w:p>
             <w:r/>
@@ -2111,6 +4191,7 @@
             <w:r/>
             <w:r>
               <w:rPr>
+                <w:rFonts w:ascii="Consolas" w:hAnsi="Consolas"/>
                 <w:sz w:val="20"/>
               </w:rPr>
               <w:t>openai</w:t>
@@ -2119,12 +4200,13 @@
         </w:tc>
         <w:tc>
           <w:tcPr>
-            <w:tcW w:type="dxa" w:w="3402"/>
+            <w:tcW w:type="dxa" w:w="2835"/>
           </w:tcPr>
           <w:p>
             <w:r/>
             <w:r>
               <w:rPr>
+                <w:rFonts w:ascii="Consolas" w:hAnsi="Consolas"/>
                 <w:sz w:val="20"/>
               </w:rPr>
               <w:t>gemini/gemini-2.0-flash</w:t>
@@ -2133,12 +4215,13 @@
         </w:tc>
         <w:tc>
           <w:tcPr>
-            <w:tcW w:type="dxa" w:w="2381"/>
+            <w:tcW w:type="dxa" w:w="2551"/>
           </w:tcPr>
           <w:p>
             <w:r/>
             <w:r>
               <w:rPr>
+                <w:rFonts w:ascii="Consolas" w:hAnsi="Consolas"/>
                 <w:sz w:val="20"/>
               </w:rPr>
               <w:t>GEMINI_API_KEY</w:t>
@@ -2149,7 +4232,7 @@
       <w:tr>
         <w:tc>
           <w:tcPr>
-            <w:tcW w:type="dxa" w:w="2154"/>
+            <w:tcW w:type="dxa" w:w="2551"/>
           </w:tcPr>
           <w:p>
             <w:r/>
@@ -2169,6 +4252,7 @@
             <w:r/>
             <w:r>
               <w:rPr>
+                <w:rFonts w:ascii="Consolas" w:hAnsi="Consolas"/>
                 <w:sz w:val="20"/>
               </w:rPr>
               <w:t>openai</w:t>
@@ -2177,12 +4261,13 @@
         </w:tc>
         <w:tc>
           <w:tcPr>
-            <w:tcW w:type="dxa" w:w="3402"/>
+            <w:tcW w:type="dxa" w:w="2835"/>
           </w:tcPr>
           <w:p>
             <w:r/>
             <w:r>
               <w:rPr>
+                <w:rFonts w:ascii="Consolas" w:hAnsi="Consolas"/>
                 <w:sz w:val="20"/>
               </w:rPr>
               <w:t>anthropic/claude-3-5-haiku-latest</w:t>
@@ -2191,12 +4276,13 @@
         </w:tc>
         <w:tc>
           <w:tcPr>
-            <w:tcW w:type="dxa" w:w="2381"/>
+            <w:tcW w:type="dxa" w:w="2551"/>
           </w:tcPr>
           <w:p>
             <w:r/>
             <w:r>
               <w:rPr>
+                <w:rFonts w:ascii="Consolas" w:hAnsi="Consolas"/>
                 <w:sz w:val="20"/>
               </w:rPr>
               <w:t>ANTHROPIC_API_KEY</w:t>
@@ -2207,7 +4293,25 @@
     </w:tbl>
     <w:p>
       <w:r>
-        <w:t>Pour basculer la cible sur un fournisseur cloud (exemple Groq), mettre ces trois lignes dans .env puis relancer :</w:t>
+        <w:t xml:space="preserve">Mets ces trois lignes dans </w:t>
+      </w:r>
+      <w:r>
+        <w:rPr>
+          <w:rFonts w:ascii="Consolas" w:hAnsi="Consolas"/>
+        </w:rPr>
+        <w:t>.env</w:t>
+      </w:r>
+      <w:r>
+        <w:t xml:space="preserve"> (exemple Groq), puis relance avec </w:t>
+      </w:r>
+      <w:r>
+        <w:rPr>
+          <w:rFonts w:ascii="Consolas" w:hAnsi="Consolas"/>
+        </w:rPr>
+        <w:t>./pwnzzai.sh restart</w:t>
+      </w:r>
+      <w:r>
+        <w:t xml:space="preserve"> :</w:t>
       </w:r>
     </w:p>
     <w:p>
@@ -2251,6 +4355,82 @@
     </w:p>
     <w:p>
       <w:pPr>
+        <w:spacing w:after="80"/>
+      </w:pPr>
+    </w:p>
+    <w:p>
+      <w:r>
+        <w:t xml:space="preserve">Seuls les labs cloud </w:t>
+      </w:r>
+      <w:r>
+        <w:rPr>
+          <w:rFonts w:ascii="Consolas" w:hAnsi="Consolas"/>
+        </w:rPr>
+        <w:t>openai_*</w:t>
+      </w:r>
+      <w:r>
+        <w:t xml:space="preserve"> utilisent ceci ; les labs </w:t>
+      </w:r>
+      <w:r>
+        <w:rPr>
+          <w:rFonts w:ascii="Consolas" w:hAnsi="Consolas"/>
+        </w:rPr>
+        <w:t>ollama_*</w:t>
+      </w:r>
+      <w:r>
+        <w:t xml:space="preserve"> utilisent toujours Ollama local, donc garde le service </w:t>
+      </w:r>
+      <w:r>
+        <w:rPr>
+          <w:rFonts w:ascii="Consolas" w:hAnsi="Consolas"/>
+        </w:rPr>
+        <w:t>ollama</w:t>
+      </w:r>
+      <w:r>
+        <w:t xml:space="preserve"> actif. Ta cle reste dans </w:t>
+      </w:r>
+      <w:r>
+        <w:rPr>
+          <w:rFonts w:ascii="Consolas" w:hAnsi="Consolas"/>
+        </w:rPr>
+        <w:t>.env</w:t>
+      </w:r>
+      <w:r>
+        <w:t xml:space="preserve"> (gitignore) — ne la committe jamais.</w:t>
+      </w:r>
+    </w:p>
+    <w:p>
+      <w:pPr>
+        <w:pStyle w:val="Heading1"/>
+      </w:pPr>
+      <w:r>
+        <w:t>6. Depannage</w:t>
+      </w:r>
+    </w:p>
+    <w:p>
+      <w:pPr>
+        <w:pStyle w:val="Heading2"/>
+      </w:pPr>
+      <w:r>
+        <w:t>Indice / « Verifier ma reussite » affiche « Service coach indisponible (Ollama) »</w:t>
+      </w:r>
+    </w:p>
+    <w:p>
+      <w:r>
+        <w:t xml:space="preserve">Cause la plus frequente : les </w:t>
+      </w:r>
+      <w:r>
+        <w:rPr>
+          <w:b/>
+        </w:rPr>
+        <w:t>modeles Ollama ne sont pas tires</w:t>
+      </w:r>
+      <w:r>
+        <w:t xml:space="preserve"> (volume neuf). Tant qu'ils manquent, les indices et le juge sont indisponibles. Solution :</w:t>
+      </w:r>
+    </w:p>
+    <w:p>
+      <w:pPr>
         <w:shd w:val="clear" w:fill="F2F2F2"/>
         <w:spacing w:after="0" w:before="0"/>
       </w:pPr>
@@ -2259,7 +4439,239 @@
           <w:rFonts w:ascii="Consolas" w:hAnsi="Consolas"/>
           <w:sz w:val="19"/>
         </w:rPr>
-        <w:t xml:space="preserve"> </w:t>
+        <w:t>./pwnzzai.sh models          # ou : scripts/pull-models.sh</w:t>
+      </w:r>
+    </w:p>
+    <w:p>
+      <w:pPr>
+        <w:spacing w:after="80"/>
+      </w:pPr>
+    </w:p>
+    <w:p>
+      <w:r>
+        <w:t xml:space="preserve">Puis verifie : </w:t>
+      </w:r>
+      <w:r>
+        <w:rPr>
+          <w:rFonts w:ascii="Consolas" w:hAnsi="Consolas"/>
+        </w:rPr>
+        <w:t>curl -s http://localhost:8095/__coach/health</w:t>
+      </w:r>
+      <w:r>
+        <w:t xml:space="preserve"> doit montrer </w:t>
+      </w:r>
+      <w:r>
+        <w:rPr>
+          <w:rFonts w:ascii="Consolas" w:hAnsi="Consolas"/>
+        </w:rPr>
+        <w:t>"ollama":true</w:t>
+      </w:r>
+      <w:r>
+        <w:t>.</w:t>
+      </w:r>
+    </w:p>
+    <w:p>
+      <w:pPr>
+        <w:pStyle w:val="Heading2"/>
+      </w:pPr>
+      <w:r>
+        <w:t>`health` renvoie `"ollama":false`</w:t>
+      </w:r>
+    </w:p>
+    <w:p>
+      <w:r>
+        <w:t xml:space="preserve">Idem : aucun modele de juge disponible. Lance </w:t>
+      </w:r>
+      <w:r>
+        <w:rPr>
+          <w:rFonts w:ascii="Consolas" w:hAnsi="Consolas"/>
+        </w:rPr>
+        <w:t>./pwnzzai.sh models</w:t>
+      </w:r>
+      <w:r>
+        <w:t xml:space="preserve">. Si ca persiste, verifie que le conteneur </w:t>
+      </w:r>
+      <w:r>
+        <w:rPr>
+          <w:rFonts w:ascii="Consolas" w:hAnsi="Consolas"/>
+        </w:rPr>
+        <w:t>ollama</w:t>
+      </w:r>
+      <w:r>
+        <w:t xml:space="preserve"> tourne (</w:t>
+      </w:r>
+      <w:r>
+        <w:rPr>
+          <w:rFonts w:ascii="Consolas" w:hAnsi="Consolas"/>
+        </w:rPr>
+        <w:t>./pwnzzai.sh status</w:t>
+      </w:r>
+      <w:r>
+        <w:t xml:space="preserve">) et que </w:t>
+      </w:r>
+      <w:r>
+        <w:rPr>
+          <w:rFonts w:ascii="Consolas" w:hAnsi="Consolas"/>
+        </w:rPr>
+        <w:t>COACH_JUDGE_MODEL</w:t>
+      </w:r>
+      <w:r>
+        <w:t xml:space="preserve"> dans </w:t>
+      </w:r>
+      <w:r>
+        <w:rPr>
+          <w:rFonts w:ascii="Consolas" w:hAnsi="Consolas"/>
+        </w:rPr>
+        <w:t>.env</w:t>
+      </w:r>
+      <w:r>
+        <w:t xml:space="preserve"> est un modele valide (defaut </w:t>
+      </w:r>
+      <w:r>
+        <w:rPr>
+          <w:rFonts w:ascii="Consolas" w:hAnsi="Consolas"/>
+        </w:rPr>
+        <w:t>llama3.2:3b</w:t>
+      </w:r>
+      <w:r>
+        <w:t>).</w:t>
+      </w:r>
+    </w:p>
+    <w:p>
+      <w:pPr>
+        <w:pStyle w:val="Heading2"/>
+      </w:pPr>
+      <w:r>
+        <w:t>Port deja utilise (`8090` ou `8095`)</w:t>
+      </w:r>
+    </w:p>
+    <w:p>
+      <w:r>
+        <w:t xml:space="preserve">Une autre appli squatte le port. Soit tu l'arretes, soit tu changes le mapping hote dans </w:t>
+      </w:r>
+      <w:r>
+        <w:rPr>
+          <w:rFonts w:ascii="Consolas" w:hAnsi="Consolas"/>
+        </w:rPr>
+        <w:t>docker-compose.yml</w:t>
+      </w:r>
+      <w:r>
+        <w:t xml:space="preserve"> (</w:t>
+      </w:r>
+      <w:r>
+        <w:rPr>
+          <w:rFonts w:ascii="Consolas" w:hAnsi="Consolas"/>
+        </w:rPr>
+        <w:t>"8095:8090"</w:t>
+      </w:r>
+      <w:r>
+        <w:t xml:space="preserve"> / </w:t>
+      </w:r>
+      <w:r>
+        <w:rPr>
+          <w:rFonts w:ascii="Consolas" w:hAnsi="Consolas"/>
+        </w:rPr>
+        <w:t>"8090:8080"</w:t>
+      </w:r>
+      <w:r>
+        <w:t>) et tu relances (</w:t>
+      </w:r>
+      <w:r>
+        <w:rPr>
+          <w:rFonts w:ascii="Consolas" w:hAnsi="Consolas"/>
+        </w:rPr>
+        <w:t>./pwnzzai.sh restart</w:t>
+      </w:r>
+      <w:r>
+        <w:t>).</w:t>
+      </w:r>
+    </w:p>
+    <w:p>
+      <w:pPr>
+        <w:pStyle w:val="Heading2"/>
+      </w:pPr>
+      <w:r>
+        <w:t>`docker compose: command not found`</w:t>
+      </w:r>
+    </w:p>
+    <w:p>
+      <w:r>
+        <w:t>Ton Docker est trop vieux ou le plugin Compose est manquant.</w:t>
+      </w:r>
+    </w:p>
+    <w:p>
+      <w:pPr>
+        <w:pStyle w:val="ListBullet"/>
+      </w:pPr>
+      <w:r>
+        <w:t xml:space="preserve">Linux (Ubuntu/Debian standard) : </w:t>
+      </w:r>
+      <w:r>
+        <w:rPr>
+          <w:rFonts w:ascii="Consolas" w:hAnsi="Consolas"/>
+        </w:rPr>
+        <w:t>sudo apt install docker-compose-v2</w:t>
+      </w:r>
+    </w:p>
+    <w:p>
+      <w:pPr>
+        <w:pStyle w:val="ListBullet"/>
+      </w:pPr>
+      <w:r>
+        <w:t xml:space="preserve">Linux (dépôt officiel Docker) : </w:t>
+      </w:r>
+      <w:r>
+        <w:rPr>
+          <w:rFonts w:ascii="Consolas" w:hAnsi="Consolas"/>
+        </w:rPr>
+        <w:t>sudo apt install docker-compose-plugin</w:t>
+      </w:r>
+    </w:p>
+    <w:p>
+      <w:pPr>
+        <w:pStyle w:val="ListBullet"/>
+      </w:pPr>
+      <w:r>
+        <w:t>Windows / macOS : mets a jour Docker Desktop.</w:t>
+      </w:r>
+    </w:p>
+    <w:p>
+      <w:pPr>
+        <w:shd w:val="clear" w:fill="FFF4D6"/>
+      </w:pPr>
+      <w:r>
+        <w:rPr>
+          <w:b/>
+          <w:sz w:val="21"/>
+        </w:rPr>
+        <w:t>Note :</w:t>
+      </w:r>
+      <w:r>
+        <w:rPr>
+          <w:sz w:val="21"/>
+        </w:rPr>
+        <w:t xml:space="preserve"> les deux paquets sont mutuellement exclusifs — n'installe pas les deux. Sur Ubuntu 25.04 et plus, utilise </w:t>
+      </w:r>
+      <w:r>
+        <w:rPr>
+          <w:rFonts w:ascii="Consolas" w:hAnsi="Consolas"/>
+          <w:sz w:val="21"/>
+        </w:rPr>
+        <w:t>docker-compose-v2</w:t>
+      </w:r>
+      <w:r>
+        <w:rPr>
+          <w:sz w:val="21"/>
+        </w:rPr>
+        <w:t>.</w:t>
+      </w:r>
+    </w:p>
+    <w:p>
+      <w:pPr>
+        <w:pStyle w:val="Heading2"/>
+      </w:pPr>
+      <w:r>
+        <w:t>`permission denied` sur le script (Linux / macOS)</w:t>
       </w:r>
     </w:p>
     <w:p>
@@ -2272,328 +4684,7 @@
           <w:rFonts w:ascii="Consolas" w:hAnsi="Consolas"/>
           <w:sz w:val="19"/>
         </w:rPr>
-        <w:t>./pwnzzai.sh restart</w:t>
-      </w:r>
-    </w:p>
-    <w:p>
-      <w:pPr>
-        <w:spacing w:after="80"/>
-      </w:pPr>
-    </w:p>
-    <w:p>
-      <w:pPr>
-        <w:shd w:val="clear" w:fill="FFF4D6"/>
-      </w:pPr>
-      <w:r>
-        <w:rPr>
-          <w:sz w:val="21"/>
-        </w:rPr>
-        <w:t>Seuls les labs cloud openai_* utilisent ce backend ; les labs ollama_* utilisent toujours Ollama local, donc garde le service ollama actif. La cle reste dans .env (gitignore) — ne la committe jamais.</w:t>
-      </w:r>
-    </w:p>
-    <w:p>
-      <w:pPr>
-        <w:pStyle w:val="Heading1"/>
-      </w:pPr>
-      <w:r>
-        <w:t>8. Depannage</w:t>
-      </w:r>
-    </w:p>
-    <w:tbl>
-      <w:tblPr>
-        <w:tblStyle w:val="TableGrid"/>
-        <w:tblW w:type="auto" w:w="0"/>
-        <w:tblLook w:firstColumn="1" w:firstRow="1" w:lastColumn="0" w:lastRow="0" w:noHBand="0" w:noVBand="1" w:val="04A0"/>
-      </w:tblPr>
-      <w:tblGrid>
-        <w:gridCol w:w="4819"/>
-        <w:gridCol w:w="4819"/>
-      </w:tblGrid>
-      <w:tr>
-        <w:tc>
-          <w:tcPr>
-            <w:tcW w:type="dxa" w:w="3515"/>
-          </w:tcPr>
-          <w:p>
-            <w:pPr>
-              <w:shd w:val="clear" w:fill="EDE7FB"/>
-            </w:pPr>
-            <w:r/>
-            <w:r>
-              <w:rPr>
-                <w:b/>
-                <w:sz w:val="20"/>
-              </w:rPr>
-              <w:t>Symptome</w:t>
-            </w:r>
-          </w:p>
-        </w:tc>
-        <w:tc>
-          <w:tcPr>
-            <w:tcW w:type="dxa" w:w="6123"/>
-          </w:tcPr>
-          <w:p>
-            <w:pPr>
-              <w:shd w:val="clear" w:fill="EDE7FB"/>
-            </w:pPr>
-            <w:r/>
-            <w:r>
-              <w:rPr>
-                <w:b/>
-                <w:sz w:val="20"/>
-              </w:rPr>
-              <w:t>Cause / solution</w:t>
-            </w:r>
-          </w:p>
-        </w:tc>
-      </w:tr>
-      <w:tr>
-        <w:tc>
-          <w:tcPr>
-            <w:tcW w:type="dxa" w:w="3515"/>
-          </w:tcPr>
-          <w:p>
-            <w:r/>
-            <w:r>
-              <w:rPr>
-                <w:sz w:val="20"/>
-              </w:rPr>
-              <w:t>Indice ou « Verifier » dit « Service coach indisponible (Ollama) »</w:t>
-            </w:r>
-          </w:p>
-        </w:tc>
-        <w:tc>
-          <w:tcPr>
-            <w:tcW w:type="dxa" w:w="6123"/>
-          </w:tcPr>
-          <w:p>
-            <w:r/>
-            <w:r>
-              <w:rPr>
-                <w:sz w:val="20"/>
-              </w:rPr>
-              <w:t>Modeles Ollama pas tires (volume neuf). Lance ./pwnzzai.sh models, puis verifie "ollama":true sur /__coach/health.</w:t>
-            </w:r>
-          </w:p>
-        </w:tc>
-      </w:tr>
-      <w:tr>
-        <w:tc>
-          <w:tcPr>
-            <w:tcW w:type="dxa" w:w="3515"/>
-          </w:tcPr>
-          <w:p>
-            <w:r/>
-            <w:r>
-              <w:rPr>
-                <w:sz w:val="20"/>
-              </w:rPr>
-              <w:t>health renvoie "ollama":false</w:t>
-            </w:r>
-          </w:p>
-        </w:tc>
-        <w:tc>
-          <w:tcPr>
-            <w:tcW w:type="dxa" w:w="6123"/>
-          </w:tcPr>
-          <w:p>
-            <w:r/>
-            <w:r>
-              <w:rPr>
-                <w:sz w:val="20"/>
-              </w:rPr>
-              <w:t>Aucun modele de juge. ./pwnzzai.sh models. Verifie que le conteneur ollama tourne et COACH_JUDGE_MODEL (defaut llama3.2:3b).</w:t>
-            </w:r>
-          </w:p>
-        </w:tc>
-      </w:tr>
-      <w:tr>
-        <w:tc>
-          <w:tcPr>
-            <w:tcW w:type="dxa" w:w="3515"/>
-          </w:tcPr>
-          <w:p>
-            <w:r/>
-            <w:r>
-              <w:rPr>
-                <w:sz w:val="20"/>
-              </w:rPr>
-              <w:t>Port 8090 ou 8095 deja utilise</w:t>
-            </w:r>
-          </w:p>
-        </w:tc>
-        <w:tc>
-          <w:tcPr>
-            <w:tcW w:type="dxa" w:w="6123"/>
-          </w:tcPr>
-          <w:p>
-            <w:r/>
-            <w:r>
-              <w:rPr>
-                <w:sz w:val="20"/>
-              </w:rPr>
-              <w:t>Une autre appli squatte le port. Change le mapping hote dans docker-compose.yml puis ./pwnzzai.sh restart.</w:t>
-            </w:r>
-          </w:p>
-        </w:tc>
-      </w:tr>
-      <w:tr>
-        <w:tc>
-          <w:tcPr>
-            <w:tcW w:type="dxa" w:w="3515"/>
-          </w:tcPr>
-          <w:p>
-            <w:r/>
-            <w:r>
-              <w:rPr>
-                <w:sz w:val="20"/>
-              </w:rPr>
-              <w:t>docker compose: command not found</w:t>
-            </w:r>
-          </w:p>
-        </w:tc>
-        <w:tc>
-          <w:tcPr>
-            <w:tcW w:type="dxa" w:w="6123"/>
-          </w:tcPr>
-          <w:p>
-            <w:r/>
-            <w:r>
-              <w:rPr>
-                <w:sz w:val="20"/>
-              </w:rPr>
-              <w:t>Docker trop vieux / plugin manquant. Linux : sudo apt install docker-compose-v2. Windows/macOS : mettre a jour Docker Desktop.</w:t>
-            </w:r>
-          </w:p>
-        </w:tc>
-      </w:tr>
-      <w:tr>
-        <w:tc>
-          <w:tcPr>
-            <w:tcW w:type="dxa" w:w="3515"/>
-          </w:tcPr>
-          <w:p>
-            <w:r/>
-            <w:r>
-              <w:rPr>
-                <w:sz w:val="20"/>
-              </w:rPr>
-              <w:t>permission denied sur le script (Linux/macOS)</w:t>
-            </w:r>
-          </w:p>
-        </w:tc>
-        <w:tc>
-          <w:tcPr>
-            <w:tcW w:type="dxa" w:w="6123"/>
-          </w:tcPr>
-          <w:p>
-            <w:r/>
-            <w:r>
-              <w:rPr>
-                <w:sz w:val="20"/>
-              </w:rPr>
-              <w:t>chmod +x scripts/install-student.sh ; chmod +x pwnzzai.sh</w:t>
-            </w:r>
-          </w:p>
-        </w:tc>
-      </w:tr>
-      <w:tr>
-        <w:tc>
-          <w:tcPr>
-            <w:tcW w:type="dxa" w:w="3515"/>
-          </w:tcPr>
-          <w:p>
-            <w:r/>
-            <w:r>
-              <w:rPr>
-                <w:sz w:val="20"/>
-              </w:rPr>
-              <w:t>PowerShell : « l'execution de scripts est desactivee »</w:t>
-            </w:r>
-          </w:p>
-        </w:tc>
-        <w:tc>
-          <w:tcPr>
-            <w:tcW w:type="dxa" w:w="6123"/>
-          </w:tcPr>
-          <w:p>
-            <w:r/>
-            <w:r>
-              <w:rPr>
-                <w:sz w:val="20"/>
-              </w:rPr>
-              <w:t>Set-ExecutionPolicy -Scope CurrentUser -ExecutionPolicy RemoteSigned. PowerShell 7+ requis.</w:t>
-            </w:r>
-          </w:p>
-        </w:tc>
-      </w:tr>
-      <w:tr>
-        <w:tc>
-          <w:tcPr>
-            <w:tcW w:type="dxa" w:w="3515"/>
-          </w:tcPr>
-          <w:p>
-            <w:r/>
-            <w:r>
-              <w:rPr>
-                <w:sz w:val="20"/>
-              </w:rPr>
-              <w:t>« Dashboard prof injoignable » (mode cohorte)</w:t>
-            </w:r>
-          </w:p>
-        </w:tc>
-        <w:tc>
-          <w:tcPr>
-            <w:tcW w:type="dxa" w:w="6123"/>
-          </w:tcPr>
-          <w:p>
-            <w:r/>
-            <w:r>
-              <w:rPr>
-                <w:sz w:val="20"/>
-              </w:rPr>
-              <w:t>NORMAL cote eleve : c'est cote prof / reseau que ca se regle. Pas de dashboard local a corriger. Rappelle au prof l'IP attendue (-d &lt;ip-prof&gt;). L'install reste reussie.</w:t>
-            </w:r>
-          </w:p>
-        </w:tc>
-      </w:tr>
-      <w:tr>
-        <w:tc>
-          <w:tcPr>
-            <w:tcW w:type="dxa" w:w="3515"/>
-          </w:tcPr>
-          <w:p>
-            <w:r/>
-            <w:r>
-              <w:rPr>
-                <w:sz w:val="20"/>
-              </w:rPr>
-              <w:t>dashboard_configured:false alors que je suis en cohorte</w:t>
-            </w:r>
-          </w:p>
-        </w:tc>
-        <w:tc>
-          <w:tcPr>
-            <w:tcW w:type="dxa" w:w="6123"/>
-          </w:tcPr>
-          <w:p>
-            <w:r/>
-            <w:r>
-              <w:rPr>
-                <w:sz w:val="20"/>
-              </w:rPr>
-              <w:t>JUICELAB_DASHBOARD_URL vide. Relance avec -d &lt;ip-prof&gt;. En solo, false est attendu.</w:t>
-            </w:r>
-          </w:p>
-        </w:tc>
-      </w:tr>
-    </w:tbl>
-    <w:p>
-      <w:pPr>
-        <w:pStyle w:val="Heading1"/>
-      </w:pPr>
-      <w:r>
-        <w:t>9. Desinstaller</w:t>
+        <w:t>chmod +x scripts/install-student.sh</w:t>
       </w:r>
     </w:p>
     <w:p>
@@ -2606,7 +4697,25 @@
           <w:rFonts w:ascii="Consolas" w:hAnsi="Consolas"/>
           <w:sz w:val="19"/>
         </w:rPr>
-        <w:t>./pwnzzai.sh wipe              # down -v : arret + suppression des volumes</w:t>
+        <w:t>chmod +x pwnzzai.sh</w:t>
+      </w:r>
+    </w:p>
+    <w:p>
+      <w:pPr>
+        <w:spacing w:after="80"/>
+      </w:pPr>
+    </w:p>
+    <w:p>
+      <w:pPr>
+        <w:pStyle w:val="Heading2"/>
+      </w:pPr>
+      <w:r>
+        <w:t>PowerShell : *"l'execution de scripts est desactivee sur ce systeme"*</w:t>
+      </w:r>
+    </w:p>
+    <w:p>
+      <w:r>
+        <w:t>Une fois par utilisateur :</w:t>
       </w:r>
     </w:p>
     <w:p>
@@ -2619,7 +4728,291 @@
           <w:rFonts w:ascii="Consolas" w:hAnsi="Consolas"/>
           <w:sz w:val="19"/>
         </w:rPr>
-        <w:t>cd .. &amp;&amp; rm -rf PwnzzAI        # suppression du repo clone</w:t>
+        <w:t>Set-ExecutionPolicy -Scope CurrentUser -ExecutionPolicy RemoteSigned</w:t>
+      </w:r>
+    </w:p>
+    <w:p>
+      <w:pPr>
+        <w:spacing w:after="80"/>
+      </w:pPr>
+    </w:p>
+    <w:p>
+      <w:pPr>
+        <w:shd w:val="clear" w:fill="FFF4D6"/>
+      </w:pPr>
+      <w:r>
+        <w:rPr>
+          <w:b/>
+          <w:sz w:val="21"/>
+        </w:rPr>
+        <w:t>PowerShell 7+ requis.</w:t>
+      </w:r>
+      <w:r>
+        <w:rPr>
+          <w:sz w:val="21"/>
+        </w:rPr>
+        <w:t xml:space="preserve"> Les scripts </w:t>
+      </w:r>
+      <w:r>
+        <w:rPr>
+          <w:rFonts w:ascii="Consolas" w:hAnsi="Consolas"/>
+          <w:sz w:val="21"/>
+        </w:rPr>
+        <w:t>.ps1</w:t>
+      </w:r>
+      <w:r>
+        <w:rPr>
+          <w:sz w:val="21"/>
+        </w:rPr>
+        <w:t xml:space="preserve"> ne sont pas garantis sous PowerShell 5.1 (Windows 10 par defaut). Installe PowerShell 7 : https://learn.microsoft.com/fr-fr/powershell/scripting/install/installing-powershell-on-windows.</w:t>
+      </w:r>
+    </w:p>
+    <w:p>
+      <w:pPr>
+        <w:pStyle w:val="Heading2"/>
+      </w:pPr>
+      <w:r>
+        <w:t>Premier build long / lourd</w:t>
+      </w:r>
+    </w:p>
+    <w:p>
+      <w:r>
+        <w:t xml:space="preserve">Le premier </w:t>
+      </w:r>
+      <w:r>
+        <w:rPr>
+          <w:rFonts w:ascii="Consolas" w:hAnsi="Consolas"/>
+        </w:rPr>
+        <w:t>up --build</w:t>
+      </w:r>
+      <w:r>
+        <w:t xml:space="preserve"> clone et construit l'image PwnzzAI (5 a 8 min) puis telecharge les modeles Ollama (~2-3 Go). C'est normal et ca n'arrive </w:t>
+      </w:r>
+      <w:r>
+        <w:rPr>
+          <w:b/>
+        </w:rPr>
+        <w:t>qu'une fois</w:t>
+      </w:r>
+      <w:r>
+        <w:t xml:space="preserve"> : les builds suivants prennent ~10 s et les modeles restent dans le volume </w:t>
+      </w:r>
+      <w:r>
+        <w:rPr>
+          <w:rFonts w:ascii="Consolas" w:hAnsi="Consolas"/>
+        </w:rPr>
+        <w:t>ollama_data</w:t>
+      </w:r>
+      <w:r>
+        <w:t>.</w:t>
+      </w:r>
+    </w:p>
+    <w:p>
+      <w:pPr>
+        <w:pStyle w:val="Heading2"/>
+      </w:pPr>
+      <w:r>
+        <w:t>Mode cohorte : « Dashboard prof injoignable »</w:t>
+      </w:r>
+    </w:p>
+    <w:p>
+      <w:r>
+        <w:t xml:space="preserve">Normal cote eleve dans plusieurs cas : le prof n'a pas encore lance son dashboard, vous n'etes pas sur le meme reseau (LAN plat requis), ou un firewall bloque le port (defaut </w:t>
+      </w:r>
+      <w:r>
+        <w:rPr>
+          <w:rFonts w:ascii="Consolas" w:hAnsi="Consolas"/>
+        </w:rPr>
+        <w:t>5000</w:t>
+      </w:r>
+      <w:r>
+        <w:t xml:space="preserve">). </w:t>
+      </w:r>
+      <w:r>
+        <w:rPr>
+          <w:b/>
+        </w:rPr>
+        <w:t>C'est cote prof / reseau</w:t>
+      </w:r>
+      <w:r>
+        <w:t xml:space="preserve"> que ca se regle — tu n'as </w:t>
+      </w:r>
+      <w:r>
+        <w:rPr>
+          <w:b/>
+        </w:rPr>
+        <w:t>pas</w:t>
+      </w:r>
+      <w:r>
+        <w:t xml:space="preserve"> de dashboard local a corriger. L'install reste reussie ; les events partiront des que le dashboard sera joignable. Rappelle a ton prof l'URL/IP attendue (</w:t>
+      </w:r>
+      <w:r>
+        <w:rPr>
+          <w:rFonts w:ascii="Consolas" w:hAnsi="Consolas"/>
+        </w:rPr>
+        <w:t>-d &lt;ip-prof&gt;</w:t>
+      </w:r>
+      <w:r>
+        <w:t>).</w:t>
+      </w:r>
+    </w:p>
+    <w:p>
+      <w:pPr>
+        <w:pStyle w:val="Heading2"/>
+      </w:pPr>
+      <w:r>
+        <w:t>`dashboard_configured:false` alors que je suis en cohorte</w:t>
+      </w:r>
+    </w:p>
+    <w:p>
+      <w:r>
+        <w:rPr>
+          <w:rFonts w:ascii="Consolas" w:hAnsi="Consolas"/>
+        </w:rPr>
+        <w:t>JUICELAB_DASHBOARD_URL</w:t>
+      </w:r>
+      <w:r>
+        <w:t xml:space="preserve"> est vide dans </w:t>
+      </w:r>
+      <w:r>
+        <w:rPr>
+          <w:rFonts w:ascii="Consolas" w:hAnsi="Consolas"/>
+        </w:rPr>
+        <w:t>.env</w:t>
+      </w:r>
+      <w:r>
+        <w:t xml:space="preserve">. Relance l'installeur avec </w:t>
+      </w:r>
+      <w:r>
+        <w:rPr>
+          <w:rFonts w:ascii="Consolas" w:hAnsi="Consolas"/>
+        </w:rPr>
+        <w:t>-d &lt;ip-prof&gt;</w:t>
+      </w:r>
+      <w:r>
+        <w:t xml:space="preserve"> (mode cohorte). En </w:t>
+      </w:r>
+      <w:r>
+        <w:rPr>
+          <w:b/>
+        </w:rPr>
+        <w:t>solo</w:t>
+      </w:r>
+      <w:r>
+        <w:t xml:space="preserve">, </w:t>
+      </w:r>
+      <w:r>
+        <w:rPr>
+          <w:rFonts w:ascii="Consolas" w:hAnsi="Consolas"/>
+        </w:rPr>
+        <w:t>false</w:t>
+      </w:r>
+      <w:r>
+        <w:t xml:space="preserve"> est attendu.</w:t>
+      </w:r>
+    </w:p>
+    <w:p>
+      <w:pPr>
+        <w:pStyle w:val="Heading2"/>
+      </w:pPr>
+      <w:r>
+        <w:t>Les conteneurs sont en crash-loop</w:t>
+      </w:r>
+    </w:p>
+    <w:p>
+      <w:pPr>
+        <w:shd w:val="clear" w:fill="F2F2F2"/>
+        <w:spacing w:after="0" w:before="0"/>
+      </w:pPr>
+      <w:r>
+        <w:rPr>
+          <w:rFonts w:ascii="Consolas" w:hAnsi="Consolas"/>
+          <w:sz w:val="19"/>
+        </w:rPr>
+        <w:t>./pwnzzai.sh logs coach      # ou : app | ollama</w:t>
+      </w:r>
+    </w:p>
+    <w:p>
+      <w:pPr>
+        <w:shd w:val="clear" w:fill="F2F2F2"/>
+        <w:spacing w:after="0" w:before="0"/>
+      </w:pPr>
+      <w:r>
+        <w:rPr>
+          <w:rFonts w:ascii="Consolas" w:hAnsi="Consolas"/>
+          <w:sz w:val="19"/>
+        </w:rPr>
+        <w:t># equivalent : docker compose logs --tail=200 pwnzzai-coach</w:t>
+      </w:r>
+    </w:p>
+    <w:p>
+      <w:pPr>
+        <w:spacing w:after="80"/>
+      </w:pPr>
+    </w:p>
+    <w:p>
+      <w:r>
+        <w:t>Envoie les 50 dernieres lignes du conteneur en faute a ton enseignant.</w:t>
+      </w:r>
+    </w:p>
+    <w:p>
+      <w:pPr>
+        <w:pStyle w:val="Heading1"/>
+      </w:pPr>
+      <w:r>
+        <w:t>7. Desinstaller</w:t>
+      </w:r>
+    </w:p>
+    <w:p>
+      <w:pPr>
+        <w:shd w:val="clear" w:fill="F2F2F2"/>
+        <w:spacing w:after="0" w:before="0"/>
+      </w:pPr>
+      <w:r>
+        <w:rPr>
+          <w:rFonts w:ascii="Consolas" w:hAnsi="Consolas"/>
+          <w:sz w:val="19"/>
+        </w:rPr>
+        <w:t># depuis la racine du depot</w:t>
+      </w:r>
+    </w:p>
+    <w:p>
+      <w:pPr>
+        <w:shd w:val="clear" w:fill="F2F2F2"/>
+        <w:spacing w:after="0" w:before="0"/>
+      </w:pPr>
+      <w:r>
+        <w:rPr>
+          <w:rFonts w:ascii="Consolas" w:hAnsi="Consolas"/>
+          <w:sz w:val="19"/>
+        </w:rPr>
+        <w:t>./pwnzzai.sh wipe              # ou : docker compose down -v  (arret + suppression des volumes)</w:t>
+      </w:r>
+    </w:p>
+    <w:p>
+      <w:pPr>
+        <w:shd w:val="clear" w:fill="F2F2F2"/>
+        <w:spacing w:after="0" w:before="0"/>
+      </w:pPr>
+      <w:r>
+        <w:rPr>
+          <w:rFonts w:ascii="Consolas" w:hAnsi="Consolas"/>
+          <w:sz w:val="19"/>
+        </w:rPr>
+        <w:t>cd ..</w:t>
+      </w:r>
+    </w:p>
+    <w:p>
+      <w:pPr>
+        <w:shd w:val="clear" w:fill="F2F2F2"/>
+        <w:spacing w:after="0" w:before="0"/>
+      </w:pPr>
+      <w:r>
+        <w:rPr>
+          <w:rFonts w:ascii="Consolas" w:hAnsi="Consolas"/>
+          <w:sz w:val="19"/>
+        </w:rPr>
+        <w:t>rm -rf PwnzzAI                 # suppression du repo clone</w:t>
       </w:r>
     </w:p>
     <w:p>
@@ -2641,48 +5034,157 @@
       </w:pPr>
     </w:p>
     <w:p>
-      <w:pPr>
-        <w:shd w:val="clear" w:fill="FFF4D6"/>
-      </w:pPr>
       <w:r>
         <w:rPr>
-          <w:sz w:val="21"/>
+          <w:rFonts w:ascii="Consolas" w:hAnsi="Consolas"/>
         </w:rPr>
-        <w:t>wipe / down -v supprime le volume ollama_data : tous les modeles tires sont perdus (re-telechargement au prochain up + models).</w:t>
+        <w:t>wipe</w:t>
+      </w:r>
+      <w:r>
+        <w:t xml:space="preserve"> / </w:t>
+      </w:r>
+      <w:r>
+        <w:rPr>
+          <w:rFonts w:ascii="Consolas" w:hAnsi="Consolas"/>
+        </w:rPr>
+        <w:t>down -v</w:t>
+      </w:r>
+      <w:r>
+        <w:t xml:space="preserve"> supprime le volume </w:t>
+      </w:r>
+      <w:r>
+        <w:rPr>
+          <w:rFonts w:ascii="Consolas" w:hAnsi="Consolas"/>
+        </w:rPr>
+        <w:t>ollama_data</w:t>
+      </w:r>
+      <w:r>
+        <w:t xml:space="preserve"> : tous les modeles tires sont perdus (re-telechargement au prochain </w:t>
+      </w:r>
+      <w:r>
+        <w:rPr>
+          <w:rFonts w:ascii="Consolas" w:hAnsi="Consolas"/>
+        </w:rPr>
+        <w:t>up</w:t>
+      </w:r>
+      <w:r>
+        <w:t xml:space="preserve"> + </w:t>
+      </w:r>
+      <w:r>
+        <w:rPr>
+          <w:rFonts w:ascii="Consolas" w:hAnsi="Consolas"/>
+        </w:rPr>
+        <w:t>models</w:t>
+      </w:r>
+      <w:r>
+        <w:t>).</w:t>
       </w:r>
     </w:p>
     <w:p>
-      <w:r>
-        <w:br w:type="page"/>
+      <w:pPr>
+        <w:pStyle w:val="Heading1"/>
+      </w:pPr>
+      <w:r>
+        <w:t>8. Ou demander de l'aide</w:t>
       </w:r>
     </w:p>
     <w:p>
       <w:pPr>
-        <w:pStyle w:val="Heading1"/>
-      </w:pPr>
-      <w:r>
-        <w:t>Annexe — Installer Docker et Docker Compose</w:t>
+        <w:pStyle w:val="ListBullet"/>
+      </w:pPr>
+      <w:r>
+        <w:t>Ouvre une issue sur https://github.com/mo0ogly/PwnzzAI/issues avec :</w:t>
       </w:r>
     </w:p>
     <w:p>
-      <w:r>
-        <w:t>A faire UNE fois par poste, avant la procedure d'installation.</w:t>
+      <w:pPr>
+        <w:pStyle w:val="ListBullet2"/>
+      </w:pPr>
+      <w:r>
+        <w:t>ton OS + version de Docker Desktop</w:t>
       </w:r>
     </w:p>
     <w:p>
       <w:pPr>
-        <w:pStyle w:val="Heading2"/>
-      </w:pPr>
-      <w:r>
-        <w:t>Windows 10/11</w:t>
+        <w:pStyle w:val="ListBullet2"/>
+      </w:pPr>
+      <w:r>
+        <w:t xml:space="preserve">la sortie de </w:t>
+      </w:r>
+      <w:r>
+        <w:rPr>
+          <w:rFonts w:ascii="Consolas" w:hAnsi="Consolas"/>
+        </w:rPr>
+        <w:t>curl -s http://localhost:8095/__coach/health</w:t>
       </w:r>
     </w:p>
     <w:p>
       <w:pPr>
-        <w:pStyle w:val="ListNumber"/>
-      </w:pPr>
-      <w:r>
-        <w:t>Active WSL2 (PowerShell en administrateur), puis redemarre :</w:t>
+        <w:pStyle w:val="ListBullet2"/>
+      </w:pPr>
+      <w:r>
+        <w:t xml:space="preserve">les 50 dernieres lignes de </w:t>
+      </w:r>
+      <w:r>
+        <w:rPr>
+          <w:rFonts w:ascii="Consolas" w:hAnsi="Consolas"/>
+        </w:rPr>
+        <w:t>./pwnzzai.sh logs</w:t>
+      </w:r>
+      <w:r>
+        <w:t xml:space="preserve"> (ou </w:t>
+      </w:r>
+      <w:r>
+        <w:rPr>
+          <w:rFonts w:ascii="Consolas" w:hAnsi="Consolas"/>
+        </w:rPr>
+        <w:t>docker compose logs</w:t>
+      </w:r>
+      <w:r>
+        <w:t>)</w:t>
+      </w:r>
+    </w:p>
+    <w:p>
+      <w:pPr>
+        <w:pStyle w:val="ListBullet2"/>
+      </w:pPr>
+      <w:r>
+        <w:t>la commande exacte qui a echoue et la sortie complete</w:t>
+      </w:r>
+    </w:p>
+    <w:p>
+      <w:r>
+        <w:t>Ton enseignant est ton premier point de contact pour tout ce qui concerne la cohorte et le dashboard prof.</w:t>
+      </w:r>
+    </w:p>
+    <w:p>
+      <w:pPr>
+        <w:pStyle w:val="Heading1"/>
+      </w:pPr>
+      <w:r>
+        <w:t>Annexe A — Installer Docker et Docker Compose sur Linux</w:t>
+      </w:r>
+    </w:p>
+    <w:p>
+      <w:r>
+        <w:t xml:space="preserve">Deux méthodes </w:t>
+      </w:r>
+      <w:r>
+        <w:rPr>
+          <w:b/>
+        </w:rPr>
+        <w:t>mutuellement exclusives</w:t>
+      </w:r>
+      <w:r>
+        <w:t>. Choisis l'une OU l'autre.</w:t>
+      </w:r>
+    </w:p>
+    <w:p>
+      <w:pPr>
+        <w:pStyle w:val="Heading2"/>
+      </w:pPr>
+      <w:r>
+        <w:t>Méthode A — paquets de la distribution (recommandée pour un TD)</w:t>
       </w:r>
     </w:p>
     <w:p>
@@ -2695,36 +5197,208 @@
           <w:rFonts w:ascii="Consolas" w:hAnsi="Consolas"/>
           <w:sz w:val="19"/>
         </w:rPr>
-        <w:t>wsl --install</w:t>
+        <w:t>sudo apt update</w:t>
       </w:r>
     </w:p>
     <w:p>
       <w:pPr>
-        <w:spacing w:after="80"/>
-      </w:pPr>
+        <w:shd w:val="clear" w:fill="F2F2F2"/>
+        <w:spacing w:after="0" w:before="0"/>
+      </w:pPr>
+      <w:r>
+        <w:rPr>
+          <w:rFonts w:ascii="Consolas" w:hAnsi="Consolas"/>
+          <w:sz w:val="19"/>
+        </w:rPr>
+        <w:t>sudo apt install -y docker-compose-v2</w:t>
+      </w:r>
     </w:p>
     <w:p>
       <w:pPr>
-        <w:pStyle w:val="ListNumber"/>
-      </w:pPr>
-      <w:r>
-        <w:t>Installe Docker Desktop depuis docker.com (backend WSL2 par defaut).</w:t>
+        <w:shd w:val="clear" w:fill="F2F2F2"/>
+        <w:spacing w:after="0" w:before="0"/>
+      </w:pPr>
+      <w:r>
+        <w:rPr>
+          <w:rFonts w:ascii="Consolas" w:hAnsi="Consolas"/>
+          <w:sz w:val="19"/>
+        </w:rPr>
+        <w:t>sudo usermod -aG docker $USER</w:t>
       </w:r>
     </w:p>
     <w:p>
       <w:pPr>
-        <w:pStyle w:val="ListNumber"/>
-      </w:pPr>
-      <w:r>
-        <w:t>Lance Docker Desktop et attends le statut « running ».</w:t>
+        <w:shd w:val="clear" w:fill="F2F2F2"/>
+        <w:spacing w:after="0" w:before="0"/>
+      </w:pPr>
+      <w:r>
+        <w:rPr>
+          <w:rFonts w:ascii="Consolas" w:hAnsi="Consolas"/>
+          <w:sz w:val="19"/>
+        </w:rPr>
+        <w:t>newgrp docker   # ou se déconnecter puis se reconnecter</w:t>
       </w:r>
     </w:p>
     <w:p>
       <w:pPr>
-        <w:pStyle w:val="ListNumber"/>
-      </w:pPr>
-      <w:r>
-        <w:t>Verifie dans un terminal :</w:t>
+        <w:shd w:val="clear" w:fill="F2F2F2"/>
+        <w:spacing w:after="0" w:before="0"/>
+      </w:pPr>
+      <w:r>
+        <w:rPr>
+          <w:rFonts w:ascii="Consolas" w:hAnsi="Consolas"/>
+          <w:sz w:val="19"/>
+        </w:rPr>
+        <w:t>docker compose version</w:t>
+      </w:r>
+    </w:p>
+    <w:p>
+      <w:pPr>
+        <w:spacing w:after="80"/>
+      </w:pPr>
+    </w:p>
+    <w:p>
+      <w:r>
+        <w:rPr>
+          <w:rFonts w:ascii="Consolas" w:hAnsi="Consolas"/>
+        </w:rPr>
+        <w:t>docker-compose-v2</w:t>
+      </w:r>
+      <w:r>
+        <w:t xml:space="preserve"> tire </w:t>
+      </w:r>
+      <w:r>
+        <w:rPr>
+          <w:rFonts w:ascii="Consolas" w:hAnsi="Consolas"/>
+        </w:rPr>
+        <w:t>docker.io</w:t>
+      </w:r>
+      <w:r>
+        <w:t xml:space="preserve"> comme dépendance : une seule commande installe tout. C'est le choix pragmatique pour un poste étudiant — la fraîcheur de version ne compte pas ici.</w:t>
+      </w:r>
+    </w:p>
+    <w:p>
+      <w:pPr>
+        <w:pStyle w:val="Heading2"/>
+      </w:pPr>
+      <w:r>
+        <w:t>Méthode B — dépôt officiel Docker (si tu veux la dernière version)</w:t>
+      </w:r>
+    </w:p>
+    <w:p>
+      <w:pPr>
+        <w:shd w:val="clear" w:fill="F2F2F2"/>
+        <w:spacing w:after="0" w:before="0"/>
+      </w:pPr>
+      <w:r>
+        <w:rPr>
+          <w:rFonts w:ascii="Consolas" w:hAnsi="Consolas"/>
+          <w:sz w:val="19"/>
+        </w:rPr>
+        <w:t># Configurer le dépôt officiel : https://docs.docker.com/engine/install/ubuntu/</w:t>
+      </w:r>
+    </w:p>
+    <w:p>
+      <w:pPr>
+        <w:shd w:val="clear" w:fill="F2F2F2"/>
+        <w:spacing w:after="0" w:before="0"/>
+      </w:pPr>
+      <w:r>
+        <w:rPr>
+          <w:rFonts w:ascii="Consolas" w:hAnsi="Consolas"/>
+          <w:sz w:val="19"/>
+        </w:rPr>
+        <w:t>sudo apt install -y docker-ce docker-ce-cli containerd.io \</w:t>
+      </w:r>
+    </w:p>
+    <w:p>
+      <w:pPr>
+        <w:shd w:val="clear" w:fill="F2F2F2"/>
+        <w:spacing w:after="0" w:before="0"/>
+      </w:pPr>
+      <w:r>
+        <w:rPr>
+          <w:rFonts w:ascii="Consolas" w:hAnsi="Consolas"/>
+          <w:sz w:val="19"/>
+        </w:rPr>
+        <w:t xml:space="preserve">    docker-buildx-plugin docker-compose-plugin</w:t>
+      </w:r>
+    </w:p>
+    <w:p>
+      <w:pPr>
+        <w:shd w:val="clear" w:fill="F2F2F2"/>
+        <w:spacing w:after="0" w:before="0"/>
+      </w:pPr>
+      <w:r>
+        <w:rPr>
+          <w:rFonts w:ascii="Consolas" w:hAnsi="Consolas"/>
+          <w:sz w:val="19"/>
+        </w:rPr>
+        <w:t>sudo usermod -aG docker $USER</w:t>
+      </w:r>
+    </w:p>
+    <w:p>
+      <w:pPr>
+        <w:shd w:val="clear" w:fill="F2F2F2"/>
+        <w:spacing w:after="0" w:before="0"/>
+      </w:pPr>
+      <w:r>
+        <w:rPr>
+          <w:rFonts w:ascii="Consolas" w:hAnsi="Consolas"/>
+          <w:sz w:val="19"/>
+        </w:rPr>
+        <w:t>newgrp docker</w:t>
+      </w:r>
+    </w:p>
+    <w:p>
+      <w:pPr>
+        <w:shd w:val="clear" w:fill="F2F2F2"/>
+        <w:spacing w:after="0" w:before="0"/>
+      </w:pPr>
+      <w:r>
+        <w:rPr>
+          <w:rFonts w:ascii="Consolas" w:hAnsi="Consolas"/>
+          <w:sz w:val="19"/>
+        </w:rPr>
+        <w:t>docker compose version</w:t>
+      </w:r>
+    </w:p>
+    <w:p>
+      <w:pPr>
+        <w:spacing w:after="80"/>
+      </w:pPr>
+    </w:p>
+    <w:p>
+      <w:pPr>
+        <w:shd w:val="clear" w:fill="FFF4D6"/>
+      </w:pPr>
+      <w:r>
+        <w:rPr>
+          <w:b/>
+          <w:sz w:val="21"/>
+        </w:rPr>
+        <w:t>Piège :</w:t>
+      </w:r>
+      <w:r>
+        <w:rPr>
+          <w:sz w:val="21"/>
+        </w:rPr>
+        <w:t xml:space="preserve"> si tu as déjà installé la méthode A, purge-la d'abord : </w:t>
+      </w:r>
+      <w:r>
+        <w:rPr>
+          <w:rFonts w:ascii="Consolas" w:hAnsi="Consolas"/>
+          <w:sz w:val="21"/>
+        </w:rPr>
+        <w:t>sudo apt remove docker-compose-v2 docker.io</w:t>
+      </w:r>
+    </w:p>
+    <w:p>
+      <w:pPr>
+        <w:pStyle w:val="Heading2"/>
+      </w:pPr>
+      <w:r>
+        <w:t>Vérification (commune)</w:t>
       </w:r>
     </w:p>
     <w:p>
@@ -2760,45 +5434,42 @@
     </w:p>
     <w:p>
       <w:pPr>
-        <w:shd w:val="clear" w:fill="FFF4D6"/>
-      </w:pPr>
-      <w:r>
-        <w:rPr>
-          <w:sz w:val="21"/>
-        </w:rPr>
-        <w:t>Erreur de virtualisation : active « Virtualization / SVM / VT-x » dans le BIOS/UEFI et la fonctionnalite Windows « Plateforme de machine virtuelle ». PowerShell 7+ (commande pwsh) est requis pour les scripts .ps1 ; Windows 10 a PowerShell 5.1 par defaut, trop vieux.</w:t>
+        <w:pStyle w:val="Heading2"/>
+      </w:pPr>
+      <w:r>
+        <w:t>Note arm64 (Apple Silicon / Snapdragon)</w:t>
       </w:r>
     </w:p>
     <w:p>
-      <w:pPr>
-        <w:pStyle w:val="Heading2"/>
-      </w:pPr>
-      <w:r>
-        <w:t>macOS</w:t>
-      </w:r>
-    </w:p>
-    <w:p>
-      <w:pPr>
-        <w:pStyle w:val="ListNumber"/>
-      </w:pPr>
-      <w:r>
-        <w:t>Telecharge Docker Desktop pour Mac (Apple Silicon ou Intel).</w:t>
-      </w:r>
-    </w:p>
-    <w:p>
-      <w:pPr>
-        <w:pStyle w:val="ListNumber"/>
-      </w:pPr>
-      <w:r>
-        <w:t>Glisse Docker dans Applications, lance-le, attends « running ».</w:t>
-      </w:r>
-    </w:p>
-    <w:p>
-      <w:pPr>
-        <w:pStyle w:val="ListNumber"/>
-      </w:pPr>
-      <w:r>
-        <w:t>Verifie :</w:t>
+      <w:r>
+        <w:t xml:space="preserve">Sur les machines arm64 (Qualcomm X1E, Apple M1/M2/M3), un build Docker peut échouer avec </w:t>
+      </w:r>
+      <w:r>
+        <w:rPr>
+          <w:rFonts w:ascii="Consolas" w:hAnsi="Consolas"/>
+        </w:rPr>
+        <w:t>E: Dynamic MMap ran out of room</w:t>
+      </w:r>
+      <w:r>
+        <w:t xml:space="preserve">. C'est un bug connu : la liste des paquets Debian est trop volumineuse pour le cache APT par défaut. Le </w:t>
+      </w:r>
+      <w:r>
+        <w:rPr>
+          <w:rFonts w:ascii="Consolas" w:hAnsi="Consolas"/>
+        </w:rPr>
+        <w:t>Dockerfile</w:t>
+      </w:r>
+      <w:r>
+        <w:t xml:space="preserve"> du projet intègre déjà le correctif (</w:t>
+      </w:r>
+      <w:r>
+        <w:rPr>
+          <w:rFonts w:ascii="Consolas" w:hAnsi="Consolas"/>
+        </w:rPr>
+        <w:t>APT::Cache-Start "100663296"</w:t>
+      </w:r>
+      <w:r>
+        <w:t>). Si tu rencontres cette erreur sur un autre Dockerfile, la solution est :</w:t>
       </w:r>
     </w:p>
     <w:p>
@@ -2811,7 +5482,7 @@
           <w:rFonts w:ascii="Consolas" w:hAnsi="Consolas"/>
           <w:sz w:val="19"/>
         </w:rPr>
-        <w:t>docker run --rm hello-world</w:t>
+        <w:t>RUN printf 'APT::Cache-Start "100663296";\n' &gt; /etc/apt/apt.conf.d/70cache \</w:t>
       </w:r>
     </w:p>
     <w:p>
@@ -2824,41 +5495,7 @@
           <w:rFonts w:ascii="Consolas" w:hAnsi="Consolas"/>
           <w:sz w:val="19"/>
         </w:rPr>
-        <w:t>docker compose version</w:t>
-      </w:r>
-    </w:p>
-    <w:p>
-      <w:pPr>
-        <w:spacing w:after="80"/>
-      </w:pPr>
-    </w:p>
-    <w:p>
-      <w:pPr>
-        <w:shd w:val="clear" w:fill="FFF4D6"/>
-      </w:pPr>
-      <w:r>
-        <w:rPr>
-          <w:sz w:val="21"/>
-        </w:rPr>
-        <w:t>Apple Silicon (M1/M2/M3) : l'image se construit en natif arm64, aucune manipulation Rosetta requise (premier build un peu plus long).</w:t>
-      </w:r>
-    </w:p>
-    <w:p>
-      <w:pPr>
-        <w:pStyle w:val="Heading2"/>
-      </w:pPr>
-      <w:r>
-        <w:t>Linux (Debian / Ubuntu)</w:t>
-      </w:r>
-    </w:p>
-    <w:p>
-      <w:r>
-        <w:t>Deux methodes mutuellement exclusives. Choisis l'une OU l'autre.</w:t>
-      </w:r>
-    </w:p>
-    <w:p>
-      <w:r>
-        <w:t>Methode A — paquets de la distribution (recommandee pour un TD) :</w:t>
+        <w:t xml:space="preserve"> &amp;&amp; apt-get update \</w:t>
       </w:r>
     </w:p>
     <w:p>
@@ -2871,7 +5508,7 @@
           <w:rFonts w:ascii="Consolas" w:hAnsi="Consolas"/>
           <w:sz w:val="19"/>
         </w:rPr>
-        <w:t>sudo apt update</w:t>
+        <w:t xml:space="preserve"> &amp;&amp; apt-get install -y --no-install-recommends &lt;paquet&gt; \</w:t>
       </w:r>
     </w:p>
     <w:p>
@@ -2884,162 +5521,13 @@
           <w:rFonts w:ascii="Consolas" w:hAnsi="Consolas"/>
           <w:sz w:val="19"/>
         </w:rPr>
-        <w:t>sudo apt install -y docker-compose-v2</w:t>
+        <w:t xml:space="preserve"> &amp;&amp; rm -rf /var/lib/apt/lists/* /etc/apt/apt.conf.d/70cache</w:t>
       </w:r>
     </w:p>
     <w:p>
       <w:pPr>
-        <w:shd w:val="clear" w:fill="F2F2F2"/>
-        <w:spacing w:after="0" w:before="0"/>
-      </w:pPr>
-      <w:r>
-        <w:rPr>
-          <w:rFonts w:ascii="Consolas" w:hAnsi="Consolas"/>
-          <w:sz w:val="19"/>
-        </w:rPr>
-        <w:t>sudo usermod -aG docker $USER</w:t>
-      </w:r>
-    </w:p>
-    <w:p>
-      <w:pPr>
-        <w:shd w:val="clear" w:fill="F2F2F2"/>
-        <w:spacing w:after="0" w:before="0"/>
-      </w:pPr>
-      <w:r>
-        <w:rPr>
-          <w:rFonts w:ascii="Consolas" w:hAnsi="Consolas"/>
-          <w:sz w:val="19"/>
-        </w:rPr>
-        <w:t>newgrp docker   # ou se deconnecter puis se reconnecter</w:t>
-      </w:r>
-    </w:p>
-    <w:p>
-      <w:pPr>
-        <w:shd w:val="clear" w:fill="F2F2F2"/>
-        <w:spacing w:after="0" w:before="0"/>
-      </w:pPr>
-      <w:r>
-        <w:rPr>
-          <w:rFonts w:ascii="Consolas" w:hAnsi="Consolas"/>
-          <w:sz w:val="19"/>
-        </w:rPr>
-        <w:t>docker compose version</w:t>
-      </w:r>
-    </w:p>
-    <w:p>
-      <w:pPr>
         <w:spacing w:after="80"/>
       </w:pPr>
-    </w:p>
-    <w:p>
-      <w:r>
-        <w:t>Methode B — depot officiel Docker (derniere version) :</w:t>
-      </w:r>
-    </w:p>
-    <w:p>
-      <w:pPr>
-        <w:shd w:val="clear" w:fill="F2F2F2"/>
-        <w:spacing w:after="0" w:before="0"/>
-      </w:pPr>
-      <w:r>
-        <w:rPr>
-          <w:rFonts w:ascii="Consolas" w:hAnsi="Consolas"/>
-          <w:sz w:val="19"/>
-        </w:rPr>
-        <w:t># configurer le depot : https://docs.docker.com/engine/install/ubuntu/</w:t>
-      </w:r>
-    </w:p>
-    <w:p>
-      <w:pPr>
-        <w:shd w:val="clear" w:fill="F2F2F2"/>
-        <w:spacing w:after="0" w:before="0"/>
-      </w:pPr>
-      <w:r>
-        <w:rPr>
-          <w:rFonts w:ascii="Consolas" w:hAnsi="Consolas"/>
-          <w:sz w:val="19"/>
-        </w:rPr>
-        <w:t>sudo apt install -y docker-ce docker-ce-cli containerd.io \</w:t>
-      </w:r>
-    </w:p>
-    <w:p>
-      <w:pPr>
-        <w:shd w:val="clear" w:fill="F2F2F2"/>
-        <w:spacing w:after="0" w:before="0"/>
-      </w:pPr>
-      <w:r>
-        <w:rPr>
-          <w:rFonts w:ascii="Consolas" w:hAnsi="Consolas"/>
-          <w:sz w:val="19"/>
-        </w:rPr>
-        <w:t xml:space="preserve">    docker-buildx-plugin docker-compose-plugin</w:t>
-      </w:r>
-    </w:p>
-    <w:p>
-      <w:pPr>
-        <w:shd w:val="clear" w:fill="F2F2F2"/>
-        <w:spacing w:after="0" w:before="0"/>
-      </w:pPr>
-      <w:r>
-        <w:rPr>
-          <w:rFonts w:ascii="Consolas" w:hAnsi="Consolas"/>
-          <w:sz w:val="19"/>
-        </w:rPr>
-        <w:t>sudo usermod -aG docker $USER</w:t>
-      </w:r>
-    </w:p>
-    <w:p>
-      <w:pPr>
-        <w:shd w:val="clear" w:fill="F2F2F2"/>
-        <w:spacing w:after="0" w:before="0"/>
-      </w:pPr>
-      <w:r>
-        <w:rPr>
-          <w:rFonts w:ascii="Consolas" w:hAnsi="Consolas"/>
-          <w:sz w:val="19"/>
-        </w:rPr>
-        <w:t>newgrp docker</w:t>
-      </w:r>
-    </w:p>
-    <w:p>
-      <w:pPr>
-        <w:shd w:val="clear" w:fill="F2F2F2"/>
-        <w:spacing w:after="0" w:before="0"/>
-      </w:pPr>
-      <w:r>
-        <w:rPr>
-          <w:rFonts w:ascii="Consolas" w:hAnsi="Consolas"/>
-          <w:sz w:val="19"/>
-        </w:rPr>
-        <w:t>docker compose version</w:t>
-      </w:r>
-    </w:p>
-    <w:p>
-      <w:pPr>
-        <w:spacing w:after="80"/>
-      </w:pPr>
-    </w:p>
-    <w:p>
-      <w:pPr>
-        <w:shd w:val="clear" w:fill="FFF4D6"/>
-      </w:pPr>
-      <w:r>
-        <w:rPr>
-          <w:sz w:val="21"/>
-        </w:rPr>
-        <w:t>Les deux paquets sont mutuellement exclusifs. Sur Ubuntu 25.04+, utilise la methode A (docker-compose-v2). Ne melange jamais les deux.</w:t>
-      </w:r>
-    </w:p>
-    <w:p>
-      <w:pPr>
-        <w:shd w:val="clear" w:fill="FFF4D6"/>
-      </w:pPr>
-      <w:r>
-        <w:rPr>
-          <w:sz w:val="21"/>
-        </w:rPr>
-        <w:t>arm64 (Apple Silicon / Snapdragon) : si un build echoue avec « E: Dynamic MMap ran out of room », c'est le cache APT. Le Dockerfile du projet integre deja le correctif (APT::Cache-Start "100663296").</w:t>
-      </w:r>
     </w:p>
     <w:sectPr>
       <w:footerReference w:type="default" r:id="rId9"/>

--- a/docs/GUIDE-INSTALL-ELEVE.docx
+++ b/docs/GUIDE-INSTALL-ELEVE.docx
@@ -4057,7 +4057,7 @@
               <w:rPr>
                 <w:sz w:val="20"/>
               </w:rPr>
-              <w:t>Groq</w:t>
+              <w:t>Groq (recommande)</w:t>
             </w:r>
           </w:p>
         </w:tc>
@@ -4087,7 +4087,7 @@
                 <w:rFonts w:ascii="Consolas" w:hAnsi="Consolas"/>
                 <w:sz w:val="20"/>
               </w:rPr>
-              <w:t>groq/openai/gpt-oss-20b</w:t>
+              <w:t>groq/llama-3.3-70b-versatile</w:t>
             </w:r>
           </w:p>
         </w:tc>
@@ -4337,7 +4337,7 @@
           <w:rFonts w:ascii="Consolas" w:hAnsi="Consolas"/>
           <w:sz w:val="19"/>
         </w:rPr>
-        <w:t>LITELLM_MODEL=groq/openai/gpt-oss-20b</w:t>
+        <w:t>LITELLM_MODEL=groq/llama-3.3-70b-versatile</w:t>
       </w:r>
     </w:p>
     <w:p>
@@ -4397,6 +4397,190 @@
       </w:r>
       <w:r>
         <w:t xml:space="preserve"> (gitignore) — ne la committe jamais.</w:t>
+      </w:r>
+    </w:p>
+    <w:p>
+      <w:pPr>
+        <w:shd w:val="clear" w:fill="FFF4D6"/>
+      </w:pPr>
+      <w:r>
+        <w:rPr>
+          <w:b/>
+          <w:sz w:val="21"/>
+        </w:rPr>
+        <w:t>Si la cible reste sur Ollama malgre la config Groq</w:t>
+      </w:r>
+      <w:r>
+        <w:rPr>
+          <w:sz w:val="21"/>
+        </w:rPr>
+        <w:t xml:space="preserve"> : dans l'interface du lab, choisis bien l'option </w:t>
+      </w:r>
+      <w:r>
+        <w:rPr>
+          <w:b/>
+          <w:sz w:val="21"/>
+        </w:rPr>
+        <w:t>cloud</w:t>
+      </w:r>
+      <w:r>
+        <w:rPr>
+          <w:sz w:val="21"/>
+        </w:rPr>
+        <w:t xml:space="preserve"> (le bouton/onglet du fournisseur). Les pages web envoient le fournisseur explicitement ; un appel API brut sans ce choix retombe sur Ollama (le defaut interne reste </w:t>
+      </w:r>
+      <w:r>
+        <w:rPr>
+          <w:rFonts w:ascii="Consolas" w:hAnsi="Consolas"/>
+          <w:sz w:val="21"/>
+        </w:rPr>
+        <w:t>auto</w:t>
+      </w:r>
+      <w:r>
+        <w:rPr>
+          <w:sz w:val="21"/>
+        </w:rPr>
+        <w:t>). Detail connu du produit OWASP — voir UPSTREAM-NOTES.md.</w:t>
+      </w:r>
+    </w:p>
+    <w:p>
+      <w:pPr>
+        <w:shd w:val="clear" w:fill="FFF4D6"/>
+      </w:pPr>
+      <w:r>
+        <w:rPr>
+          <w:b/>
+          <w:sz w:val="21"/>
+        </w:rPr>
+        <w:t>Reponses vides en cloud</w:t>
+      </w:r>
+      <w:r>
+        <w:rPr>
+          <w:sz w:val="21"/>
+        </w:rPr>
+        <w:t xml:space="preserve"> : evite </w:t>
+      </w:r>
+      <w:r>
+        <w:rPr>
+          <w:rFonts w:ascii="Consolas" w:hAnsi="Consolas"/>
+          <w:sz w:val="21"/>
+        </w:rPr>
+        <w:t>groq/openai/gpt-oss-20b</w:t>
+      </w:r>
+      <w:r>
+        <w:rPr>
+          <w:sz w:val="21"/>
+        </w:rPr>
+        <w:t xml:space="preserve"> — c'est un modele *reasoning* qui renvoie souvent du vide (teste : </w:t>
+      </w:r>
+      <w:r>
+        <w:rPr>
+          <w:rFonts w:ascii="Consolas" w:hAnsi="Consolas"/>
+          <w:sz w:val="21"/>
+        </w:rPr>
+        <w:t>HTTP 500</w:t>
+      </w:r>
+      <w:r>
+        <w:rPr>
+          <w:sz w:val="21"/>
+        </w:rPr>
+        <w:t xml:space="preserve"> / </w:t>
+      </w:r>
+      <w:r>
+        <w:rPr>
+          <w:rFonts w:ascii="Consolas" w:hAnsi="Consolas"/>
+          <w:sz w:val="21"/>
+        </w:rPr>
+        <w:t>response:""</w:t>
+      </w:r>
+      <w:r>
+        <w:rPr>
+          <w:sz w:val="21"/>
+        </w:rPr>
+        <w:t xml:space="preserve"> sur certains labs). Reste sur </w:t>
+      </w:r>
+      <w:r>
+        <w:rPr>
+          <w:rFonts w:ascii="Consolas" w:hAnsi="Consolas"/>
+          <w:sz w:val="21"/>
+        </w:rPr>
+        <w:t>groq/llama-3.3-70b-versatile</w:t>
+      </w:r>
+      <w:r>
+        <w:rPr>
+          <w:sz w:val="21"/>
+        </w:rPr>
+        <w:t xml:space="preserve"> (non-reasoning, fiable).</w:t>
+      </w:r>
+    </w:p>
+    <w:p>
+      <w:pPr>
+        <w:shd w:val="clear" w:fill="FFF4D6"/>
+      </w:pPr>
+      <w:r>
+        <w:rPr>
+          <w:b/>
+          <w:sz w:val="21"/>
+        </w:rPr>
+        <w:t>Verifier que la cle est valide</w:t>
+      </w:r>
+      <w:r>
+        <w:rPr>
+          <w:sz w:val="21"/>
+        </w:rPr>
+        <w:t xml:space="preserve"> : une cle Groq commence par </w:t>
+      </w:r>
+      <w:r>
+        <w:rPr>
+          <w:rFonts w:ascii="Consolas" w:hAnsi="Consolas"/>
+          <w:sz w:val="21"/>
+        </w:rPr>
+        <w:t>gsk_</w:t>
+      </w:r>
+      <w:r>
+        <w:rPr>
+          <w:sz w:val="21"/>
+        </w:rPr>
+        <w:t xml:space="preserve">. Test rapide : </w:t>
+      </w:r>
+      <w:r>
+        <w:rPr>
+          <w:rFonts w:ascii="Consolas" w:hAnsi="Consolas"/>
+          <w:sz w:val="21"/>
+        </w:rPr>
+        <w:t>curl -s -o /dev/null -w "%{http_code}\n" https://api.groq.com/openai/v1/models -H "Authorization: Bearer gsk_..."</w:t>
+      </w:r>
+      <w:r>
+        <w:rPr>
+          <w:sz w:val="21"/>
+        </w:rPr>
+        <w:t xml:space="preserve"> doit renvoyer </w:t>
+      </w:r>
+      <w:r>
+        <w:rPr>
+          <w:rFonts w:ascii="Consolas" w:hAnsi="Consolas"/>
+          <w:sz w:val="21"/>
+        </w:rPr>
+        <w:t>200</w:t>
+      </w:r>
+      <w:r>
+        <w:rPr>
+          <w:sz w:val="21"/>
+        </w:rPr>
+        <w:t xml:space="preserve"> (un </w:t>
+      </w:r>
+      <w:r>
+        <w:rPr>
+          <w:rFonts w:ascii="Consolas" w:hAnsi="Consolas"/>
+          <w:sz w:val="21"/>
+        </w:rPr>
+        <w:t>401</w:t>
+      </w:r>
+      <w:r>
+        <w:rPr>
+          <w:sz w:val="21"/>
+        </w:rPr>
+        <w:t xml:space="preserve"> = cle invalide).</w:t>
       </w:r>
     </w:p>
     <w:p>

--- a/docs/GUIDE-INSTALL-ELEVE.docx
+++ b/docs/GUIDE-INSTALL-ELEVE.docx
@@ -3466,6 +3466,271 @@
         </w:tc>
       </w:tr>
     </w:tbl>
+    <w:p>
+      <w:pPr>
+        <w:pStyle w:val="Heading2"/>
+      </w:pPr>
+      <w:r>
+        <w:t>Comment ta reussite arrive chez le prof (mode cohorte)</w:t>
+      </w:r>
+    </w:p>
+    <w:p>
+      <w:r>
+        <w:t xml:space="preserve">Tu n'envoies </w:t>
+      </w:r>
+      <w:r>
+        <w:rPr>
+          <w:b/>
+        </w:rPr>
+        <w:t>rien a la main</w:t>
+      </w:r>
+      <w:r>
+        <w:t xml:space="preserve"> : le coach s'en charge. En trois temps.</w:t>
+      </w:r>
+    </w:p>
+    <w:p>
+      <w:pPr>
+        <w:pStyle w:val="ListNumber"/>
+      </w:pPr>
+      <w:r>
+        <w:rPr>
+          <w:b/>
+        </w:rPr>
+        <w:t>Inscris-toi a la cohorte (une fois).</w:t>
+      </w:r>
+      <w:r>
+        <w:t xml:space="preserve"> Dans le panneau coach, bloc </w:t>
+      </w:r>
+      <w:r>
+        <w:rPr>
+          <w:b/>
+        </w:rPr>
+        <w:t>« Rejoins ta cohorte (pour que le prof te suive) »</w:t>
+      </w:r>
+      <w:r>
+        <w:t xml:space="preserve"> : saisis </w:t>
+      </w:r>
+      <w:r>
+        <w:rPr>
+          <w:b/>
+        </w:rPr>
+        <w:t>ton email</w:t>
+      </w:r>
+      <w:r>
+        <w:t xml:space="preserve"> et clique </w:t>
+      </w:r>
+      <w:r>
+        <w:rPr>
+          <w:b/>
+        </w:rPr>
+        <w:t>« Rejoindre la cohorte »</w:t>
+      </w:r>
+      <w:r>
+        <w:t xml:space="preserve">. Ton statut passe a </w:t>
+      </w:r>
+      <w:r>
+        <w:rPr>
+          <w:b/>
+        </w:rPr>
+        <w:t>« En attente d'approbation du prof »</w:t>
+      </w:r>
+      <w:r>
+        <w:t xml:space="preserve">, puis a </w:t>
+      </w:r>
+      <w:r>
+        <w:rPr>
+          <w:b/>
+        </w:rPr>
+        <w:t>« Inscrit »</w:t>
+      </w:r>
+      <w:r>
+        <w:t xml:space="preserve"> une fois que le prof a valide ta demande cote dashboard. L'email est l'</w:t>
+      </w:r>
+      <w:r>
+        <w:rPr>
+          <w:b/>
+        </w:rPr>
+        <w:t>identite</w:t>
+      </w:r>
+      <w:r>
+        <w:t xml:space="preserve"> que le prof voit dans sa liste (en plus du label de ton poste).</w:t>
+      </w:r>
+    </w:p>
+    <w:p>
+      <w:pPr>
+        <w:pStyle w:val="ListNumber"/>
+      </w:pPr>
+      <w:r>
+        <w:rPr>
+          <w:b/>
+        </w:rPr>
+        <w:t>Valide un lab.</w:t>
+      </w:r>
+      <w:r>
+        <w:t xml:space="preserve"> Apres avoir attaque l'assistant, onglet </w:t>
+      </w:r>
+      <w:r>
+        <w:rPr>
+          <w:b/>
+        </w:rPr>
+        <w:t>Progression</w:t>
+      </w:r>
+      <w:r>
+        <w:t xml:space="preserve"> → </w:t>
+      </w:r>
+      <w:r>
+        <w:rPr>
+          <w:b/>
+        </w:rPr>
+        <w:t>« Verifier ma reussite »</w:t>
+      </w:r>
+      <w:r>
+        <w:t xml:space="preserve">. Si le </w:t>
+      </w:r>
+      <w:r>
+        <w:rPr>
+          <w:b/>
+        </w:rPr>
+        <w:t>juge</w:t>
+      </w:r>
+      <w:r>
+        <w:t xml:space="preserve"> rend *Reussi*, le coach </w:t>
+      </w:r>
+      <w:r>
+        <w:rPr>
+          <w:b/>
+        </w:rPr>
+        <w:t>pousse automatiquement</w:t>
+      </w:r>
+      <w:r>
+        <w:t xml:space="preserve"> un evenement </w:t>
+      </w:r>
+      <w:r>
+        <w:rPr>
+          <w:rFonts w:ascii="Consolas" w:hAnsi="Consolas"/>
+        </w:rPr>
+        <w:t>challenge_solved</w:t>
+      </w:r>
+      <w:r>
+        <w:t xml:space="preserve"> vers le dashboard du prof (POST interne </w:t>
+      </w:r>
+      <w:r>
+        <w:rPr>
+          <w:rFonts w:ascii="Consolas" w:hAnsi="Consolas"/>
+        </w:rPr>
+        <w:t>/api/sync</w:t>
+      </w:r>
+      <w:r>
+        <w:t>). Aucune action de plus de ta part.</w:t>
+      </w:r>
+    </w:p>
+    <w:p>
+      <w:pPr>
+        <w:pStyle w:val="ListNumber"/>
+      </w:pPr>
+      <w:r>
+        <w:rPr>
+          <w:b/>
+        </w:rPr>
+        <w:t>Recupere ta preuve signee (optionnel).</w:t>
+      </w:r>
+      <w:r>
+        <w:t xml:space="preserve"> Une fois le </w:t>
+      </w:r>
+      <w:r>
+        <w:rPr>
+          <w:rFonts w:ascii="Consolas" w:hAnsi="Consolas"/>
+        </w:rPr>
+        <w:t>challenge_solved</w:t>
+      </w:r>
+      <w:r>
+        <w:t xml:space="preserve"> recu, le dashboard </w:t>
+      </w:r>
+      <w:r>
+        <w:rPr>
+          <w:b/>
+        </w:rPr>
+        <w:t>signe</w:t>
+      </w:r>
+      <w:r>
+        <w:t xml:space="preserve"> une preuve (HMAC-SHA256). Bouton </w:t>
+      </w:r>
+      <w:r>
+        <w:rPr>
+          <w:b/>
+        </w:rPr>
+        <w:t>« Telecharger la preuve »</w:t>
+      </w:r>
+      <w:r>
+        <w:t xml:space="preserve"> : tu obtiens un fichier markdown signe par le serveur (la preuve n'existe </w:t>
+      </w:r>
+      <w:r>
+        <w:rPr>
+          <w:b/>
+        </w:rPr>
+        <w:t>que</w:t>
+      </w:r>
+      <w:r>
+        <w:t xml:space="preserve"> si le dashboard a bien recu ta reussite — sinon « Preuve indisponible »).</w:t>
+      </w:r>
+    </w:p>
+    <w:p>
+      <w:pPr>
+        <w:shd w:val="clear" w:fill="FFF4D6"/>
+      </w:pPr>
+      <w:r>
+        <w:rPr>
+          <w:b/>
+          <w:sz w:val="21"/>
+        </w:rPr>
+        <w:t>Rien ne part sans dashboard.</w:t>
+      </w:r>
+      <w:r>
+        <w:rPr>
+          <w:sz w:val="21"/>
+        </w:rPr>
+        <w:t xml:space="preserve"> En </w:t>
+      </w:r>
+      <w:r>
+        <w:rPr>
+          <w:b/>
+          <w:sz w:val="21"/>
+        </w:rPr>
+        <w:t>mode solo</w:t>
+      </w:r>
+      <w:r>
+        <w:rPr>
+          <w:sz w:val="21"/>
+        </w:rPr>
+        <w:t xml:space="preserve"> (pas de </w:t>
+      </w:r>
+      <w:r>
+        <w:rPr>
+          <w:rFonts w:ascii="Consolas" w:hAnsi="Consolas"/>
+          <w:sz w:val="21"/>
+        </w:rPr>
+        <w:t>-d</w:t>
+      </w:r>
+      <w:r>
+        <w:rPr>
+          <w:sz w:val="21"/>
+        </w:rPr>
+        <w:t xml:space="preserve">), il n'y a ni inscription ni envoi : </w:t>
+      </w:r>
+      <w:r>
+        <w:rPr>
+          <w:rFonts w:ascii="Consolas" w:hAnsi="Consolas"/>
+          <w:sz w:val="21"/>
+        </w:rPr>
+        <w:t>challenge_solved</w:t>
+      </w:r>
+      <w:r>
+        <w:rPr>
+          <w:sz w:val="21"/>
+        </w:rPr>
+        <w:t xml:space="preserve"> reste local, et « Telecharger la preuve » n'est pas disponible. La securite est cote serveur : la cohorte et la signature sont gerees par le dashboard, un eleve ne peut pas falsifier la preuve d'un autre depuis son navigateur.</w:t>
+      </w:r>
+    </w:p>
     <w:p>
       <w:r>
         <w:t>Si quelque chose echoue, voir § 6 ci-dessous.</w:t>
